--- a/ALDO_MORO_UNA_GUERRA_SENZA_FINE_TRE_CONTINUAZIONI.docx
+++ b/ALDO_MORO_UNA_GUERRA_SENZA_FINE_TRE_CONTINUAZIONI.docx
@@ -9,7 +9,7 @@
       </w:pPr>
       <w:r>
         <w:rPr>
-          <w:rFonts w:ascii="Times New Roman" w:cs="Times New Roman" w:eastAsia="Times New Roman" w:hAnsi="Times New Roman"/>
+          <w:rFonts w:ascii="Barlow Semi Condensed" w:cs="Barlow Semi Condensed" w:eastAsia="Barlow Semi Condensed" w:hAnsi="Barlow Semi Condensed"/>
           <w:b/>
           <w:bCs/>
           <w:color w:val="1F3864"/>
@@ -50,7 +50,7 @@
       </w:pPr>
       <w:r>
         <w:rPr>
-          <w:rFonts w:ascii="Times New Roman" w:cs="Times New Roman" w:eastAsia="Times New Roman" w:hAnsi="Times New Roman"/>
+          <w:rFonts w:ascii="Barlow Semi Condensed" w:cs="Barlow Semi Condensed" w:eastAsia="Barlow Semi Condensed" w:hAnsi="Barlow Semi Condensed"/>
           <w:sz w:val="24"/>
           <w:szCs w:val="24"/>
         </w:rPr>
@@ -64,7 +64,7 @@
       </w:pPr>
       <w:r>
         <w:rPr>
-          <w:rFonts w:ascii="Times New Roman" w:cs="Times New Roman" w:eastAsia="Times New Roman" w:hAnsi="Times New Roman"/>
+          <w:rFonts w:ascii="Barlow Semi Condensed" w:cs="Barlow Semi Condensed" w:eastAsia="Barlow Semi Condensed" w:hAnsi="Barlow Semi Condensed"/>
           <w:sz w:val="24"/>
           <w:szCs w:val="24"/>
         </w:rPr>
@@ -78,7 +78,7 @@
       </w:pPr>
       <w:r>
         <w:rPr>
-          <w:rFonts w:ascii="Times New Roman" w:cs="Times New Roman" w:eastAsia="Times New Roman" w:hAnsi="Times New Roman"/>
+          <w:rFonts w:ascii="Barlow Semi Condensed" w:cs="Barlow Semi Condensed" w:eastAsia="Barlow Semi Condensed" w:hAnsi="Barlow Semi Condensed"/>
           <w:i/>
           <w:iCs/>
           <w:sz w:val="24"/>
@@ -94,7 +94,7 @@
       </w:pPr>
       <w:r>
         <w:rPr>
-          <w:rFonts w:ascii="Times New Roman" w:cs="Times New Roman" w:eastAsia="Times New Roman" w:hAnsi="Times New Roman"/>
+          <w:rFonts w:ascii="Barlow Semi Condensed" w:cs="Barlow Semi Condensed" w:eastAsia="Barlow Semi Condensed" w:hAnsi="Barlow Semi Condensed"/>
           <w:sz w:val="24"/>
           <w:szCs w:val="24"/>
         </w:rPr>
@@ -108,13 +108,13 @@
       </w:pPr>
       <w:r>
         <w:rPr>
-          <w:rFonts w:ascii="Times New Roman" w:cs="Times New Roman" w:eastAsia="Times New Roman" w:hAnsi="Times New Roman"/>
+          <w:rFonts w:ascii="Barlow Semi Condensed" w:cs="Barlow Semi Condensed" w:eastAsia="Barlow Semi Condensed" w:hAnsi="Barlow Semi Condensed"/>
           <w:i/>
           <w:iCs/>
           <w:sz w:val="24"/>
           <w:szCs w:val="24"/>
         </w:rPr>
-        <w:t xml:space="preserve">Ordinamento metodologico: Metodologia Normaviva Gamma. Topografia: Iceberg Structure V2. Standard tipografico: Times New Roman 12, A4, giustificato.</w:t>
+        <w:t xml:space="preserve">Ordinamento metodologico: Metodologia Normaviva Gamma. Topografia: Iceberg Structure V2. Standard tipografico: Barlow Semi Condensed 12, A4, giustificato.</w:t>
       </w:r>
     </w:p>
     <w:p>
@@ -129,7 +129,7 @@
       </w:pPr>
       <w:r>
         <w:rPr>
-          <w:rFonts w:ascii="Times New Roman" w:cs="Times New Roman" w:eastAsia="Times New Roman" w:hAnsi="Times New Roman"/>
+          <w:rFonts w:ascii="Barlow Semi Condensed" w:cs="Barlow Semi Condensed" w:eastAsia="Barlow Semi Condensed" w:hAnsi="Barlow Semi Condensed"/>
           <w:sz w:val="24"/>
           <w:szCs w:val="24"/>
         </w:rPr>
@@ -143,7 +143,7 @@
       </w:pPr>
       <w:r>
         <w:rPr>
-          <w:rFonts w:ascii="Times New Roman" w:cs="Times New Roman" w:eastAsia="Times New Roman" w:hAnsi="Times New Roman"/>
+          <w:rFonts w:ascii="Barlow Semi Condensed" w:cs="Barlow Semi Condensed" w:eastAsia="Barlow Semi Condensed" w:hAnsi="Barlow Semi Condensed"/>
           <w:sz w:val="24"/>
           <w:szCs w:val="24"/>
         </w:rPr>
@@ -157,7 +157,7 @@
       </w:pPr>
       <w:r>
         <w:rPr>
-          <w:rFonts w:ascii="Times New Roman" w:cs="Times New Roman" w:eastAsia="Times New Roman" w:hAnsi="Times New Roman"/>
+          <w:rFonts w:ascii="Barlow Semi Condensed" w:cs="Barlow Semi Condensed" w:eastAsia="Barlow Semi Condensed" w:hAnsi="Barlow Semi Condensed"/>
           <w:i/>
           <w:iCs/>
           <w:sz w:val="24"/>
@@ -177,7 +177,7 @@
       </w:pPr>
       <w:r>
         <w:rPr>
-          <w:rFonts w:ascii="Times New Roman" w:cs="Times New Roman" w:eastAsia="Times New Roman" w:hAnsi="Times New Roman"/>
+          <w:rFonts w:ascii="Barlow Semi Condensed" w:cs="Barlow Semi Condensed" w:eastAsia="Barlow Semi Condensed" w:hAnsi="Barlow Semi Condensed"/>
           <w:b/>
           <w:bCs/>
           <w:i w:val="false"/>
@@ -189,7 +189,7 @@
       </w:r>
       <w:r>
         <w:rPr>
-          <w:rFonts w:ascii="Times New Roman" w:cs="Times New Roman" w:eastAsia="Times New Roman" w:hAnsi="Times New Roman"/>
+          <w:rFonts w:ascii="Barlow Semi Condensed" w:cs="Barlow Semi Condensed" w:eastAsia="Barlow Semi Condensed" w:hAnsi="Barlow Semi Condensed"/>
           <w:i w:val="false"/>
           <w:iCs w:val="false"/>
           <w:sz w:val="24"/>
@@ -199,7 +199,7 @@
       </w:r>
       <w:r>
         <w:rPr>
-          <w:rFonts w:ascii="Times New Roman" w:cs="Times New Roman" w:eastAsia="Times New Roman" w:hAnsi="Times New Roman"/>
+          <w:rFonts w:ascii="Barlow Semi Condensed" w:cs="Barlow Semi Condensed" w:eastAsia="Barlow Semi Condensed" w:hAnsi="Barlow Semi Condensed"/>
           <w:b/>
           <w:bCs/>
           <w:i w:val="false"/>
@@ -211,7 +211,7 @@
       </w:r>
       <w:r>
         <w:rPr>
-          <w:rFonts w:ascii="Times New Roman" w:cs="Times New Roman" w:eastAsia="Times New Roman" w:hAnsi="Times New Roman"/>
+          <w:rFonts w:ascii="Barlow Semi Condensed" w:cs="Barlow Semi Condensed" w:eastAsia="Barlow Semi Condensed" w:hAnsi="Barlow Semi Condensed"/>
           <w:i w:val="false"/>
           <w:iCs w:val="false"/>
           <w:sz w:val="24"/>
@@ -221,7 +221,7 @@
       </w:r>
       <w:r>
         <w:rPr>
-          <w:rFonts w:ascii="Times New Roman" w:cs="Times New Roman" w:eastAsia="Times New Roman" w:hAnsi="Times New Roman"/>
+          <w:rFonts w:ascii="Barlow Semi Condensed" w:cs="Barlow Semi Condensed" w:eastAsia="Barlow Semi Condensed" w:hAnsi="Barlow Semi Condensed"/>
           <w:i w:val="false"/>
           <w:iCs w:val="false"/>
           <w:sz w:val="24"/>
@@ -231,7 +231,7 @@
       </w:r>
       <w:r>
         <w:rPr>
-          <w:rFonts w:ascii="Times New Roman" w:cs="Times New Roman" w:eastAsia="Times New Roman" w:hAnsi="Times New Roman"/>
+          <w:rFonts w:ascii="Barlow Semi Condensed" w:cs="Barlow Semi Condensed" w:eastAsia="Barlow Semi Condensed" w:hAnsi="Barlow Semi Condensed"/>
           <w:i w:val="false"/>
           <w:iCs w:val="false"/>
           <w:sz w:val="24"/>
@@ -241,7 +241,7 @@
       </w:r>
       <w:r>
         <w:rPr>
-          <w:rFonts w:ascii="Times New Roman" w:cs="Times New Roman" w:eastAsia="Times New Roman" w:hAnsi="Times New Roman"/>
+          <w:rFonts w:ascii="Barlow Semi Condensed" w:cs="Barlow Semi Condensed" w:eastAsia="Barlow Semi Condensed" w:hAnsi="Barlow Semi Condensed"/>
           <w:b/>
           <w:bCs/>
           <w:i w:val="false"/>
@@ -253,7 +253,7 @@
       </w:r>
       <w:r>
         <w:rPr>
-          <w:rFonts w:ascii="Times New Roman" w:cs="Times New Roman" w:eastAsia="Times New Roman" w:hAnsi="Times New Roman"/>
+          <w:rFonts w:ascii="Barlow Semi Condensed" w:cs="Barlow Semi Condensed" w:eastAsia="Barlow Semi Condensed" w:hAnsi="Barlow Semi Condensed"/>
           <w:i w:val="false"/>
           <w:iCs w:val="false"/>
           <w:sz w:val="24"/>
@@ -263,7 +263,7 @@
       </w:r>
       <w:r>
         <w:rPr>
-          <w:rFonts w:ascii="Times New Roman" w:cs="Times New Roman" w:eastAsia="Times New Roman" w:hAnsi="Times New Roman"/>
+          <w:rFonts w:ascii="Barlow Semi Condensed" w:cs="Barlow Semi Condensed" w:eastAsia="Barlow Semi Condensed" w:hAnsi="Barlow Semi Condensed"/>
           <w:b/>
           <w:bCs/>
           <w:i w:val="false"/>
@@ -275,7 +275,7 @@
       </w:r>
       <w:r>
         <w:rPr>
-          <w:rFonts w:ascii="Times New Roman" w:cs="Times New Roman" w:eastAsia="Times New Roman" w:hAnsi="Times New Roman"/>
+          <w:rFonts w:ascii="Barlow Semi Condensed" w:cs="Barlow Semi Condensed" w:eastAsia="Barlow Semi Condensed" w:hAnsi="Barlow Semi Condensed"/>
           <w:i w:val="false"/>
           <w:iCs w:val="false"/>
           <w:sz w:val="24"/>
@@ -285,7 +285,7 @@
       </w:r>
       <w:r>
         <w:rPr>
-          <w:rFonts w:ascii="Times New Roman" w:cs="Times New Roman" w:eastAsia="Times New Roman" w:hAnsi="Times New Roman"/>
+          <w:rFonts w:ascii="Barlow Semi Condensed" w:cs="Barlow Semi Condensed" w:eastAsia="Barlow Semi Condensed" w:hAnsi="Barlow Semi Condensed"/>
           <w:b/>
           <w:bCs/>
           <w:i w:val="false"/>
@@ -297,7 +297,7 @@
       </w:r>
       <w:r>
         <w:rPr>
-          <w:rFonts w:ascii="Times New Roman" w:cs="Times New Roman" w:eastAsia="Times New Roman" w:hAnsi="Times New Roman"/>
+          <w:rFonts w:ascii="Barlow Semi Condensed" w:cs="Barlow Semi Condensed" w:eastAsia="Barlow Semi Condensed" w:hAnsi="Barlow Semi Condensed"/>
           <w:i w:val="false"/>
           <w:iCs w:val="false"/>
           <w:sz w:val="24"/>
@@ -307,7 +307,7 @@
       </w:r>
       <w:r>
         <w:rPr>
-          <w:rFonts w:ascii="Times New Roman" w:cs="Times New Roman" w:eastAsia="Times New Roman" w:hAnsi="Times New Roman"/>
+          <w:rFonts w:ascii="Barlow Semi Condensed" w:cs="Barlow Semi Condensed" w:eastAsia="Barlow Semi Condensed" w:hAnsi="Barlow Semi Condensed"/>
           <w:b/>
           <w:bCs/>
           <w:i w:val="false"/>
@@ -319,7 +319,7 @@
       </w:r>
       <w:r>
         <w:rPr>
-          <w:rFonts w:ascii="Times New Roman" w:cs="Times New Roman" w:eastAsia="Times New Roman" w:hAnsi="Times New Roman"/>
+          <w:rFonts w:ascii="Barlow Semi Condensed" w:cs="Barlow Semi Condensed" w:eastAsia="Barlow Semi Condensed" w:hAnsi="Barlow Semi Condensed"/>
           <w:i w:val="false"/>
           <w:iCs w:val="false"/>
           <w:sz w:val="24"/>
@@ -343,7 +343,7 @@
       </w:pPr>
       <w:r>
         <w:rPr>
-          <w:rFonts w:ascii="Times New Roman" w:cs="Times New Roman" w:eastAsia="Times New Roman" w:hAnsi="Times New Roman"/>
+          <w:rFonts w:ascii="Barlow Semi Condensed" w:cs="Barlow Semi Condensed" w:eastAsia="Barlow Semi Condensed" w:hAnsi="Barlow Semi Condensed"/>
           <w:sz w:val="24"/>
           <w:szCs w:val="24"/>
         </w:rPr>
@@ -357,7 +357,7 @@
       </w:pPr>
       <w:r>
         <w:rPr>
-          <w:rFonts w:ascii="Times New Roman" w:cs="Times New Roman" w:eastAsia="Times New Roman" w:hAnsi="Times New Roman"/>
+          <w:rFonts w:ascii="Barlow Semi Condensed" w:cs="Barlow Semi Condensed" w:eastAsia="Barlow Semi Condensed" w:hAnsi="Barlow Semi Condensed"/>
           <w:sz w:val="24"/>
           <w:szCs w:val="24"/>
         </w:rPr>
@@ -371,7 +371,7 @@
       </w:pPr>
       <w:r>
         <w:rPr>
-          <w:rFonts w:ascii="Times New Roman" w:cs="Times New Roman" w:eastAsia="Times New Roman" w:hAnsi="Times New Roman"/>
+          <w:rFonts w:ascii="Barlow Semi Condensed" w:cs="Barlow Semi Condensed" w:eastAsia="Barlow Semi Condensed" w:hAnsi="Barlow Semi Condensed"/>
           <w:sz w:val="24"/>
           <w:szCs w:val="24"/>
         </w:rPr>
@@ -379,7 +379,7 @@
       </w:r>
       <w:r>
         <w:rPr>
-          <w:rFonts w:ascii="Times New Roman" w:cs="Times New Roman" w:eastAsia="Times New Roman" w:hAnsi="Times New Roman"/>
+          <w:rFonts w:ascii="Barlow Semi Condensed" w:cs="Barlow Semi Condensed" w:eastAsia="Barlow Semi Condensed" w:hAnsi="Barlow Semi Condensed"/>
           <w:b/>
           <w:bCs/>
           <w:sz w:val="24"/>
@@ -389,7 +389,7 @@
       </w:r>
       <w:r>
         <w:rPr>
-          <w:rFonts w:ascii="Times New Roman" w:cs="Times New Roman" w:eastAsia="Times New Roman" w:hAnsi="Times New Roman"/>
+          <w:rFonts w:ascii="Barlow Semi Condensed" w:cs="Barlow Semi Condensed" w:eastAsia="Barlow Semi Condensed" w:hAnsi="Barlow Semi Condensed"/>
           <w:sz w:val="24"/>
           <w:szCs w:val="24"/>
         </w:rPr>
@@ -403,7 +403,7 @@
       </w:pPr>
       <w:r>
         <w:rPr>
-          <w:rFonts w:ascii="Times New Roman" w:cs="Times New Roman" w:eastAsia="Times New Roman" w:hAnsi="Times New Roman"/>
+          <w:rFonts w:ascii="Barlow Semi Condensed" w:cs="Barlow Semi Condensed" w:eastAsia="Barlow Semi Condensed" w:hAnsi="Barlow Semi Condensed"/>
           <w:sz w:val="24"/>
           <w:szCs w:val="24"/>
         </w:rPr>
@@ -417,7 +417,7 @@
       </w:pPr>
       <w:r>
         <w:rPr>
-          <w:rFonts w:ascii="Times New Roman" w:cs="Times New Roman" w:eastAsia="Times New Roman" w:hAnsi="Times New Roman"/>
+          <w:rFonts w:ascii="Barlow Semi Condensed" w:cs="Barlow Semi Condensed" w:eastAsia="Barlow Semi Condensed" w:hAnsi="Barlow Semi Condensed"/>
           <w:sz w:val="24"/>
           <w:szCs w:val="24"/>
         </w:rPr>
@@ -431,7 +431,7 @@
       </w:pPr>
       <w:r>
         <w:rPr>
-          <w:rFonts w:ascii="Times New Roman" w:cs="Times New Roman" w:eastAsia="Times New Roman" w:hAnsi="Times New Roman"/>
+          <w:rFonts w:ascii="Barlow Semi Condensed" w:cs="Barlow Semi Condensed" w:eastAsia="Barlow Semi Condensed" w:hAnsi="Barlow Semi Condensed"/>
           <w:sz w:val="24"/>
           <w:szCs w:val="24"/>
         </w:rPr>
@@ -439,7 +439,7 @@
       </w:r>
       <w:r>
         <w:rPr>
-          <w:rFonts w:ascii="Times New Roman" w:cs="Times New Roman" w:eastAsia="Times New Roman" w:hAnsi="Times New Roman"/>
+          <w:rFonts w:ascii="Barlow Semi Condensed" w:cs="Barlow Semi Condensed" w:eastAsia="Barlow Semi Condensed" w:hAnsi="Barlow Semi Condensed"/>
           <w:i/>
           <w:iCs/>
           <w:sz w:val="24"/>
@@ -460,7 +460,7 @@
       </w:pPr>
       <w:r>
         <w:rPr>
-          <w:rFonts w:ascii="Times New Roman" w:cs="Times New Roman" w:eastAsia="Times New Roman" w:hAnsi="Times New Roman"/>
+          <w:rFonts w:ascii="Barlow Semi Condensed" w:cs="Barlow Semi Condensed" w:eastAsia="Barlow Semi Condensed" w:hAnsi="Barlow Semi Condensed"/>
           <w:b/>
           <w:bCs/>
           <w:sz w:val="24"/>
@@ -470,7 +470,7 @@
       </w:r>
       <w:r>
         <w:rPr>
-          <w:rFonts w:ascii="Times New Roman" w:cs="Times New Roman" w:eastAsia="Times New Roman" w:hAnsi="Times New Roman"/>
+          <w:rFonts w:ascii="Barlow Semi Condensed" w:cs="Barlow Semi Condensed" w:eastAsia="Barlow Semi Condensed" w:hAnsi="Barlow Semi Condensed"/>
           <w:sz w:val="24"/>
           <w:szCs w:val="24"/>
         </w:rPr>
@@ -478,7 +478,7 @@
       </w:r>
       <w:r>
         <w:rPr>
-          <w:rFonts w:ascii="Times New Roman" w:cs="Times New Roman" w:eastAsia="Times New Roman" w:hAnsi="Times New Roman"/>
+          <w:rFonts w:ascii="Barlow Semi Condensed" w:cs="Barlow Semi Condensed" w:eastAsia="Barlow Semi Condensed" w:hAnsi="Barlow Semi Condensed"/>
           <w:i/>
           <w:iCs/>
           <w:sz w:val="24"/>
@@ -488,7 +488,7 @@
       </w:r>
       <w:r>
         <w:rPr>
-          <w:rFonts w:ascii="Times New Roman" w:cs="Times New Roman" w:eastAsia="Times New Roman" w:hAnsi="Times New Roman"/>
+          <w:rFonts w:ascii="Barlow Semi Condensed" w:cs="Barlow Semi Condensed" w:eastAsia="Barlow Semi Condensed" w:hAnsi="Barlow Semi Condensed"/>
           <w:sz w:val="24"/>
           <w:szCs w:val="24"/>
         </w:rPr>
@@ -507,7 +507,7 @@
       </w:pPr>
       <w:r>
         <w:rPr>
-          <w:rFonts w:ascii="Times New Roman" w:cs="Times New Roman" w:eastAsia="Times New Roman" w:hAnsi="Times New Roman"/>
+          <w:rFonts w:ascii="Barlow Semi Condensed" w:cs="Barlow Semi Condensed" w:eastAsia="Barlow Semi Condensed" w:hAnsi="Barlow Semi Condensed"/>
           <w:b/>
           <w:bCs/>
           <w:sz w:val="24"/>
@@ -517,7 +517,7 @@
       </w:r>
       <w:r>
         <w:rPr>
-          <w:rFonts w:ascii="Times New Roman" w:cs="Times New Roman" w:eastAsia="Times New Roman" w:hAnsi="Times New Roman"/>
+          <w:rFonts w:ascii="Barlow Semi Condensed" w:cs="Barlow Semi Condensed" w:eastAsia="Barlow Semi Condensed" w:hAnsi="Barlow Semi Condensed"/>
           <w:sz w:val="24"/>
           <w:szCs w:val="24"/>
         </w:rPr>
@@ -525,7 +525,7 @@
       </w:r>
       <w:r>
         <w:rPr>
-          <w:rFonts w:ascii="Times New Roman" w:cs="Times New Roman" w:eastAsia="Times New Roman" w:hAnsi="Times New Roman"/>
+          <w:rFonts w:ascii="Barlow Semi Condensed" w:cs="Barlow Semi Condensed" w:eastAsia="Barlow Semi Condensed" w:hAnsi="Barlow Semi Condensed"/>
           <w:i/>
           <w:iCs/>
           <w:sz w:val="24"/>
@@ -535,7 +535,7 @@
       </w:r>
       <w:r>
         <w:rPr>
-          <w:rFonts w:ascii="Times New Roman" w:cs="Times New Roman" w:eastAsia="Times New Roman" w:hAnsi="Times New Roman"/>
+          <w:rFonts w:ascii="Barlow Semi Condensed" w:cs="Barlow Semi Condensed" w:eastAsia="Barlow Semi Condensed" w:hAnsi="Barlow Semi Condensed"/>
           <w:sz w:val="24"/>
           <w:szCs w:val="24"/>
         </w:rPr>
@@ -554,7 +554,7 @@
       </w:pPr>
       <w:r>
         <w:rPr>
-          <w:rFonts w:ascii="Times New Roman" w:cs="Times New Roman" w:eastAsia="Times New Roman" w:hAnsi="Times New Roman"/>
+          <w:rFonts w:ascii="Barlow Semi Condensed" w:cs="Barlow Semi Condensed" w:eastAsia="Barlow Semi Condensed" w:hAnsi="Barlow Semi Condensed"/>
           <w:b/>
           <w:bCs/>
           <w:sz w:val="24"/>
@@ -564,7 +564,7 @@
       </w:r>
       <w:r>
         <w:rPr>
-          <w:rFonts w:ascii="Times New Roman" w:cs="Times New Roman" w:eastAsia="Times New Roman" w:hAnsi="Times New Roman"/>
+          <w:rFonts w:ascii="Barlow Semi Condensed" w:cs="Barlow Semi Condensed" w:eastAsia="Barlow Semi Condensed" w:hAnsi="Barlow Semi Condensed"/>
           <w:sz w:val="24"/>
           <w:szCs w:val="24"/>
         </w:rPr>
@@ -578,7 +578,7 @@
       </w:pPr>
       <w:r>
         <w:rPr>
-          <w:rFonts w:ascii="Times New Roman" w:cs="Times New Roman" w:eastAsia="Times New Roman" w:hAnsi="Times New Roman"/>
+          <w:rFonts w:ascii="Barlow Semi Condensed" w:cs="Barlow Semi Condensed" w:eastAsia="Barlow Semi Condensed" w:hAnsi="Barlow Semi Condensed"/>
           <w:sz w:val="24"/>
           <w:szCs w:val="24"/>
         </w:rPr>
@@ -586,7 +586,7 @@
       </w:r>
       <w:r>
         <w:rPr>
-          <w:rFonts w:ascii="Times New Roman" w:cs="Times New Roman" w:eastAsia="Times New Roman" w:hAnsi="Times New Roman"/>
+          <w:rFonts w:ascii="Barlow Semi Condensed" w:cs="Barlow Semi Condensed" w:eastAsia="Barlow Semi Condensed" w:hAnsi="Barlow Semi Condensed"/>
           <w:b/>
           <w:bCs/>
           <w:sz w:val="24"/>
@@ -596,7 +596,7 @@
       </w:r>
       <w:r>
         <w:rPr>
-          <w:rFonts w:ascii="Times New Roman" w:cs="Times New Roman" w:eastAsia="Times New Roman" w:hAnsi="Times New Roman"/>
+          <w:rFonts w:ascii="Barlow Semi Condensed" w:cs="Barlow Semi Condensed" w:eastAsia="Barlow Semi Condensed" w:hAnsi="Barlow Semi Condensed"/>
           <w:sz w:val="24"/>
           <w:szCs w:val="24"/>
         </w:rPr>
@@ -618,7 +618,7 @@
       </w:pPr>
       <w:r>
         <w:rPr>
-          <w:rFonts w:ascii="Times New Roman" w:cs="Times New Roman" w:eastAsia="Times New Roman" w:hAnsi="Times New Roman"/>
+          <w:rFonts w:ascii="Barlow Semi Condensed" w:cs="Barlow Semi Condensed" w:eastAsia="Barlow Semi Condensed" w:hAnsi="Barlow Semi Condensed"/>
           <w:sz w:val="24"/>
           <w:szCs w:val="24"/>
         </w:rPr>
@@ -632,7 +632,7 @@
       </w:pPr>
       <w:r>
         <w:rPr>
-          <w:rFonts w:ascii="Times New Roman" w:cs="Times New Roman" w:eastAsia="Times New Roman" w:hAnsi="Times New Roman"/>
+          <w:rFonts w:ascii="Barlow Semi Condensed" w:cs="Barlow Semi Condensed" w:eastAsia="Barlow Semi Condensed" w:hAnsi="Barlow Semi Condensed"/>
           <w:sz w:val="24"/>
           <w:szCs w:val="24"/>
         </w:rPr>
@@ -640,7 +640,7 @@
       </w:r>
       <w:r>
         <w:rPr>
-          <w:rFonts w:ascii="Times New Roman" w:cs="Times New Roman" w:eastAsia="Times New Roman" w:hAnsi="Times New Roman"/>
+          <w:rFonts w:ascii="Barlow Semi Condensed" w:cs="Barlow Semi Condensed" w:eastAsia="Barlow Semi Condensed" w:hAnsi="Barlow Semi Condensed"/>
           <w:i/>
           <w:iCs/>
           <w:sz w:val="24"/>
@@ -656,7 +656,7 @@
       </w:pPr>
       <w:r>
         <w:rPr>
-          <w:rFonts w:ascii="Times New Roman" w:cs="Times New Roman" w:eastAsia="Times New Roman" w:hAnsi="Times New Roman"/>
+          <w:rFonts w:ascii="Barlow Semi Condensed" w:cs="Barlow Semi Condensed" w:eastAsia="Barlow Semi Condensed" w:hAnsi="Barlow Semi Condensed"/>
           <w:sz w:val="24"/>
           <w:szCs w:val="24"/>
         </w:rPr>
@@ -670,7 +670,7 @@
       </w:pPr>
       <w:r>
         <w:rPr>
-          <w:rFonts w:ascii="Times New Roman" w:cs="Times New Roman" w:eastAsia="Times New Roman" w:hAnsi="Times New Roman"/>
+          <w:rFonts w:ascii="Barlow Semi Condensed" w:cs="Barlow Semi Condensed" w:eastAsia="Barlow Semi Condensed" w:hAnsi="Barlow Semi Condensed"/>
           <w:b/>
           <w:bCs/>
           <w:sz w:val="24"/>
@@ -680,7 +680,7 @@
       </w:r>
       <w:r>
         <w:rPr>
-          <w:rFonts w:ascii="Times New Roman" w:cs="Times New Roman" w:eastAsia="Times New Roman" w:hAnsi="Times New Roman"/>
+          <w:rFonts w:ascii="Barlow Semi Condensed" w:cs="Barlow Semi Condensed" w:eastAsia="Barlow Semi Condensed" w:hAnsi="Barlow Semi Condensed"/>
           <w:sz w:val="24"/>
           <w:szCs w:val="24"/>
         </w:rPr>
@@ -694,7 +694,7 @@
       </w:pPr>
       <w:r>
         <w:rPr>
-          <w:rFonts w:ascii="Times New Roman" w:cs="Times New Roman" w:eastAsia="Times New Roman" w:hAnsi="Times New Roman"/>
+          <w:rFonts w:ascii="Barlow Semi Condensed" w:cs="Barlow Semi Condensed" w:eastAsia="Barlow Semi Condensed" w:hAnsi="Barlow Semi Condensed"/>
           <w:b/>
           <w:bCs/>
           <w:sz w:val="24"/>
@@ -704,7 +704,7 @@
       </w:r>
       <w:r>
         <w:rPr>
-          <w:rFonts w:ascii="Times New Roman" w:cs="Times New Roman" w:eastAsia="Times New Roman" w:hAnsi="Times New Roman"/>
+          <w:rFonts w:ascii="Barlow Semi Condensed" w:cs="Barlow Semi Condensed" w:eastAsia="Barlow Semi Condensed" w:hAnsi="Barlow Semi Condensed"/>
           <w:sz w:val="24"/>
           <w:szCs w:val="24"/>
         </w:rPr>
@@ -723,7 +723,7 @@
       </w:pPr>
       <w:r>
         <w:rPr>
-          <w:rFonts w:ascii="Times New Roman" w:cs="Times New Roman" w:eastAsia="Times New Roman" w:hAnsi="Times New Roman"/>
+          <w:rFonts w:ascii="Barlow Semi Condensed" w:cs="Barlow Semi Condensed" w:eastAsia="Barlow Semi Condensed" w:hAnsi="Barlow Semi Condensed"/>
           <w:sz w:val="24"/>
           <w:szCs w:val="24"/>
         </w:rPr>
@@ -731,7 +731,7 @@
       </w:r>
       <w:r>
         <w:rPr>
-          <w:rFonts w:ascii="Times New Roman" w:cs="Times New Roman" w:eastAsia="Times New Roman" w:hAnsi="Times New Roman"/>
+          <w:rFonts w:ascii="Barlow Semi Condensed" w:cs="Barlow Semi Condensed" w:eastAsia="Barlow Semi Condensed" w:hAnsi="Barlow Semi Condensed"/>
           <w:b/>
           <w:bCs/>
           <w:sz w:val="24"/>
@@ -741,7 +741,7 @@
       </w:r>
       <w:r>
         <w:rPr>
-          <w:rFonts w:ascii="Times New Roman" w:cs="Times New Roman" w:eastAsia="Times New Roman" w:hAnsi="Times New Roman"/>
+          <w:rFonts w:ascii="Barlow Semi Condensed" w:cs="Barlow Semi Condensed" w:eastAsia="Barlow Semi Condensed" w:hAnsi="Barlow Semi Condensed"/>
           <w:sz w:val="24"/>
           <w:szCs w:val="24"/>
         </w:rPr>
@@ -749,7 +749,7 @@
       </w:r>
       <w:r>
         <w:rPr>
-          <w:rFonts w:ascii="Times New Roman" w:cs="Times New Roman" w:eastAsia="Times New Roman" w:hAnsi="Times New Roman"/>
+          <w:rFonts w:ascii="Barlow Semi Condensed" w:cs="Barlow Semi Condensed" w:eastAsia="Barlow Semi Condensed" w:hAnsi="Barlow Semi Condensed"/>
           <w:b/>
           <w:bCs/>
           <w:sz w:val="24"/>
@@ -759,7 +759,7 @@
       </w:r>
       <w:r>
         <w:rPr>
-          <w:rFonts w:ascii="Times New Roman" w:cs="Times New Roman" w:eastAsia="Times New Roman" w:hAnsi="Times New Roman"/>
+          <w:rFonts w:ascii="Barlow Semi Condensed" w:cs="Barlow Semi Condensed" w:eastAsia="Barlow Semi Condensed" w:hAnsi="Barlow Semi Condensed"/>
           <w:sz w:val="24"/>
           <w:szCs w:val="24"/>
         </w:rPr>
@@ -778,7 +778,7 @@
       </w:pPr>
       <w:r>
         <w:rPr>
-          <w:rFonts w:ascii="Times New Roman" w:cs="Times New Roman" w:eastAsia="Times New Roman" w:hAnsi="Times New Roman"/>
+          <w:rFonts w:ascii="Barlow Semi Condensed" w:cs="Barlow Semi Condensed" w:eastAsia="Barlow Semi Condensed" w:hAnsi="Barlow Semi Condensed"/>
           <w:sz w:val="24"/>
           <w:szCs w:val="24"/>
         </w:rPr>
@@ -786,7 +786,7 @@
       </w:r>
       <w:r>
         <w:rPr>
-          <w:rFonts w:ascii="Times New Roman" w:cs="Times New Roman" w:eastAsia="Times New Roman" w:hAnsi="Times New Roman"/>
+          <w:rFonts w:ascii="Barlow Semi Condensed" w:cs="Barlow Semi Condensed" w:eastAsia="Barlow Semi Condensed" w:hAnsi="Barlow Semi Condensed"/>
           <w:b/>
           <w:bCs/>
           <w:sz w:val="24"/>
@@ -796,7 +796,7 @@
       </w:r>
       <w:r>
         <w:rPr>
-          <w:rFonts w:ascii="Times New Roman" w:cs="Times New Roman" w:eastAsia="Times New Roman" w:hAnsi="Times New Roman"/>
+          <w:rFonts w:ascii="Barlow Semi Condensed" w:cs="Barlow Semi Condensed" w:eastAsia="Barlow Semi Condensed" w:hAnsi="Barlow Semi Condensed"/>
           <w:sz w:val="24"/>
           <w:szCs w:val="24"/>
         </w:rPr>
@@ -804,7 +804,7 @@
       </w:r>
       <w:r>
         <w:rPr>
-          <w:rFonts w:ascii="Times New Roman" w:cs="Times New Roman" w:eastAsia="Times New Roman" w:hAnsi="Times New Roman"/>
+          <w:rFonts w:ascii="Barlow Semi Condensed" w:cs="Barlow Semi Condensed" w:eastAsia="Barlow Semi Condensed" w:hAnsi="Barlow Semi Condensed"/>
           <w:b/>
           <w:bCs/>
           <w:sz w:val="24"/>
@@ -814,7 +814,7 @@
       </w:r>
       <w:r>
         <w:rPr>
-          <w:rFonts w:ascii="Times New Roman" w:cs="Times New Roman" w:eastAsia="Times New Roman" w:hAnsi="Times New Roman"/>
+          <w:rFonts w:ascii="Barlow Semi Condensed" w:cs="Barlow Semi Condensed" w:eastAsia="Barlow Semi Condensed" w:hAnsi="Barlow Semi Condensed"/>
           <w:sz w:val="24"/>
           <w:szCs w:val="24"/>
         </w:rPr>
@@ -828,7 +828,7 @@
       </w:pPr>
       <w:r>
         <w:rPr>
-          <w:rFonts w:ascii="Times New Roman" w:cs="Times New Roman" w:eastAsia="Times New Roman" w:hAnsi="Times New Roman"/>
+          <w:rFonts w:ascii="Barlow Semi Condensed" w:cs="Barlow Semi Condensed" w:eastAsia="Barlow Semi Condensed" w:hAnsi="Barlow Semi Condensed"/>
           <w:b/>
           <w:bCs/>
           <w:sz w:val="24"/>
@@ -838,7 +838,7 @@
       </w:r>
       <w:r>
         <w:rPr>
-          <w:rFonts w:ascii="Times New Roman" w:cs="Times New Roman" w:eastAsia="Times New Roman" w:hAnsi="Times New Roman"/>
+          <w:rFonts w:ascii="Barlow Semi Condensed" w:cs="Barlow Semi Condensed" w:eastAsia="Barlow Semi Condensed" w:hAnsi="Barlow Semi Condensed"/>
           <w:sz w:val="24"/>
           <w:szCs w:val="24"/>
         </w:rPr>
@@ -846,7 +846,7 @@
       </w:r>
       <w:r>
         <w:rPr>
-          <w:rFonts w:ascii="Times New Roman" w:cs="Times New Roman" w:eastAsia="Times New Roman" w:hAnsi="Times New Roman"/>
+          <w:rFonts w:ascii="Barlow Semi Condensed" w:cs="Barlow Semi Condensed" w:eastAsia="Barlow Semi Condensed" w:hAnsi="Barlow Semi Condensed"/>
           <w:i/>
           <w:iCs/>
           <w:sz w:val="24"/>
@@ -856,7 +856,7 @@
       </w:r>
       <w:r>
         <w:rPr>
-          <w:rFonts w:ascii="Times New Roman" w:cs="Times New Roman" w:eastAsia="Times New Roman" w:hAnsi="Times New Roman"/>
+          <w:rFonts w:ascii="Barlow Semi Condensed" w:cs="Barlow Semi Condensed" w:eastAsia="Barlow Semi Condensed" w:hAnsi="Barlow Semi Condensed"/>
           <w:sz w:val="24"/>
           <w:szCs w:val="24"/>
         </w:rPr>
@@ -870,7 +870,7 @@
       </w:pPr>
       <w:r>
         <w:rPr>
-          <w:rFonts w:ascii="Times New Roman" w:cs="Times New Roman" w:eastAsia="Times New Roman" w:hAnsi="Times New Roman"/>
+          <w:rFonts w:ascii="Barlow Semi Condensed" w:cs="Barlow Semi Condensed" w:eastAsia="Barlow Semi Condensed" w:hAnsi="Barlow Semi Condensed"/>
           <w:sz w:val="24"/>
           <w:szCs w:val="24"/>
         </w:rPr>
@@ -884,7 +884,7 @@
       </w:pPr>
       <w:r>
         <w:rPr>
-          <w:rFonts w:ascii="Times New Roman" w:cs="Times New Roman" w:eastAsia="Times New Roman" w:hAnsi="Times New Roman"/>
+          <w:rFonts w:ascii="Barlow Semi Condensed" w:cs="Barlow Semi Condensed" w:eastAsia="Barlow Semi Condensed" w:hAnsi="Barlow Semi Condensed"/>
           <w:b/>
           <w:bCs/>
           <w:sz w:val="24"/>
@@ -894,7 +894,7 @@
       </w:r>
       <w:r>
         <w:rPr>
-          <w:rFonts w:ascii="Times New Roman" w:cs="Times New Roman" w:eastAsia="Times New Roman" w:hAnsi="Times New Roman"/>
+          <w:rFonts w:ascii="Barlow Semi Condensed" w:cs="Barlow Semi Condensed" w:eastAsia="Barlow Semi Condensed" w:hAnsi="Barlow Semi Condensed"/>
           <w:sz w:val="24"/>
           <w:szCs w:val="24"/>
         </w:rPr>
@@ -902,7 +902,7 @@
       </w:r>
       <w:r>
         <w:rPr>
-          <w:rFonts w:ascii="Times New Roman" w:cs="Times New Roman" w:eastAsia="Times New Roman" w:hAnsi="Times New Roman"/>
+          <w:rFonts w:ascii="Barlow Semi Condensed" w:cs="Barlow Semi Condensed" w:eastAsia="Barlow Semi Condensed" w:hAnsi="Barlow Semi Condensed"/>
           <w:b/>
           <w:bCs/>
           <w:sz w:val="24"/>
@@ -912,7 +912,7 @@
       </w:r>
       <w:r>
         <w:rPr>
-          <w:rFonts w:ascii="Times New Roman" w:cs="Times New Roman" w:eastAsia="Times New Roman" w:hAnsi="Times New Roman"/>
+          <w:rFonts w:ascii="Barlow Semi Condensed" w:cs="Barlow Semi Condensed" w:eastAsia="Barlow Semi Condensed" w:hAnsi="Barlow Semi Condensed"/>
           <w:sz w:val="24"/>
           <w:szCs w:val="24"/>
         </w:rPr>
@@ -926,7 +926,7 @@
       </w:pPr>
       <w:r>
         <w:rPr>
-          <w:rFonts w:ascii="Times New Roman" w:cs="Times New Roman" w:eastAsia="Times New Roman" w:hAnsi="Times New Roman"/>
+          <w:rFonts w:ascii="Barlow Semi Condensed" w:cs="Barlow Semi Condensed" w:eastAsia="Barlow Semi Condensed" w:hAnsi="Barlow Semi Condensed"/>
           <w:b/>
           <w:bCs/>
           <w:sz w:val="24"/>
@@ -936,7 +936,7 @@
       </w:r>
       <w:r>
         <w:rPr>
-          <w:rFonts w:ascii="Times New Roman" w:cs="Times New Roman" w:eastAsia="Times New Roman" w:hAnsi="Times New Roman"/>
+          <w:rFonts w:ascii="Barlow Semi Condensed" w:cs="Barlow Semi Condensed" w:eastAsia="Barlow Semi Condensed" w:hAnsi="Barlow Semi Condensed"/>
           <w:sz w:val="24"/>
           <w:szCs w:val="24"/>
         </w:rPr>
@@ -944,7 +944,7 @@
       </w:r>
       <w:r>
         <w:rPr>
-          <w:rFonts w:ascii="Times New Roman" w:cs="Times New Roman" w:eastAsia="Times New Roman" w:hAnsi="Times New Roman"/>
+          <w:rFonts w:ascii="Barlow Semi Condensed" w:cs="Barlow Semi Condensed" w:eastAsia="Barlow Semi Condensed" w:hAnsi="Barlow Semi Condensed"/>
           <w:b/>
           <w:bCs/>
           <w:sz w:val="24"/>
@@ -954,7 +954,7 @@
       </w:r>
       <w:r>
         <w:rPr>
-          <w:rFonts w:ascii="Times New Roman" w:cs="Times New Roman" w:eastAsia="Times New Roman" w:hAnsi="Times New Roman"/>
+          <w:rFonts w:ascii="Barlow Semi Condensed" w:cs="Barlow Semi Condensed" w:eastAsia="Barlow Semi Condensed" w:hAnsi="Barlow Semi Condensed"/>
           <w:sz w:val="24"/>
           <w:szCs w:val="24"/>
         </w:rPr>
@@ -968,7 +968,7 @@
       </w:pPr>
       <w:r>
         <w:rPr>
-          <w:rFonts w:ascii="Times New Roman" w:cs="Times New Roman" w:eastAsia="Times New Roman" w:hAnsi="Times New Roman"/>
+          <w:rFonts w:ascii="Barlow Semi Condensed" w:cs="Barlow Semi Condensed" w:eastAsia="Barlow Semi Condensed" w:hAnsi="Barlow Semi Condensed"/>
           <w:sz w:val="24"/>
           <w:szCs w:val="24"/>
         </w:rPr>
@@ -982,7 +982,7 @@
       </w:pPr>
       <w:r>
         <w:rPr>
-          <w:rFonts w:ascii="Times New Roman" w:cs="Times New Roman" w:eastAsia="Times New Roman" w:hAnsi="Times New Roman"/>
+          <w:rFonts w:ascii="Barlow Semi Condensed" w:cs="Barlow Semi Condensed" w:eastAsia="Barlow Semi Condensed" w:hAnsi="Barlow Semi Condensed"/>
           <w:b/>
           <w:bCs/>
           <w:sz w:val="24"/>
@@ -992,7 +992,7 @@
       </w:r>
       <w:r>
         <w:rPr>
-          <w:rFonts w:ascii="Times New Roman" w:cs="Times New Roman" w:eastAsia="Times New Roman" w:hAnsi="Times New Roman"/>
+          <w:rFonts w:ascii="Barlow Semi Condensed" w:cs="Barlow Semi Condensed" w:eastAsia="Barlow Semi Condensed" w:hAnsi="Barlow Semi Condensed"/>
           <w:sz w:val="24"/>
           <w:szCs w:val="24"/>
         </w:rPr>
@@ -1000,7 +1000,7 @@
       </w:r>
       <w:r>
         <w:rPr>
-          <w:rFonts w:ascii="Times New Roman" w:cs="Times New Roman" w:eastAsia="Times New Roman" w:hAnsi="Times New Roman"/>
+          <w:rFonts w:ascii="Barlow Semi Condensed" w:cs="Barlow Semi Condensed" w:eastAsia="Barlow Semi Condensed" w:hAnsi="Barlow Semi Condensed"/>
           <w:b/>
           <w:bCs/>
           <w:sz w:val="24"/>
@@ -1010,7 +1010,7 @@
       </w:r>
       <w:r>
         <w:rPr>
-          <w:rFonts w:ascii="Times New Roman" w:cs="Times New Roman" w:eastAsia="Times New Roman" w:hAnsi="Times New Roman"/>
+          <w:rFonts w:ascii="Barlow Semi Condensed" w:cs="Barlow Semi Condensed" w:eastAsia="Barlow Semi Condensed" w:hAnsi="Barlow Semi Condensed"/>
           <w:sz w:val="24"/>
           <w:szCs w:val="24"/>
         </w:rPr>
@@ -1024,7 +1024,7 @@
       </w:pPr>
       <w:r>
         <w:rPr>
-          <w:rFonts w:ascii="Times New Roman" w:cs="Times New Roman" w:eastAsia="Times New Roman" w:hAnsi="Times New Roman"/>
+          <w:rFonts w:ascii="Barlow Semi Condensed" w:cs="Barlow Semi Condensed" w:eastAsia="Barlow Semi Condensed" w:hAnsi="Barlow Semi Condensed"/>
           <w:b/>
           <w:bCs/>
           <w:sz w:val="24"/>
@@ -1034,7 +1034,7 @@
       </w:r>
       <w:r>
         <w:rPr>
-          <w:rFonts w:ascii="Times New Roman" w:cs="Times New Roman" w:eastAsia="Times New Roman" w:hAnsi="Times New Roman"/>
+          <w:rFonts w:ascii="Barlow Semi Condensed" w:cs="Barlow Semi Condensed" w:eastAsia="Barlow Semi Condensed" w:hAnsi="Barlow Semi Condensed"/>
           <w:sz w:val="24"/>
           <w:szCs w:val="24"/>
         </w:rPr>
@@ -1042,7 +1042,7 @@
       </w:r>
       <w:r>
         <w:rPr>
-          <w:rFonts w:ascii="Times New Roman" w:cs="Times New Roman" w:eastAsia="Times New Roman" w:hAnsi="Times New Roman"/>
+          <w:rFonts w:ascii="Barlow Semi Condensed" w:cs="Barlow Semi Condensed" w:eastAsia="Barlow Semi Condensed" w:hAnsi="Barlow Semi Condensed"/>
           <w:b/>
           <w:bCs/>
           <w:sz w:val="24"/>
@@ -1052,7 +1052,7 @@
       </w:r>
       <w:r>
         <w:rPr>
-          <w:rFonts w:ascii="Times New Roman" w:cs="Times New Roman" w:eastAsia="Times New Roman" w:hAnsi="Times New Roman"/>
+          <w:rFonts w:ascii="Barlow Semi Condensed" w:cs="Barlow Semi Condensed" w:eastAsia="Barlow Semi Condensed" w:hAnsi="Barlow Semi Condensed"/>
           <w:sz w:val="24"/>
           <w:szCs w:val="24"/>
         </w:rPr>
@@ -1060,7 +1060,7 @@
       </w:r>
       <w:r>
         <w:rPr>
-          <w:rFonts w:ascii="Times New Roman" w:cs="Times New Roman" w:eastAsia="Times New Roman" w:hAnsi="Times New Roman"/>
+          <w:rFonts w:ascii="Barlow Semi Condensed" w:cs="Barlow Semi Condensed" w:eastAsia="Barlow Semi Condensed" w:hAnsi="Barlow Semi Condensed"/>
           <w:b/>
           <w:bCs/>
           <w:sz w:val="24"/>
@@ -1070,7 +1070,7 @@
       </w:r>
       <w:r>
         <w:rPr>
-          <w:rFonts w:ascii="Times New Roman" w:cs="Times New Roman" w:eastAsia="Times New Roman" w:hAnsi="Times New Roman"/>
+          <w:rFonts w:ascii="Barlow Semi Condensed" w:cs="Barlow Semi Condensed" w:eastAsia="Barlow Semi Condensed" w:hAnsi="Barlow Semi Condensed"/>
           <w:sz w:val="24"/>
           <w:szCs w:val="24"/>
         </w:rPr>
@@ -1084,7 +1084,7 @@
       </w:pPr>
       <w:r>
         <w:rPr>
-          <w:rFonts w:ascii="Times New Roman" w:cs="Times New Roman" w:eastAsia="Times New Roman" w:hAnsi="Times New Roman"/>
+          <w:rFonts w:ascii="Barlow Semi Condensed" w:cs="Barlow Semi Condensed" w:eastAsia="Barlow Semi Condensed" w:hAnsi="Barlow Semi Condensed"/>
           <w:sz w:val="24"/>
           <w:szCs w:val="24"/>
         </w:rPr>
@@ -1098,7 +1098,7 @@
       </w:pPr>
       <w:r>
         <w:rPr>
-          <w:rFonts w:ascii="Times New Roman" w:cs="Times New Roman" w:eastAsia="Times New Roman" w:hAnsi="Times New Roman"/>
+          <w:rFonts w:ascii="Barlow Semi Condensed" w:cs="Barlow Semi Condensed" w:eastAsia="Barlow Semi Condensed" w:hAnsi="Barlow Semi Condensed"/>
           <w:b/>
           <w:bCs/>
           <w:sz w:val="24"/>
@@ -1108,7 +1108,7 @@
       </w:r>
       <w:r>
         <w:rPr>
-          <w:rFonts w:ascii="Times New Roman" w:cs="Times New Roman" w:eastAsia="Times New Roman" w:hAnsi="Times New Roman"/>
+          <w:rFonts w:ascii="Barlow Semi Condensed" w:cs="Barlow Semi Condensed" w:eastAsia="Barlow Semi Condensed" w:hAnsi="Barlow Semi Condensed"/>
           <w:sz w:val="24"/>
           <w:szCs w:val="24"/>
         </w:rPr>
@@ -1116,7 +1116,7 @@
       </w:r>
       <w:r>
         <w:rPr>
-          <w:rFonts w:ascii="Times New Roman" w:cs="Times New Roman" w:eastAsia="Times New Roman" w:hAnsi="Times New Roman"/>
+          <w:rFonts w:ascii="Barlow Semi Condensed" w:cs="Barlow Semi Condensed" w:eastAsia="Barlow Semi Condensed" w:hAnsi="Barlow Semi Condensed"/>
           <w:b/>
           <w:bCs/>
           <w:sz w:val="24"/>
@@ -1126,7 +1126,7 @@
       </w:r>
       <w:r>
         <w:rPr>
-          <w:rFonts w:ascii="Times New Roman" w:cs="Times New Roman" w:eastAsia="Times New Roman" w:hAnsi="Times New Roman"/>
+          <w:rFonts w:ascii="Barlow Semi Condensed" w:cs="Barlow Semi Condensed" w:eastAsia="Barlow Semi Condensed" w:hAnsi="Barlow Semi Condensed"/>
           <w:sz w:val="24"/>
           <w:szCs w:val="24"/>
         </w:rPr>
@@ -1140,7 +1140,7 @@
       </w:pPr>
       <w:r>
         <w:rPr>
-          <w:rFonts w:ascii="Times New Roman" w:cs="Times New Roman" w:eastAsia="Times New Roman" w:hAnsi="Times New Roman"/>
+          <w:rFonts w:ascii="Barlow Semi Condensed" w:cs="Barlow Semi Condensed" w:eastAsia="Barlow Semi Condensed" w:hAnsi="Barlow Semi Condensed"/>
           <w:b/>
           <w:bCs/>
           <w:sz w:val="24"/>
@@ -1150,7 +1150,7 @@
       </w:r>
       <w:r>
         <w:rPr>
-          <w:rFonts w:ascii="Times New Roman" w:cs="Times New Roman" w:eastAsia="Times New Roman" w:hAnsi="Times New Roman"/>
+          <w:rFonts w:ascii="Barlow Semi Condensed" w:cs="Barlow Semi Condensed" w:eastAsia="Barlow Semi Condensed" w:hAnsi="Barlow Semi Condensed"/>
           <w:sz w:val="24"/>
           <w:szCs w:val="24"/>
         </w:rPr>
@@ -1158,7 +1158,7 @@
       </w:r>
       <w:r>
         <w:rPr>
-          <w:rFonts w:ascii="Times New Roman" w:cs="Times New Roman" w:eastAsia="Times New Roman" w:hAnsi="Times New Roman"/>
+          <w:rFonts w:ascii="Barlow Semi Condensed" w:cs="Barlow Semi Condensed" w:eastAsia="Barlow Semi Condensed" w:hAnsi="Barlow Semi Condensed"/>
           <w:b/>
           <w:bCs/>
           <w:sz w:val="24"/>
@@ -1168,7 +1168,7 @@
       </w:r>
       <w:r>
         <w:rPr>
-          <w:rFonts w:ascii="Times New Roman" w:cs="Times New Roman" w:eastAsia="Times New Roman" w:hAnsi="Times New Roman"/>
+          <w:rFonts w:ascii="Barlow Semi Condensed" w:cs="Barlow Semi Condensed" w:eastAsia="Barlow Semi Condensed" w:hAnsi="Barlow Semi Condensed"/>
           <w:sz w:val="24"/>
           <w:szCs w:val="24"/>
         </w:rPr>
@@ -1176,7 +1176,7 @@
       </w:r>
       <w:r>
         <w:rPr>
-          <w:rFonts w:ascii="Times New Roman" w:cs="Times New Roman" w:eastAsia="Times New Roman" w:hAnsi="Times New Roman"/>
+          <w:rFonts w:ascii="Barlow Semi Condensed" w:cs="Barlow Semi Condensed" w:eastAsia="Barlow Semi Condensed" w:hAnsi="Barlow Semi Condensed"/>
           <w:i/>
           <w:iCs/>
           <w:sz w:val="24"/>
@@ -1186,7 +1186,7 @@
       </w:r>
       <w:r>
         <w:rPr>
-          <w:rFonts w:ascii="Times New Roman" w:cs="Times New Roman" w:eastAsia="Times New Roman" w:hAnsi="Times New Roman"/>
+          <w:rFonts w:ascii="Barlow Semi Condensed" w:cs="Barlow Semi Condensed" w:eastAsia="Barlow Semi Condensed" w:hAnsi="Barlow Semi Condensed"/>
           <w:sz w:val="24"/>
           <w:szCs w:val="24"/>
         </w:rPr>
@@ -1194,7 +1194,7 @@
       </w:r>
       <w:r>
         <w:rPr>
-          <w:rFonts w:ascii="Times New Roman" w:cs="Times New Roman" w:eastAsia="Times New Roman" w:hAnsi="Times New Roman"/>
+          <w:rFonts w:ascii="Barlow Semi Condensed" w:cs="Barlow Semi Condensed" w:eastAsia="Barlow Semi Condensed" w:hAnsi="Barlow Semi Condensed"/>
           <w:i/>
           <w:iCs/>
           <w:sz w:val="24"/>
@@ -1204,7 +1204,7 @@
       </w:r>
       <w:r>
         <w:rPr>
-          <w:rFonts w:ascii="Times New Roman" w:cs="Times New Roman" w:eastAsia="Times New Roman" w:hAnsi="Times New Roman"/>
+          <w:rFonts w:ascii="Barlow Semi Condensed" w:cs="Barlow Semi Condensed" w:eastAsia="Barlow Semi Condensed" w:hAnsi="Barlow Semi Condensed"/>
           <w:sz w:val="24"/>
           <w:szCs w:val="24"/>
         </w:rPr>
@@ -1218,7 +1218,7 @@
       </w:pPr>
       <w:r>
         <w:rPr>
-          <w:rFonts w:ascii="Times New Roman" w:cs="Times New Roman" w:eastAsia="Times New Roman" w:hAnsi="Times New Roman"/>
+          <w:rFonts w:ascii="Barlow Semi Condensed" w:cs="Barlow Semi Condensed" w:eastAsia="Barlow Semi Condensed" w:hAnsi="Barlow Semi Condensed"/>
           <w:sz w:val="24"/>
           <w:szCs w:val="24"/>
         </w:rPr>
@@ -1232,7 +1232,7 @@
       </w:pPr>
       <w:r>
         <w:rPr>
-          <w:rFonts w:ascii="Times New Roman" w:cs="Times New Roman" w:eastAsia="Times New Roman" w:hAnsi="Times New Roman"/>
+          <w:rFonts w:ascii="Barlow Semi Condensed" w:cs="Barlow Semi Condensed" w:eastAsia="Barlow Semi Condensed" w:hAnsi="Barlow Semi Condensed"/>
           <w:b/>
           <w:bCs/>
           <w:sz w:val="24"/>
@@ -1242,7 +1242,7 @@
       </w:r>
       <w:r>
         <w:rPr>
-          <w:rFonts w:ascii="Times New Roman" w:cs="Times New Roman" w:eastAsia="Times New Roman" w:hAnsi="Times New Roman"/>
+          <w:rFonts w:ascii="Barlow Semi Condensed" w:cs="Barlow Semi Condensed" w:eastAsia="Barlow Semi Condensed" w:hAnsi="Barlow Semi Condensed"/>
           <w:sz w:val="24"/>
           <w:szCs w:val="24"/>
         </w:rPr>
@@ -1256,7 +1256,7 @@
       </w:pPr>
       <w:r>
         <w:rPr>
-          <w:rFonts w:ascii="Times New Roman" w:cs="Times New Roman" w:eastAsia="Times New Roman" w:hAnsi="Times New Roman"/>
+          <w:rFonts w:ascii="Barlow Semi Condensed" w:cs="Barlow Semi Condensed" w:eastAsia="Barlow Semi Condensed" w:hAnsi="Barlow Semi Condensed"/>
           <w:b/>
           <w:bCs/>
           <w:sz w:val="24"/>
@@ -1266,7 +1266,7 @@
       </w:r>
       <w:r>
         <w:rPr>
-          <w:rFonts w:ascii="Times New Roman" w:cs="Times New Roman" w:eastAsia="Times New Roman" w:hAnsi="Times New Roman"/>
+          <w:rFonts w:ascii="Barlow Semi Condensed" w:cs="Barlow Semi Condensed" w:eastAsia="Barlow Semi Condensed" w:hAnsi="Barlow Semi Condensed"/>
           <w:sz w:val="24"/>
           <w:szCs w:val="24"/>
         </w:rPr>
@@ -1274,7 +1274,7 @@
       </w:r>
       <w:r>
         <w:rPr>
-          <w:rFonts w:ascii="Times New Roman" w:cs="Times New Roman" w:eastAsia="Times New Roman" w:hAnsi="Times New Roman"/>
+          <w:rFonts w:ascii="Barlow Semi Condensed" w:cs="Barlow Semi Condensed" w:eastAsia="Barlow Semi Condensed" w:hAnsi="Barlow Semi Condensed"/>
           <w:b/>
           <w:bCs/>
           <w:sz w:val="24"/>
@@ -1284,7 +1284,7 @@
       </w:r>
       <w:r>
         <w:rPr>
-          <w:rFonts w:ascii="Times New Roman" w:cs="Times New Roman" w:eastAsia="Times New Roman" w:hAnsi="Times New Roman"/>
+          <w:rFonts w:ascii="Barlow Semi Condensed" w:cs="Barlow Semi Condensed" w:eastAsia="Barlow Semi Condensed" w:hAnsi="Barlow Semi Condensed"/>
           <w:sz w:val="24"/>
           <w:szCs w:val="24"/>
         </w:rPr>
@@ -1292,7 +1292,7 @@
       </w:r>
       <w:r>
         <w:rPr>
-          <w:rFonts w:ascii="Times New Roman" w:cs="Times New Roman" w:eastAsia="Times New Roman" w:hAnsi="Times New Roman"/>
+          <w:rFonts w:ascii="Barlow Semi Condensed" w:cs="Barlow Semi Condensed" w:eastAsia="Barlow Semi Condensed" w:hAnsi="Barlow Semi Condensed"/>
           <w:i/>
           <w:iCs/>
           <w:sz w:val="24"/>
@@ -1302,7 +1302,7 @@
       </w:r>
       <w:r>
         <w:rPr>
-          <w:rFonts w:ascii="Times New Roman" w:cs="Times New Roman" w:eastAsia="Times New Roman" w:hAnsi="Times New Roman"/>
+          <w:rFonts w:ascii="Barlow Semi Condensed" w:cs="Barlow Semi Condensed" w:eastAsia="Barlow Semi Condensed" w:hAnsi="Barlow Semi Condensed"/>
           <w:sz w:val="24"/>
           <w:szCs w:val="24"/>
         </w:rPr>
@@ -1310,7 +1310,7 @@
       </w:r>
       <w:r>
         <w:rPr>
-          <w:rFonts w:ascii="Times New Roman" w:cs="Times New Roman" w:eastAsia="Times New Roman" w:hAnsi="Times New Roman"/>
+          <w:rFonts w:ascii="Barlow Semi Condensed" w:cs="Barlow Semi Condensed" w:eastAsia="Barlow Semi Condensed" w:hAnsi="Barlow Semi Condensed"/>
           <w:i/>
           <w:iCs/>
           <w:sz w:val="24"/>
@@ -1320,7 +1320,7 @@
       </w:r>
       <w:r>
         <w:rPr>
-          <w:rFonts w:ascii="Times New Roman" w:cs="Times New Roman" w:eastAsia="Times New Roman" w:hAnsi="Times New Roman"/>
+          <w:rFonts w:ascii="Barlow Semi Condensed" w:cs="Barlow Semi Condensed" w:eastAsia="Barlow Semi Condensed" w:hAnsi="Barlow Semi Condensed"/>
           <w:sz w:val="24"/>
           <w:szCs w:val="24"/>
         </w:rPr>
@@ -1334,7 +1334,7 @@
       </w:pPr>
       <w:r>
         <w:rPr>
-          <w:rFonts w:ascii="Times New Roman" w:cs="Times New Roman" w:eastAsia="Times New Roman" w:hAnsi="Times New Roman"/>
+          <w:rFonts w:ascii="Barlow Semi Condensed" w:cs="Barlow Semi Condensed" w:eastAsia="Barlow Semi Condensed" w:hAnsi="Barlow Semi Condensed"/>
           <w:sz w:val="24"/>
           <w:szCs w:val="24"/>
         </w:rPr>
@@ -1348,7 +1348,7 @@
       </w:pPr>
       <w:r>
         <w:rPr>
-          <w:rFonts w:ascii="Times New Roman" w:cs="Times New Roman" w:eastAsia="Times New Roman" w:hAnsi="Times New Roman"/>
+          <w:rFonts w:ascii="Barlow Semi Condensed" w:cs="Barlow Semi Condensed" w:eastAsia="Barlow Semi Condensed" w:hAnsi="Barlow Semi Condensed"/>
           <w:b/>
           <w:bCs/>
           <w:sz w:val="24"/>
@@ -1358,7 +1358,7 @@
       </w:r>
       <w:r>
         <w:rPr>
-          <w:rFonts w:ascii="Times New Roman" w:cs="Times New Roman" w:eastAsia="Times New Roman" w:hAnsi="Times New Roman"/>
+          <w:rFonts w:ascii="Barlow Semi Condensed" w:cs="Barlow Semi Condensed" w:eastAsia="Barlow Semi Condensed" w:hAnsi="Barlow Semi Condensed"/>
           <w:sz w:val="24"/>
           <w:szCs w:val="24"/>
         </w:rPr>
@@ -1366,7 +1366,7 @@
       </w:r>
       <w:r>
         <w:rPr>
-          <w:rFonts w:ascii="Times New Roman" w:cs="Times New Roman" w:eastAsia="Times New Roman" w:hAnsi="Times New Roman"/>
+          <w:rFonts w:ascii="Barlow Semi Condensed" w:cs="Barlow Semi Condensed" w:eastAsia="Barlow Semi Condensed" w:hAnsi="Barlow Semi Condensed"/>
           <w:b/>
           <w:bCs/>
           <w:sz w:val="24"/>
@@ -1376,7 +1376,7 @@
       </w:r>
       <w:r>
         <w:rPr>
-          <w:rFonts w:ascii="Times New Roman" w:cs="Times New Roman" w:eastAsia="Times New Roman" w:hAnsi="Times New Roman"/>
+          <w:rFonts w:ascii="Barlow Semi Condensed" w:cs="Barlow Semi Condensed" w:eastAsia="Barlow Semi Condensed" w:hAnsi="Barlow Semi Condensed"/>
           <w:sz w:val="24"/>
           <w:szCs w:val="24"/>
         </w:rPr>
@@ -1384,7 +1384,7 @@
       </w:r>
       <w:r>
         <w:rPr>
-          <w:rFonts w:ascii="Times New Roman" w:cs="Times New Roman" w:eastAsia="Times New Roman" w:hAnsi="Times New Roman"/>
+          <w:rFonts w:ascii="Barlow Semi Condensed" w:cs="Barlow Semi Condensed" w:eastAsia="Barlow Semi Condensed" w:hAnsi="Barlow Semi Condensed"/>
           <w:b/>
           <w:bCs/>
           <w:sz w:val="24"/>
@@ -1394,7 +1394,7 @@
       </w:r>
       <w:r>
         <w:rPr>
-          <w:rFonts w:ascii="Times New Roman" w:cs="Times New Roman" w:eastAsia="Times New Roman" w:hAnsi="Times New Roman"/>
+          <w:rFonts w:ascii="Barlow Semi Condensed" w:cs="Barlow Semi Condensed" w:eastAsia="Barlow Semi Condensed" w:hAnsi="Barlow Semi Condensed"/>
           <w:sz w:val="24"/>
           <w:szCs w:val="24"/>
         </w:rPr>
@@ -1408,7 +1408,7 @@
       </w:pPr>
       <w:r>
         <w:rPr>
-          <w:rFonts w:ascii="Times New Roman" w:cs="Times New Roman" w:eastAsia="Times New Roman" w:hAnsi="Times New Roman"/>
+          <w:rFonts w:ascii="Barlow Semi Condensed" w:cs="Barlow Semi Condensed" w:eastAsia="Barlow Semi Condensed" w:hAnsi="Barlow Semi Condensed"/>
           <w:b/>
           <w:bCs/>
           <w:sz w:val="24"/>
@@ -1418,7 +1418,7 @@
       </w:r>
       <w:r>
         <w:rPr>
-          <w:rFonts w:ascii="Times New Roman" w:cs="Times New Roman" w:eastAsia="Times New Roman" w:hAnsi="Times New Roman"/>
+          <w:rFonts w:ascii="Barlow Semi Condensed" w:cs="Barlow Semi Condensed" w:eastAsia="Barlow Semi Condensed" w:hAnsi="Barlow Semi Condensed"/>
           <w:sz w:val="24"/>
           <w:szCs w:val="24"/>
         </w:rPr>
@@ -1426,7 +1426,7 @@
       </w:r>
       <w:r>
         <w:rPr>
-          <w:rFonts w:ascii="Times New Roman" w:cs="Times New Roman" w:eastAsia="Times New Roman" w:hAnsi="Times New Roman"/>
+          <w:rFonts w:ascii="Barlow Semi Condensed" w:cs="Barlow Semi Condensed" w:eastAsia="Barlow Semi Condensed" w:hAnsi="Barlow Semi Condensed"/>
           <w:b/>
           <w:bCs/>
           <w:sz w:val="24"/>
@@ -1436,7 +1436,7 @@
       </w:r>
       <w:r>
         <w:rPr>
-          <w:rFonts w:ascii="Times New Roman" w:cs="Times New Roman" w:eastAsia="Times New Roman" w:hAnsi="Times New Roman"/>
+          <w:rFonts w:ascii="Barlow Semi Condensed" w:cs="Barlow Semi Condensed" w:eastAsia="Barlow Semi Condensed" w:hAnsi="Barlow Semi Condensed"/>
           <w:sz w:val="24"/>
           <w:szCs w:val="24"/>
         </w:rPr>
@@ -1444,7 +1444,7 @@
       </w:r>
       <w:r>
         <w:rPr>
-          <w:rFonts w:ascii="Times New Roman" w:cs="Times New Roman" w:eastAsia="Times New Roman" w:hAnsi="Times New Roman"/>
+          <w:rFonts w:ascii="Barlow Semi Condensed" w:cs="Barlow Semi Condensed" w:eastAsia="Barlow Semi Condensed" w:hAnsi="Barlow Semi Condensed"/>
           <w:i/>
           <w:iCs/>
           <w:sz w:val="24"/>
@@ -1454,7 +1454,7 @@
       </w:r>
       <w:r>
         <w:rPr>
-          <w:rFonts w:ascii="Times New Roman" w:cs="Times New Roman" w:eastAsia="Times New Roman" w:hAnsi="Times New Roman"/>
+          <w:rFonts w:ascii="Barlow Semi Condensed" w:cs="Barlow Semi Condensed" w:eastAsia="Barlow Semi Condensed" w:hAnsi="Barlow Semi Condensed"/>
           <w:sz w:val="24"/>
           <w:szCs w:val="24"/>
         </w:rPr>
@@ -1462,7 +1462,7 @@
       </w:r>
       <w:r>
         <w:rPr>
-          <w:rFonts w:ascii="Times New Roman" w:cs="Times New Roman" w:eastAsia="Times New Roman" w:hAnsi="Times New Roman"/>
+          <w:rFonts w:ascii="Barlow Semi Condensed" w:cs="Barlow Semi Condensed" w:eastAsia="Barlow Semi Condensed" w:hAnsi="Barlow Semi Condensed"/>
           <w:b/>
           <w:bCs/>
           <w:sz w:val="24"/>
@@ -1472,7 +1472,7 @@
       </w:r>
       <w:r>
         <w:rPr>
-          <w:rFonts w:ascii="Times New Roman" w:cs="Times New Roman" w:eastAsia="Times New Roman" w:hAnsi="Times New Roman"/>
+          <w:rFonts w:ascii="Barlow Semi Condensed" w:cs="Barlow Semi Condensed" w:eastAsia="Barlow Semi Condensed" w:hAnsi="Barlow Semi Condensed"/>
           <w:sz w:val="24"/>
           <w:szCs w:val="24"/>
         </w:rPr>
@@ -1480,7 +1480,7 @@
       </w:r>
       <w:r>
         <w:rPr>
-          <w:rFonts w:ascii="Times New Roman" w:cs="Times New Roman" w:eastAsia="Times New Roman" w:hAnsi="Times New Roman"/>
+          <w:rFonts w:ascii="Barlow Semi Condensed" w:cs="Barlow Semi Condensed" w:eastAsia="Barlow Semi Condensed" w:hAnsi="Barlow Semi Condensed"/>
           <w:i/>
           <w:iCs/>
           <w:sz w:val="24"/>
@@ -1490,7 +1490,7 @@
       </w:r>
       <w:r>
         <w:rPr>
-          <w:rFonts w:ascii="Times New Roman" w:cs="Times New Roman" w:eastAsia="Times New Roman" w:hAnsi="Times New Roman"/>
+          <w:rFonts w:ascii="Barlow Semi Condensed" w:cs="Barlow Semi Condensed" w:eastAsia="Barlow Semi Condensed" w:hAnsi="Barlow Semi Condensed"/>
           <w:sz w:val="24"/>
           <w:szCs w:val="24"/>
         </w:rPr>
@@ -1504,7 +1504,7 @@
       </w:pPr>
       <w:r>
         <w:rPr>
-          <w:rFonts w:ascii="Times New Roman" w:cs="Times New Roman" w:eastAsia="Times New Roman" w:hAnsi="Times New Roman"/>
+          <w:rFonts w:ascii="Barlow Semi Condensed" w:cs="Barlow Semi Condensed" w:eastAsia="Barlow Semi Condensed" w:hAnsi="Barlow Semi Condensed"/>
           <w:sz w:val="24"/>
           <w:szCs w:val="24"/>
         </w:rPr>
@@ -1518,7 +1518,7 @@
       </w:pPr>
       <w:r>
         <w:rPr>
-          <w:rFonts w:ascii="Times New Roman" w:cs="Times New Roman" w:eastAsia="Times New Roman" w:hAnsi="Times New Roman"/>
+          <w:rFonts w:ascii="Barlow Semi Condensed" w:cs="Barlow Semi Condensed" w:eastAsia="Barlow Semi Condensed" w:hAnsi="Barlow Semi Condensed"/>
           <w:b/>
           <w:bCs/>
           <w:sz w:val="24"/>
@@ -1528,7 +1528,7 @@
       </w:r>
       <w:r>
         <w:rPr>
-          <w:rFonts w:ascii="Times New Roman" w:cs="Times New Roman" w:eastAsia="Times New Roman" w:hAnsi="Times New Roman"/>
+          <w:rFonts w:ascii="Barlow Semi Condensed" w:cs="Barlow Semi Condensed" w:eastAsia="Barlow Semi Condensed" w:hAnsi="Barlow Semi Condensed"/>
           <w:sz w:val="24"/>
           <w:szCs w:val="24"/>
         </w:rPr>
@@ -1542,7 +1542,7 @@
       </w:pPr>
       <w:r>
         <w:rPr>
-          <w:rFonts w:ascii="Times New Roman" w:cs="Times New Roman" w:eastAsia="Times New Roman" w:hAnsi="Times New Roman"/>
+          <w:rFonts w:ascii="Barlow Semi Condensed" w:cs="Barlow Semi Condensed" w:eastAsia="Barlow Semi Condensed" w:hAnsi="Barlow Semi Condensed"/>
           <w:b/>
           <w:bCs/>
           <w:sz w:val="24"/>
@@ -1552,7 +1552,7 @@
       </w:r>
       <w:r>
         <w:rPr>
-          <w:rFonts w:ascii="Times New Roman" w:cs="Times New Roman" w:eastAsia="Times New Roman" w:hAnsi="Times New Roman"/>
+          <w:rFonts w:ascii="Barlow Semi Condensed" w:cs="Barlow Semi Condensed" w:eastAsia="Barlow Semi Condensed" w:hAnsi="Barlow Semi Condensed"/>
           <w:sz w:val="24"/>
           <w:szCs w:val="24"/>
         </w:rPr>
@@ -1560,7 +1560,7 @@
       </w:r>
       <w:r>
         <w:rPr>
-          <w:rFonts w:ascii="Times New Roman" w:cs="Times New Roman" w:eastAsia="Times New Roman" w:hAnsi="Times New Roman"/>
+          <w:rFonts w:ascii="Barlow Semi Condensed" w:cs="Barlow Semi Condensed" w:eastAsia="Barlow Semi Condensed" w:hAnsi="Barlow Semi Condensed"/>
           <w:i/>
           <w:iCs/>
           <w:sz w:val="24"/>
@@ -1570,7 +1570,7 @@
       </w:r>
       <w:r>
         <w:rPr>
-          <w:rFonts w:ascii="Times New Roman" w:cs="Times New Roman" w:eastAsia="Times New Roman" w:hAnsi="Times New Roman"/>
+          <w:rFonts w:ascii="Barlow Semi Condensed" w:cs="Barlow Semi Condensed" w:eastAsia="Barlow Semi Condensed" w:hAnsi="Barlow Semi Condensed"/>
           <w:sz w:val="24"/>
           <w:szCs w:val="24"/>
         </w:rPr>
@@ -1578,7 +1578,7 @@
       </w:r>
       <w:r>
         <w:rPr>
-          <w:rFonts w:ascii="Times New Roman" w:cs="Times New Roman" w:eastAsia="Times New Roman" w:hAnsi="Times New Roman"/>
+          <w:rFonts w:ascii="Barlow Semi Condensed" w:cs="Barlow Semi Condensed" w:eastAsia="Barlow Semi Condensed" w:hAnsi="Barlow Semi Condensed"/>
           <w:b/>
           <w:bCs/>
           <w:sz w:val="24"/>
@@ -1588,7 +1588,7 @@
       </w:r>
       <w:r>
         <w:rPr>
-          <w:rFonts w:ascii="Times New Roman" w:cs="Times New Roman" w:eastAsia="Times New Roman" w:hAnsi="Times New Roman"/>
+          <w:rFonts w:ascii="Barlow Semi Condensed" w:cs="Barlow Semi Condensed" w:eastAsia="Barlow Semi Condensed" w:hAnsi="Barlow Semi Condensed"/>
           <w:sz w:val="24"/>
           <w:szCs w:val="24"/>
         </w:rPr>
@@ -1602,7 +1602,7 @@
       </w:pPr>
       <w:r>
         <w:rPr>
-          <w:rFonts w:ascii="Times New Roman" w:cs="Times New Roman" w:eastAsia="Times New Roman" w:hAnsi="Times New Roman"/>
+          <w:rFonts w:ascii="Barlow Semi Condensed" w:cs="Barlow Semi Condensed" w:eastAsia="Barlow Semi Condensed" w:hAnsi="Barlow Semi Condensed"/>
           <w:sz w:val="24"/>
           <w:szCs w:val="24"/>
         </w:rPr>
@@ -1616,7 +1616,7 @@
       </w:pPr>
       <w:r>
         <w:rPr>
-          <w:rFonts w:ascii="Times New Roman" w:cs="Times New Roman" w:eastAsia="Times New Roman" w:hAnsi="Times New Roman"/>
+          <w:rFonts w:ascii="Barlow Semi Condensed" w:cs="Barlow Semi Condensed" w:eastAsia="Barlow Semi Condensed" w:hAnsi="Barlow Semi Condensed"/>
           <w:b/>
           <w:bCs/>
           <w:sz w:val="24"/>
@@ -1626,7 +1626,7 @@
       </w:r>
       <w:r>
         <w:rPr>
-          <w:rFonts w:ascii="Times New Roman" w:cs="Times New Roman" w:eastAsia="Times New Roman" w:hAnsi="Times New Roman"/>
+          <w:rFonts w:ascii="Barlow Semi Condensed" w:cs="Barlow Semi Condensed" w:eastAsia="Barlow Semi Condensed" w:hAnsi="Barlow Semi Condensed"/>
           <w:sz w:val="24"/>
           <w:szCs w:val="24"/>
         </w:rPr>
@@ -1634,7 +1634,7 @@
       </w:r>
       <w:r>
         <w:rPr>
-          <w:rFonts w:ascii="Times New Roman" w:cs="Times New Roman" w:eastAsia="Times New Roman" w:hAnsi="Times New Roman"/>
+          <w:rFonts w:ascii="Barlow Semi Condensed" w:cs="Barlow Semi Condensed" w:eastAsia="Barlow Semi Condensed" w:hAnsi="Barlow Semi Condensed"/>
           <w:b/>
           <w:bCs/>
           <w:sz w:val="24"/>
@@ -1644,7 +1644,7 @@
       </w:r>
       <w:r>
         <w:rPr>
-          <w:rFonts w:ascii="Times New Roman" w:cs="Times New Roman" w:eastAsia="Times New Roman" w:hAnsi="Times New Roman"/>
+          <w:rFonts w:ascii="Barlow Semi Condensed" w:cs="Barlow Semi Condensed" w:eastAsia="Barlow Semi Condensed" w:hAnsi="Barlow Semi Condensed"/>
           <w:sz w:val="24"/>
           <w:szCs w:val="24"/>
         </w:rPr>
@@ -1658,7 +1658,7 @@
       </w:pPr>
       <w:r>
         <w:rPr>
-          <w:rFonts w:ascii="Times New Roman" w:cs="Times New Roman" w:eastAsia="Times New Roman" w:hAnsi="Times New Roman"/>
+          <w:rFonts w:ascii="Barlow Semi Condensed" w:cs="Barlow Semi Condensed" w:eastAsia="Barlow Semi Condensed" w:hAnsi="Barlow Semi Condensed"/>
           <w:b/>
           <w:bCs/>
           <w:sz w:val="24"/>
@@ -1668,7 +1668,7 @@
       </w:r>
       <w:r>
         <w:rPr>
-          <w:rFonts w:ascii="Times New Roman" w:cs="Times New Roman" w:eastAsia="Times New Roman" w:hAnsi="Times New Roman"/>
+          <w:rFonts w:ascii="Barlow Semi Condensed" w:cs="Barlow Semi Condensed" w:eastAsia="Barlow Semi Condensed" w:hAnsi="Barlow Semi Condensed"/>
           <w:sz w:val="24"/>
           <w:szCs w:val="24"/>
         </w:rPr>
@@ -1676,7 +1676,7 @@
       </w:r>
       <w:r>
         <w:rPr>
-          <w:rFonts w:ascii="Times New Roman" w:cs="Times New Roman" w:eastAsia="Times New Roman" w:hAnsi="Times New Roman"/>
+          <w:rFonts w:ascii="Barlow Semi Condensed" w:cs="Barlow Semi Condensed" w:eastAsia="Barlow Semi Condensed" w:hAnsi="Barlow Semi Condensed"/>
           <w:b/>
           <w:bCs/>
           <w:sz w:val="24"/>
@@ -1686,7 +1686,7 @@
       </w:r>
       <w:r>
         <w:rPr>
-          <w:rFonts w:ascii="Times New Roman" w:cs="Times New Roman" w:eastAsia="Times New Roman" w:hAnsi="Times New Roman"/>
+          <w:rFonts w:ascii="Barlow Semi Condensed" w:cs="Barlow Semi Condensed" w:eastAsia="Barlow Semi Condensed" w:hAnsi="Barlow Semi Condensed"/>
           <w:sz w:val="24"/>
           <w:szCs w:val="24"/>
         </w:rPr>
@@ -1694,7 +1694,7 @@
       </w:r>
       <w:r>
         <w:rPr>
-          <w:rFonts w:ascii="Times New Roman" w:cs="Times New Roman" w:eastAsia="Times New Roman" w:hAnsi="Times New Roman"/>
+          <w:rFonts w:ascii="Barlow Semi Condensed" w:cs="Barlow Semi Condensed" w:eastAsia="Barlow Semi Condensed" w:hAnsi="Barlow Semi Condensed"/>
           <w:i/>
           <w:iCs/>
           <w:sz w:val="24"/>
@@ -1704,7 +1704,7 @@
       </w:r>
       <w:r>
         <w:rPr>
-          <w:rFonts w:ascii="Times New Roman" w:cs="Times New Roman" w:eastAsia="Times New Roman" w:hAnsi="Times New Roman"/>
+          <w:rFonts w:ascii="Barlow Semi Condensed" w:cs="Barlow Semi Condensed" w:eastAsia="Barlow Semi Condensed" w:hAnsi="Barlow Semi Condensed"/>
           <w:sz w:val="24"/>
           <w:szCs w:val="24"/>
         </w:rPr>
@@ -1712,7 +1712,7 @@
       </w:r>
       <w:r>
         <w:rPr>
-          <w:rFonts w:ascii="Times New Roman" w:cs="Times New Roman" w:eastAsia="Times New Roman" w:hAnsi="Times New Roman"/>
+          <w:rFonts w:ascii="Barlow Semi Condensed" w:cs="Barlow Semi Condensed" w:eastAsia="Barlow Semi Condensed" w:hAnsi="Barlow Semi Condensed"/>
           <w:i/>
           <w:iCs/>
           <w:sz w:val="24"/>
@@ -1722,7 +1722,7 @@
       </w:r>
       <w:r>
         <w:rPr>
-          <w:rFonts w:ascii="Times New Roman" w:cs="Times New Roman" w:eastAsia="Times New Roman" w:hAnsi="Times New Roman"/>
+          <w:rFonts w:ascii="Barlow Semi Condensed" w:cs="Barlow Semi Condensed" w:eastAsia="Barlow Semi Condensed" w:hAnsi="Barlow Semi Condensed"/>
           <w:sz w:val="24"/>
           <w:szCs w:val="24"/>
         </w:rPr>
@@ -1744,7 +1744,7 @@
       </w:pPr>
       <w:r>
         <w:rPr>
-          <w:rFonts w:ascii="Times New Roman" w:cs="Times New Roman" w:eastAsia="Times New Roman" w:hAnsi="Times New Roman"/>
+          <w:rFonts w:ascii="Barlow Semi Condensed" w:cs="Barlow Semi Condensed" w:eastAsia="Barlow Semi Condensed" w:hAnsi="Barlow Semi Condensed"/>
           <w:sz w:val="24"/>
           <w:szCs w:val="24"/>
         </w:rPr>
@@ -1758,7 +1758,7 @@
       </w:pPr>
       <w:r>
         <w:rPr>
-          <w:rFonts w:ascii="Times New Roman" w:cs="Times New Roman" w:eastAsia="Times New Roman" w:hAnsi="Times New Roman"/>
+          <w:rFonts w:ascii="Barlow Semi Condensed" w:cs="Barlow Semi Condensed" w:eastAsia="Barlow Semi Condensed" w:hAnsi="Barlow Semi Condensed"/>
           <w:sz w:val="24"/>
           <w:szCs w:val="24"/>
         </w:rPr>
@@ -1772,7 +1772,7 @@
       </w:pPr>
       <w:r>
         <w:rPr>
-          <w:rFonts w:ascii="Times New Roman" w:cs="Times New Roman" w:eastAsia="Times New Roman" w:hAnsi="Times New Roman"/>
+          <w:rFonts w:ascii="Barlow Semi Condensed" w:cs="Barlow Semi Condensed" w:eastAsia="Barlow Semi Condensed" w:hAnsi="Barlow Semi Condensed"/>
           <w:sz w:val="24"/>
           <w:szCs w:val="24"/>
         </w:rPr>
@@ -1786,7 +1786,7 @@
       </w:pPr>
       <w:r>
         <w:rPr>
-          <w:rFonts w:ascii="Times New Roman" w:cs="Times New Roman" w:eastAsia="Times New Roman" w:hAnsi="Times New Roman"/>
+          <w:rFonts w:ascii="Barlow Semi Condensed" w:cs="Barlow Semi Condensed" w:eastAsia="Barlow Semi Condensed" w:hAnsi="Barlow Semi Condensed"/>
           <w:sz w:val="24"/>
           <w:szCs w:val="24"/>
         </w:rPr>
@@ -1794,7 +1794,7 @@
       </w:r>
       <w:r>
         <w:rPr>
-          <w:rFonts w:ascii="Times New Roman" w:cs="Times New Roman" w:eastAsia="Times New Roman" w:hAnsi="Times New Roman"/>
+          <w:rFonts w:ascii="Barlow Semi Condensed" w:cs="Barlow Semi Condensed" w:eastAsia="Barlow Semi Condensed" w:hAnsi="Barlow Semi Condensed"/>
           <w:b/>
           <w:bCs/>
           <w:sz w:val="24"/>
@@ -1804,7 +1804,7 @@
       </w:r>
       <w:r>
         <w:rPr>
-          <w:rFonts w:ascii="Times New Roman" w:cs="Times New Roman" w:eastAsia="Times New Roman" w:hAnsi="Times New Roman"/>
+          <w:rFonts w:ascii="Barlow Semi Condensed" w:cs="Barlow Semi Condensed" w:eastAsia="Barlow Semi Condensed" w:hAnsi="Barlow Semi Condensed"/>
           <w:sz w:val="24"/>
           <w:szCs w:val="24"/>
         </w:rPr>
@@ -1818,7 +1818,7 @@
       </w:pPr>
       <w:r>
         <w:rPr>
-          <w:rFonts w:ascii="Times New Roman" w:cs="Times New Roman" w:eastAsia="Times New Roman" w:hAnsi="Times New Roman"/>
+          <w:rFonts w:ascii="Barlow Semi Condensed" w:cs="Barlow Semi Condensed" w:eastAsia="Barlow Semi Condensed" w:hAnsi="Barlow Semi Condensed"/>
           <w:sz w:val="24"/>
           <w:szCs w:val="24"/>
         </w:rPr>
@@ -1826,7 +1826,7 @@
       </w:r>
       <w:r>
         <w:rPr>
-          <w:rFonts w:ascii="Times New Roman" w:cs="Times New Roman" w:eastAsia="Times New Roman" w:hAnsi="Times New Roman"/>
+          <w:rFonts w:ascii="Barlow Semi Condensed" w:cs="Barlow Semi Condensed" w:eastAsia="Barlow Semi Condensed" w:hAnsi="Barlow Semi Condensed"/>
           <w:i/>
           <w:iCs/>
           <w:sz w:val="24"/>
@@ -1836,7 +1836,7 @@
       </w:r>
       <w:r>
         <w:rPr>
-          <w:rFonts w:ascii="Times New Roman" w:cs="Times New Roman" w:eastAsia="Times New Roman" w:hAnsi="Times New Roman"/>
+          <w:rFonts w:ascii="Barlow Semi Condensed" w:cs="Barlow Semi Condensed" w:eastAsia="Barlow Semi Condensed" w:hAnsi="Barlow Semi Condensed"/>
           <w:sz w:val="24"/>
           <w:szCs w:val="24"/>
         </w:rPr>
@@ -1844,7 +1844,7 @@
       </w:r>
       <w:r>
         <w:rPr>
-          <w:rFonts w:ascii="Times New Roman" w:cs="Times New Roman" w:eastAsia="Times New Roman" w:hAnsi="Times New Roman"/>
+          <w:rFonts w:ascii="Barlow Semi Condensed" w:cs="Barlow Semi Condensed" w:eastAsia="Barlow Semi Condensed" w:hAnsi="Barlow Semi Condensed"/>
           <w:i/>
           <w:iCs/>
           <w:sz w:val="24"/>
@@ -1854,7 +1854,7 @@
       </w:r>
       <w:r>
         <w:rPr>
-          <w:rFonts w:ascii="Times New Roman" w:cs="Times New Roman" w:eastAsia="Times New Roman" w:hAnsi="Times New Roman"/>
+          <w:rFonts w:ascii="Barlow Semi Condensed" w:cs="Barlow Semi Condensed" w:eastAsia="Barlow Semi Condensed" w:hAnsi="Barlow Semi Condensed"/>
           <w:sz w:val="24"/>
           <w:szCs w:val="24"/>
         </w:rPr>
@@ -1868,7 +1868,7 @@
       </w:pPr>
       <w:r>
         <w:rPr>
-          <w:rFonts w:ascii="Times New Roman" w:cs="Times New Roman" w:eastAsia="Times New Roman" w:hAnsi="Times New Roman"/>
+          <w:rFonts w:ascii="Barlow Semi Condensed" w:cs="Barlow Semi Condensed" w:eastAsia="Barlow Semi Condensed" w:hAnsi="Barlow Semi Condensed"/>
           <w:sz w:val="24"/>
           <w:szCs w:val="24"/>
         </w:rPr>
@@ -1882,7 +1882,7 @@
       </w:pPr>
       <w:r>
         <w:rPr>
-          <w:rFonts w:ascii="Times New Roman" w:cs="Times New Roman" w:eastAsia="Times New Roman" w:hAnsi="Times New Roman"/>
+          <w:rFonts w:ascii="Barlow Semi Condensed" w:cs="Barlow Semi Condensed" w:eastAsia="Barlow Semi Condensed" w:hAnsi="Barlow Semi Condensed"/>
           <w:sz w:val="24"/>
           <w:szCs w:val="24"/>
         </w:rPr>
@@ -1896,7 +1896,7 @@
       </w:pPr>
       <w:r>
         <w:rPr>
-          <w:rFonts w:ascii="Times New Roman" w:cs="Times New Roman" w:eastAsia="Times New Roman" w:hAnsi="Times New Roman"/>
+          <w:rFonts w:ascii="Barlow Semi Condensed" w:cs="Barlow Semi Condensed" w:eastAsia="Barlow Semi Condensed" w:hAnsi="Barlow Semi Condensed"/>
           <w:sz w:val="24"/>
           <w:szCs w:val="24"/>
         </w:rPr>
@@ -1904,7 +1904,7 @@
       </w:r>
       <w:r>
         <w:rPr>
-          <w:rFonts w:ascii="Times New Roman" w:cs="Times New Roman" w:eastAsia="Times New Roman" w:hAnsi="Times New Roman"/>
+          <w:rFonts w:ascii="Barlow Semi Condensed" w:cs="Barlow Semi Condensed" w:eastAsia="Barlow Semi Condensed" w:hAnsi="Barlow Semi Condensed"/>
           <w:b/>
           <w:bCs/>
           <w:sz w:val="24"/>
@@ -1914,7 +1914,7 @@
       </w:r>
       <w:r>
         <w:rPr>
-          <w:rFonts w:ascii="Times New Roman" w:cs="Times New Roman" w:eastAsia="Times New Roman" w:hAnsi="Times New Roman"/>
+          <w:rFonts w:ascii="Barlow Semi Condensed" w:cs="Barlow Semi Condensed" w:eastAsia="Barlow Semi Condensed" w:hAnsi="Barlow Semi Condensed"/>
           <w:sz w:val="24"/>
           <w:szCs w:val="24"/>
         </w:rPr>
@@ -1928,7 +1928,7 @@
       </w:pPr>
       <w:r>
         <w:rPr>
-          <w:rFonts w:ascii="Times New Roman" w:cs="Times New Roman" w:eastAsia="Times New Roman" w:hAnsi="Times New Roman"/>
+          <w:rFonts w:ascii="Barlow Semi Condensed" w:cs="Barlow Semi Condensed" w:eastAsia="Barlow Semi Condensed" w:hAnsi="Barlow Semi Condensed"/>
           <w:sz w:val="24"/>
           <w:szCs w:val="24"/>
         </w:rPr>
@@ -1942,7 +1942,7 @@
       </w:pPr>
       <w:r>
         <w:rPr>
-          <w:rFonts w:ascii="Times New Roman" w:cs="Times New Roman" w:eastAsia="Times New Roman" w:hAnsi="Times New Roman"/>
+          <w:rFonts w:ascii="Barlow Semi Condensed" w:cs="Barlow Semi Condensed" w:eastAsia="Barlow Semi Condensed" w:hAnsi="Barlow Semi Condensed"/>
           <w:sz w:val="24"/>
           <w:szCs w:val="24"/>
         </w:rPr>
@@ -1956,7 +1956,7 @@
       </w:pPr>
       <w:r>
         <w:rPr>
-          <w:rFonts w:ascii="Times New Roman" w:cs="Times New Roman" w:eastAsia="Times New Roman" w:hAnsi="Times New Roman"/>
+          <w:rFonts w:ascii="Barlow Semi Condensed" w:cs="Barlow Semi Condensed" w:eastAsia="Barlow Semi Condensed" w:hAnsi="Barlow Semi Condensed"/>
           <w:sz w:val="24"/>
           <w:szCs w:val="24"/>
         </w:rPr>
@@ -1970,7 +1970,7 @@
       </w:pPr>
       <w:r>
         <w:rPr>
-          <w:rFonts w:ascii="Times New Roman" w:cs="Times New Roman" w:eastAsia="Times New Roman" w:hAnsi="Times New Roman"/>
+          <w:rFonts w:ascii="Barlow Semi Condensed" w:cs="Barlow Semi Condensed" w:eastAsia="Barlow Semi Condensed" w:hAnsi="Barlow Semi Condensed"/>
           <w:sz w:val="24"/>
           <w:szCs w:val="24"/>
         </w:rPr>
@@ -1984,7 +1984,7 @@
       </w:pPr>
       <w:r>
         <w:rPr>
-          <w:rFonts w:ascii="Times New Roman" w:cs="Times New Roman" w:eastAsia="Times New Roman" w:hAnsi="Times New Roman"/>
+          <w:rFonts w:ascii="Barlow Semi Condensed" w:cs="Barlow Semi Condensed" w:eastAsia="Barlow Semi Condensed" w:hAnsi="Barlow Semi Condensed"/>
           <w:sz w:val="24"/>
           <w:szCs w:val="24"/>
         </w:rPr>
@@ -1998,7 +1998,7 @@
       </w:pPr>
       <w:r>
         <w:rPr>
-          <w:rFonts w:ascii="Times New Roman" w:cs="Times New Roman" w:eastAsia="Times New Roman" w:hAnsi="Times New Roman"/>
+          <w:rFonts w:ascii="Barlow Semi Condensed" w:cs="Barlow Semi Condensed" w:eastAsia="Barlow Semi Condensed" w:hAnsi="Barlow Semi Condensed"/>
           <w:sz w:val="24"/>
           <w:szCs w:val="24"/>
         </w:rPr>
@@ -2012,7 +2012,7 @@
       </w:pPr>
       <w:r>
         <w:rPr>
-          <w:rFonts w:ascii="Times New Roman" w:cs="Times New Roman" w:eastAsia="Times New Roman" w:hAnsi="Times New Roman"/>
+          <w:rFonts w:ascii="Barlow Semi Condensed" w:cs="Barlow Semi Condensed" w:eastAsia="Barlow Semi Condensed" w:hAnsi="Barlow Semi Condensed"/>
           <w:sz w:val="24"/>
           <w:szCs w:val="24"/>
         </w:rPr>
@@ -2026,7 +2026,7 @@
       </w:pPr>
       <w:r>
         <w:rPr>
-          <w:rFonts w:ascii="Times New Roman" w:cs="Times New Roman" w:eastAsia="Times New Roman" w:hAnsi="Times New Roman"/>
+          <w:rFonts w:ascii="Barlow Semi Condensed" w:cs="Barlow Semi Condensed" w:eastAsia="Barlow Semi Condensed" w:hAnsi="Barlow Semi Condensed"/>
           <w:sz w:val="24"/>
           <w:szCs w:val="24"/>
         </w:rPr>
@@ -2048,7 +2048,7 @@
       </w:pPr>
       <w:r>
         <w:rPr>
-          <w:rFonts w:ascii="Times New Roman" w:cs="Times New Roman" w:eastAsia="Times New Roman" w:hAnsi="Times New Roman"/>
+          <w:rFonts w:ascii="Barlow Semi Condensed" w:cs="Barlow Semi Condensed" w:eastAsia="Barlow Semi Condensed" w:hAnsi="Barlow Semi Condensed"/>
           <w:i/>
           <w:iCs/>
           <w:sz w:val="24"/>
@@ -2069,7 +2069,7 @@
       </w:pPr>
       <w:r>
         <w:rPr>
-          <w:rFonts w:ascii="Times New Roman" w:cs="Times New Roman" w:eastAsia="Times New Roman" w:hAnsi="Times New Roman"/>
+          <w:rFonts w:ascii="Barlow Semi Condensed" w:cs="Barlow Semi Condensed" w:eastAsia="Barlow Semi Condensed" w:hAnsi="Barlow Semi Condensed"/>
           <w:sz w:val="24"/>
           <w:szCs w:val="24"/>
         </w:rPr>
@@ -2083,7 +2083,7 @@
       </w:pPr>
       <w:r>
         <w:rPr>
-          <w:rFonts w:ascii="Times New Roman" w:cs="Times New Roman" w:eastAsia="Times New Roman" w:hAnsi="Times New Roman"/>
+          <w:rFonts w:ascii="Barlow Semi Condensed" w:cs="Barlow Semi Condensed" w:eastAsia="Barlow Semi Condensed" w:hAnsi="Barlow Semi Condensed"/>
           <w:sz w:val="24"/>
           <w:szCs w:val="24"/>
         </w:rPr>
@@ -2097,7 +2097,7 @@
       </w:pPr>
       <w:r>
         <w:rPr>
-          <w:rFonts w:ascii="Times New Roman" w:cs="Times New Roman" w:eastAsia="Times New Roman" w:hAnsi="Times New Roman"/>
+          <w:rFonts w:ascii="Barlow Semi Condensed" w:cs="Barlow Semi Condensed" w:eastAsia="Barlow Semi Condensed" w:hAnsi="Barlow Semi Condensed"/>
           <w:i/>
           <w:iCs/>
           <w:sz w:val="24"/>
@@ -2117,7 +2117,7 @@
       </w:pPr>
       <w:r>
         <w:rPr>
-          <w:rFonts w:ascii="Times New Roman" w:cs="Times New Roman" w:eastAsia="Times New Roman" w:hAnsi="Times New Roman"/>
+          <w:rFonts w:ascii="Barlow Semi Condensed" w:cs="Barlow Semi Condensed" w:eastAsia="Barlow Semi Condensed" w:hAnsi="Barlow Semi Condensed"/>
           <w:b/>
           <w:bCs/>
           <w:i w:val="false"/>
@@ -2129,7 +2129,7 @@
       </w:r>
       <w:r>
         <w:rPr>
-          <w:rFonts w:ascii="Times New Roman" w:cs="Times New Roman" w:eastAsia="Times New Roman" w:hAnsi="Times New Roman"/>
+          <w:rFonts w:ascii="Barlow Semi Condensed" w:cs="Barlow Semi Condensed" w:eastAsia="Barlow Semi Condensed" w:hAnsi="Barlow Semi Condensed"/>
           <w:i w:val="false"/>
           <w:iCs w:val="false"/>
           <w:sz w:val="24"/>
@@ -2139,7 +2139,7 @@
       </w:r>
       <w:r>
         <w:rPr>
-          <w:rFonts w:ascii="Times New Roman" w:cs="Times New Roman" w:eastAsia="Times New Roman" w:hAnsi="Times New Roman"/>
+          <w:rFonts w:ascii="Barlow Semi Condensed" w:cs="Barlow Semi Condensed" w:eastAsia="Barlow Semi Condensed" w:hAnsi="Barlow Semi Condensed"/>
           <w:b/>
           <w:bCs/>
           <w:i w:val="false"/>
@@ -2151,7 +2151,7 @@
       </w:r>
       <w:r>
         <w:rPr>
-          <w:rFonts w:ascii="Times New Roman" w:cs="Times New Roman" w:eastAsia="Times New Roman" w:hAnsi="Times New Roman"/>
+          <w:rFonts w:ascii="Barlow Semi Condensed" w:cs="Barlow Semi Condensed" w:eastAsia="Barlow Semi Condensed" w:hAnsi="Barlow Semi Condensed"/>
           <w:i w:val="false"/>
           <w:iCs w:val="false"/>
           <w:sz w:val="24"/>
@@ -2161,7 +2161,7 @@
       </w:r>
       <w:r>
         <w:rPr>
-          <w:rFonts w:ascii="Times New Roman" w:cs="Times New Roman" w:eastAsia="Times New Roman" w:hAnsi="Times New Roman"/>
+          <w:rFonts w:ascii="Barlow Semi Condensed" w:cs="Barlow Semi Condensed" w:eastAsia="Barlow Semi Condensed" w:hAnsi="Barlow Semi Condensed"/>
           <w:b/>
           <w:bCs/>
           <w:i w:val="false"/>
@@ -2173,7 +2173,7 @@
       </w:r>
       <w:r>
         <w:rPr>
-          <w:rFonts w:ascii="Times New Roman" w:cs="Times New Roman" w:eastAsia="Times New Roman" w:hAnsi="Times New Roman"/>
+          <w:rFonts w:ascii="Barlow Semi Condensed" w:cs="Barlow Semi Condensed" w:eastAsia="Barlow Semi Condensed" w:hAnsi="Barlow Semi Condensed"/>
           <w:i w:val="false"/>
           <w:iCs w:val="false"/>
           <w:sz w:val="24"/>
@@ -2197,7 +2197,7 @@
       </w:pPr>
       <w:r>
         <w:rPr>
-          <w:rFonts w:ascii="Times New Roman" w:cs="Times New Roman" w:eastAsia="Times New Roman" w:hAnsi="Times New Roman"/>
+          <w:rFonts w:ascii="Barlow Semi Condensed" w:cs="Barlow Semi Condensed" w:eastAsia="Barlow Semi Condensed" w:hAnsi="Barlow Semi Condensed"/>
           <w:sz w:val="24"/>
           <w:szCs w:val="24"/>
         </w:rPr>
@@ -2211,7 +2211,7 @@
       </w:pPr>
       <w:r>
         <w:rPr>
-          <w:rFonts w:ascii="Times New Roman" w:cs="Times New Roman" w:eastAsia="Times New Roman" w:hAnsi="Times New Roman"/>
+          <w:rFonts w:ascii="Barlow Semi Condensed" w:cs="Barlow Semi Condensed" w:eastAsia="Barlow Semi Condensed" w:hAnsi="Barlow Semi Condensed"/>
           <w:sz w:val="24"/>
           <w:szCs w:val="24"/>
         </w:rPr>
@@ -2225,7 +2225,7 @@
       </w:pPr>
       <w:r>
         <w:rPr>
-          <w:rFonts w:ascii="Times New Roman" w:cs="Times New Roman" w:eastAsia="Times New Roman" w:hAnsi="Times New Roman"/>
+          <w:rFonts w:ascii="Barlow Semi Condensed" w:cs="Barlow Semi Condensed" w:eastAsia="Barlow Semi Condensed" w:hAnsi="Barlow Semi Condensed"/>
           <w:sz w:val="24"/>
           <w:szCs w:val="24"/>
         </w:rPr>
@@ -2233,7 +2233,7 @@
       </w:r>
       <w:r>
         <w:rPr>
-          <w:rFonts w:ascii="Times New Roman" w:cs="Times New Roman" w:eastAsia="Times New Roman" w:hAnsi="Times New Roman"/>
+          <w:rFonts w:ascii="Barlow Semi Condensed" w:cs="Barlow Semi Condensed" w:eastAsia="Barlow Semi Condensed" w:hAnsi="Barlow Semi Condensed"/>
           <w:b/>
           <w:bCs/>
           <w:sz w:val="24"/>
@@ -2243,7 +2243,7 @@
       </w:r>
       <w:r>
         <w:rPr>
-          <w:rFonts w:ascii="Times New Roman" w:cs="Times New Roman" w:eastAsia="Times New Roman" w:hAnsi="Times New Roman"/>
+          <w:rFonts w:ascii="Barlow Semi Condensed" w:cs="Barlow Semi Condensed" w:eastAsia="Barlow Semi Condensed" w:hAnsi="Barlow Semi Condensed"/>
           <w:sz w:val="24"/>
           <w:szCs w:val="24"/>
         </w:rPr>
@@ -2257,7 +2257,7 @@
       </w:pPr>
       <w:r>
         <w:rPr>
-          <w:rFonts w:ascii="Times New Roman" w:cs="Times New Roman" w:eastAsia="Times New Roman" w:hAnsi="Times New Roman"/>
+          <w:rFonts w:ascii="Barlow Semi Condensed" w:cs="Barlow Semi Condensed" w:eastAsia="Barlow Semi Condensed" w:hAnsi="Barlow Semi Condensed"/>
           <w:sz w:val="24"/>
           <w:szCs w:val="24"/>
         </w:rPr>
@@ -2271,7 +2271,7 @@
       </w:pPr>
       <w:r>
         <w:rPr>
-          <w:rFonts w:ascii="Times New Roman" w:cs="Times New Roman" w:eastAsia="Times New Roman" w:hAnsi="Times New Roman"/>
+          <w:rFonts w:ascii="Barlow Semi Condensed" w:cs="Barlow Semi Condensed" w:eastAsia="Barlow Semi Condensed" w:hAnsi="Barlow Semi Condensed"/>
           <w:sz w:val="24"/>
           <w:szCs w:val="24"/>
         </w:rPr>
@@ -2285,7 +2285,7 @@
       </w:pPr>
       <w:r>
         <w:rPr>
-          <w:rFonts w:ascii="Times New Roman" w:cs="Times New Roman" w:eastAsia="Times New Roman" w:hAnsi="Times New Roman"/>
+          <w:rFonts w:ascii="Barlow Semi Condensed" w:cs="Barlow Semi Condensed" w:eastAsia="Barlow Semi Condensed" w:hAnsi="Barlow Semi Condensed"/>
           <w:sz w:val="24"/>
           <w:szCs w:val="24"/>
         </w:rPr>
@@ -2299,7 +2299,7 @@
       </w:pPr>
       <w:r>
         <w:rPr>
-          <w:rFonts w:ascii="Times New Roman" w:cs="Times New Roman" w:eastAsia="Times New Roman" w:hAnsi="Times New Roman"/>
+          <w:rFonts w:ascii="Barlow Semi Condensed" w:cs="Barlow Semi Condensed" w:eastAsia="Barlow Semi Condensed" w:hAnsi="Barlow Semi Condensed"/>
           <w:b/>
           <w:bCs/>
           <w:sz w:val="24"/>
@@ -2309,7 +2309,7 @@
       </w:r>
       <w:r>
         <w:rPr>
-          <w:rFonts w:ascii="Times New Roman" w:cs="Times New Roman" w:eastAsia="Times New Roman" w:hAnsi="Times New Roman"/>
+          <w:rFonts w:ascii="Barlow Semi Condensed" w:cs="Barlow Semi Condensed" w:eastAsia="Barlow Semi Condensed" w:hAnsi="Barlow Semi Condensed"/>
           <w:sz w:val="24"/>
           <w:szCs w:val="24"/>
         </w:rPr>
@@ -2317,7 +2317,7 @@
       </w:r>
       <w:r>
         <w:rPr>
-          <w:rFonts w:ascii="Times New Roman" w:cs="Times New Roman" w:eastAsia="Times New Roman" w:hAnsi="Times New Roman"/>
+          <w:rFonts w:ascii="Barlow Semi Condensed" w:cs="Barlow Semi Condensed" w:eastAsia="Barlow Semi Condensed" w:hAnsi="Barlow Semi Condensed"/>
           <w:i/>
           <w:iCs/>
           <w:sz w:val="24"/>
@@ -2327,7 +2327,7 @@
       </w:r>
       <w:r>
         <w:rPr>
-          <w:rFonts w:ascii="Times New Roman" w:cs="Times New Roman" w:eastAsia="Times New Roman" w:hAnsi="Times New Roman"/>
+          <w:rFonts w:ascii="Barlow Semi Condensed" w:cs="Barlow Semi Condensed" w:eastAsia="Barlow Semi Condensed" w:hAnsi="Barlow Semi Condensed"/>
           <w:sz w:val="24"/>
           <w:szCs w:val="24"/>
         </w:rPr>
@@ -2341,7 +2341,7 @@
       </w:pPr>
       <w:r>
         <w:rPr>
-          <w:rFonts w:ascii="Times New Roman" w:cs="Times New Roman" w:eastAsia="Times New Roman" w:hAnsi="Times New Roman"/>
+          <w:rFonts w:ascii="Barlow Semi Condensed" w:cs="Barlow Semi Condensed" w:eastAsia="Barlow Semi Condensed" w:hAnsi="Barlow Semi Condensed"/>
           <w:b/>
           <w:bCs/>
           <w:sz w:val="24"/>
@@ -2351,7 +2351,7 @@
       </w:r>
       <w:r>
         <w:rPr>
-          <w:rFonts w:ascii="Times New Roman" w:cs="Times New Roman" w:eastAsia="Times New Roman" w:hAnsi="Times New Roman"/>
+          <w:rFonts w:ascii="Barlow Semi Condensed" w:cs="Barlow Semi Condensed" w:eastAsia="Barlow Semi Condensed" w:hAnsi="Barlow Semi Condensed"/>
           <w:sz w:val="24"/>
           <w:szCs w:val="24"/>
         </w:rPr>
@@ -2359,7 +2359,7 @@
       </w:r>
       <w:r>
         <w:rPr>
-          <w:rFonts w:ascii="Times New Roman" w:cs="Times New Roman" w:eastAsia="Times New Roman" w:hAnsi="Times New Roman"/>
+          <w:rFonts w:ascii="Barlow Semi Condensed" w:cs="Barlow Semi Condensed" w:eastAsia="Barlow Semi Condensed" w:hAnsi="Barlow Semi Condensed"/>
           <w:b/>
           <w:bCs/>
           <w:sz w:val="24"/>
@@ -2369,7 +2369,7 @@
       </w:r>
       <w:r>
         <w:rPr>
-          <w:rFonts w:ascii="Times New Roman" w:cs="Times New Roman" w:eastAsia="Times New Roman" w:hAnsi="Times New Roman"/>
+          <w:rFonts w:ascii="Barlow Semi Condensed" w:cs="Barlow Semi Condensed" w:eastAsia="Barlow Semi Condensed" w:hAnsi="Barlow Semi Condensed"/>
           <w:sz w:val="24"/>
           <w:szCs w:val="24"/>
         </w:rPr>
@@ -2383,7 +2383,7 @@
       </w:pPr>
       <w:r>
         <w:rPr>
-          <w:rFonts w:ascii="Times New Roman" w:cs="Times New Roman" w:eastAsia="Times New Roman" w:hAnsi="Times New Roman"/>
+          <w:rFonts w:ascii="Barlow Semi Condensed" w:cs="Barlow Semi Condensed" w:eastAsia="Barlow Semi Condensed" w:hAnsi="Barlow Semi Condensed"/>
           <w:b/>
           <w:bCs/>
           <w:sz w:val="24"/>
@@ -2393,7 +2393,7 @@
       </w:r>
       <w:r>
         <w:rPr>
-          <w:rFonts w:ascii="Times New Roman" w:cs="Times New Roman" w:eastAsia="Times New Roman" w:hAnsi="Times New Roman"/>
+          <w:rFonts w:ascii="Barlow Semi Condensed" w:cs="Barlow Semi Condensed" w:eastAsia="Barlow Semi Condensed" w:hAnsi="Barlow Semi Condensed"/>
           <w:sz w:val="24"/>
           <w:szCs w:val="24"/>
         </w:rPr>
@@ -2401,7 +2401,7 @@
       </w:r>
       <w:r>
         <w:rPr>
-          <w:rFonts w:ascii="Times New Roman" w:cs="Times New Roman" w:eastAsia="Times New Roman" w:hAnsi="Times New Roman"/>
+          <w:rFonts w:ascii="Barlow Semi Condensed" w:cs="Barlow Semi Condensed" w:eastAsia="Barlow Semi Condensed" w:hAnsi="Barlow Semi Condensed"/>
           <w:b/>
           <w:bCs/>
           <w:sz w:val="24"/>
@@ -2411,7 +2411,7 @@
       </w:r>
       <w:r>
         <w:rPr>
-          <w:rFonts w:ascii="Times New Roman" w:cs="Times New Roman" w:eastAsia="Times New Roman" w:hAnsi="Times New Roman"/>
+          <w:rFonts w:ascii="Barlow Semi Condensed" w:cs="Barlow Semi Condensed" w:eastAsia="Barlow Semi Condensed" w:hAnsi="Barlow Semi Condensed"/>
           <w:sz w:val="24"/>
           <w:szCs w:val="24"/>
         </w:rPr>
@@ -2425,7 +2425,7 @@
       </w:pPr>
       <w:r>
         <w:rPr>
-          <w:rFonts w:ascii="Times New Roman" w:cs="Times New Roman" w:eastAsia="Times New Roman" w:hAnsi="Times New Roman"/>
+          <w:rFonts w:ascii="Barlow Semi Condensed" w:cs="Barlow Semi Condensed" w:eastAsia="Barlow Semi Condensed" w:hAnsi="Barlow Semi Condensed"/>
           <w:b/>
           <w:bCs/>
           <w:sz w:val="24"/>
@@ -2435,7 +2435,7 @@
       </w:r>
       <w:r>
         <w:rPr>
-          <w:rFonts w:ascii="Times New Roman" w:cs="Times New Roman" w:eastAsia="Times New Roman" w:hAnsi="Times New Roman"/>
+          <w:rFonts w:ascii="Barlow Semi Condensed" w:cs="Barlow Semi Condensed" w:eastAsia="Barlow Semi Condensed" w:hAnsi="Barlow Semi Condensed"/>
           <w:sz w:val="24"/>
           <w:szCs w:val="24"/>
         </w:rPr>
@@ -2449,7 +2449,7 @@
       </w:pPr>
       <w:r>
         <w:rPr>
-          <w:rFonts w:ascii="Times New Roman" w:cs="Times New Roman" w:eastAsia="Times New Roman" w:hAnsi="Times New Roman"/>
+          <w:rFonts w:ascii="Barlow Semi Condensed" w:cs="Barlow Semi Condensed" w:eastAsia="Barlow Semi Condensed" w:hAnsi="Barlow Semi Condensed"/>
           <w:sz w:val="24"/>
           <w:szCs w:val="24"/>
         </w:rPr>
@@ -2463,7 +2463,7 @@
       </w:pPr>
       <w:r>
         <w:rPr>
-          <w:rFonts w:ascii="Times New Roman" w:cs="Times New Roman" w:eastAsia="Times New Roman" w:hAnsi="Times New Roman"/>
+          <w:rFonts w:ascii="Barlow Semi Condensed" w:cs="Barlow Semi Condensed" w:eastAsia="Barlow Semi Condensed" w:hAnsi="Barlow Semi Condensed"/>
           <w:sz w:val="24"/>
           <w:szCs w:val="24"/>
         </w:rPr>
@@ -2477,7 +2477,7 @@
       </w:pPr>
       <w:r>
         <w:rPr>
-          <w:rFonts w:ascii="Times New Roman" w:cs="Times New Roman" w:eastAsia="Times New Roman" w:hAnsi="Times New Roman"/>
+          <w:rFonts w:ascii="Barlow Semi Condensed" w:cs="Barlow Semi Condensed" w:eastAsia="Barlow Semi Condensed" w:hAnsi="Barlow Semi Condensed"/>
           <w:sz w:val="24"/>
           <w:szCs w:val="24"/>
         </w:rPr>
@@ -2485,7 +2485,7 @@
       </w:r>
       <w:r>
         <w:rPr>
-          <w:rFonts w:ascii="Times New Roman" w:cs="Times New Roman" w:eastAsia="Times New Roman" w:hAnsi="Times New Roman"/>
+          <w:rFonts w:ascii="Barlow Semi Condensed" w:cs="Barlow Semi Condensed" w:eastAsia="Barlow Semi Condensed" w:hAnsi="Barlow Semi Condensed"/>
           <w:b/>
           <w:bCs/>
           <w:sz w:val="24"/>
@@ -2495,7 +2495,7 @@
       </w:r>
       <w:r>
         <w:rPr>
-          <w:rFonts w:ascii="Times New Roman" w:cs="Times New Roman" w:eastAsia="Times New Roman" w:hAnsi="Times New Roman"/>
+          <w:rFonts w:ascii="Barlow Semi Condensed" w:cs="Barlow Semi Condensed" w:eastAsia="Barlow Semi Condensed" w:hAnsi="Barlow Semi Condensed"/>
           <w:sz w:val="24"/>
           <w:szCs w:val="24"/>
         </w:rPr>
@@ -2503,7 +2503,7 @@
       </w:r>
       <w:r>
         <w:rPr>
-          <w:rFonts w:ascii="Times New Roman" w:cs="Times New Roman" w:eastAsia="Times New Roman" w:hAnsi="Times New Roman"/>
+          <w:rFonts w:ascii="Barlow Semi Condensed" w:cs="Barlow Semi Condensed" w:eastAsia="Barlow Semi Condensed" w:hAnsi="Barlow Semi Condensed"/>
           <w:i/>
           <w:iCs/>
           <w:sz w:val="24"/>
@@ -2513,7 +2513,7 @@
       </w:r>
       <w:r>
         <w:rPr>
-          <w:rFonts w:ascii="Times New Roman" w:cs="Times New Roman" w:eastAsia="Times New Roman" w:hAnsi="Times New Roman"/>
+          <w:rFonts w:ascii="Barlow Semi Condensed" w:cs="Barlow Semi Condensed" w:eastAsia="Barlow Semi Condensed" w:hAnsi="Barlow Semi Condensed"/>
           <w:sz w:val="24"/>
           <w:szCs w:val="24"/>
         </w:rPr>
@@ -2527,7 +2527,7 @@
       </w:pPr>
       <w:r>
         <w:rPr>
-          <w:rFonts w:ascii="Times New Roman" w:cs="Times New Roman" w:eastAsia="Times New Roman" w:hAnsi="Times New Roman"/>
+          <w:rFonts w:ascii="Barlow Semi Condensed" w:cs="Barlow Semi Condensed" w:eastAsia="Barlow Semi Condensed" w:hAnsi="Barlow Semi Condensed"/>
           <w:sz w:val="24"/>
           <w:szCs w:val="24"/>
         </w:rPr>
@@ -2535,7 +2535,7 @@
       </w:r>
       <w:r>
         <w:rPr>
-          <w:rFonts w:ascii="Times New Roman" w:cs="Times New Roman" w:eastAsia="Times New Roman" w:hAnsi="Times New Roman"/>
+          <w:rFonts w:ascii="Barlow Semi Condensed" w:cs="Barlow Semi Condensed" w:eastAsia="Barlow Semi Condensed" w:hAnsi="Barlow Semi Condensed"/>
           <w:b/>
           <w:bCs/>
           <w:sz w:val="24"/>
@@ -2545,7 +2545,7 @@
       </w:r>
       <w:r>
         <w:rPr>
-          <w:rFonts w:ascii="Times New Roman" w:cs="Times New Roman" w:eastAsia="Times New Roman" w:hAnsi="Times New Roman"/>
+          <w:rFonts w:ascii="Barlow Semi Condensed" w:cs="Barlow Semi Condensed" w:eastAsia="Barlow Semi Condensed" w:hAnsi="Barlow Semi Condensed"/>
           <w:sz w:val="24"/>
           <w:szCs w:val="24"/>
         </w:rPr>
@@ -2559,7 +2559,7 @@
       </w:pPr>
       <w:r>
         <w:rPr>
-          <w:rFonts w:ascii="Times New Roman" w:cs="Times New Roman" w:eastAsia="Times New Roman" w:hAnsi="Times New Roman"/>
+          <w:rFonts w:ascii="Barlow Semi Condensed" w:cs="Barlow Semi Condensed" w:eastAsia="Barlow Semi Condensed" w:hAnsi="Barlow Semi Condensed"/>
           <w:sz w:val="24"/>
           <w:szCs w:val="24"/>
         </w:rPr>
@@ -2567,7 +2567,7 @@
       </w:r>
       <w:r>
         <w:rPr>
-          <w:rFonts w:ascii="Times New Roman" w:cs="Times New Roman" w:eastAsia="Times New Roman" w:hAnsi="Times New Roman"/>
+          <w:rFonts w:ascii="Barlow Semi Condensed" w:cs="Barlow Semi Condensed" w:eastAsia="Barlow Semi Condensed" w:hAnsi="Barlow Semi Condensed"/>
           <w:i/>
           <w:iCs/>
           <w:sz w:val="24"/>
@@ -2577,7 +2577,7 @@
       </w:r>
       <w:r>
         <w:rPr>
-          <w:rFonts w:ascii="Times New Roman" w:cs="Times New Roman" w:eastAsia="Times New Roman" w:hAnsi="Times New Roman"/>
+          <w:rFonts w:ascii="Barlow Semi Condensed" w:cs="Barlow Semi Condensed" w:eastAsia="Barlow Semi Condensed" w:hAnsi="Barlow Semi Condensed"/>
           <w:sz w:val="24"/>
           <w:szCs w:val="24"/>
         </w:rPr>
@@ -2585,7 +2585,7 @@
       </w:r>
       <w:r>
         <w:rPr>
-          <w:rFonts w:ascii="Times New Roman" w:cs="Times New Roman" w:eastAsia="Times New Roman" w:hAnsi="Times New Roman"/>
+          <w:rFonts w:ascii="Barlow Semi Condensed" w:cs="Barlow Semi Condensed" w:eastAsia="Barlow Semi Condensed" w:hAnsi="Barlow Semi Condensed"/>
           <w:i/>
           <w:iCs/>
           <w:sz w:val="24"/>
@@ -2595,7 +2595,7 @@
       </w:r>
       <w:r>
         <w:rPr>
-          <w:rFonts w:ascii="Times New Roman" w:cs="Times New Roman" w:eastAsia="Times New Roman" w:hAnsi="Times New Roman"/>
+          <w:rFonts w:ascii="Barlow Semi Condensed" w:cs="Barlow Semi Condensed" w:eastAsia="Barlow Semi Condensed" w:hAnsi="Barlow Semi Condensed"/>
           <w:sz w:val="24"/>
           <w:szCs w:val="24"/>
         </w:rPr>
@@ -2603,7 +2603,7 @@
       </w:r>
       <w:r>
         <w:rPr>
-          <w:rFonts w:ascii="Times New Roman" w:cs="Times New Roman" w:eastAsia="Times New Roman" w:hAnsi="Times New Roman"/>
+          <w:rFonts w:ascii="Barlow Semi Condensed" w:cs="Barlow Semi Condensed" w:eastAsia="Barlow Semi Condensed" w:hAnsi="Barlow Semi Condensed"/>
           <w:b/>
           <w:bCs/>
           <w:sz w:val="24"/>
@@ -2613,7 +2613,7 @@
       </w:r>
       <w:r>
         <w:rPr>
-          <w:rFonts w:ascii="Times New Roman" w:cs="Times New Roman" w:eastAsia="Times New Roman" w:hAnsi="Times New Roman"/>
+          <w:rFonts w:ascii="Barlow Semi Condensed" w:cs="Barlow Semi Condensed" w:eastAsia="Barlow Semi Condensed" w:hAnsi="Barlow Semi Condensed"/>
           <w:sz w:val="24"/>
           <w:szCs w:val="24"/>
         </w:rPr>
@@ -2627,7 +2627,7 @@
       </w:pPr>
       <w:r>
         <w:rPr>
-          <w:rFonts w:ascii="Times New Roman" w:cs="Times New Roman" w:eastAsia="Times New Roman" w:hAnsi="Times New Roman"/>
+          <w:rFonts w:ascii="Barlow Semi Condensed" w:cs="Barlow Semi Condensed" w:eastAsia="Barlow Semi Condensed" w:hAnsi="Barlow Semi Condensed"/>
           <w:sz w:val="24"/>
           <w:szCs w:val="24"/>
         </w:rPr>
@@ -2641,7 +2641,7 @@
       </w:pPr>
       <w:r>
         <w:rPr>
-          <w:rFonts w:ascii="Times New Roman" w:cs="Times New Roman" w:eastAsia="Times New Roman" w:hAnsi="Times New Roman"/>
+          <w:rFonts w:ascii="Barlow Semi Condensed" w:cs="Barlow Semi Condensed" w:eastAsia="Barlow Semi Condensed" w:hAnsi="Barlow Semi Condensed"/>
           <w:sz w:val="24"/>
           <w:szCs w:val="24"/>
         </w:rPr>
@@ -2649,7 +2649,7 @@
       </w:r>
       <w:r>
         <w:rPr>
-          <w:rFonts w:ascii="Times New Roman" w:cs="Times New Roman" w:eastAsia="Times New Roman" w:hAnsi="Times New Roman"/>
+          <w:rFonts w:ascii="Barlow Semi Condensed" w:cs="Barlow Semi Condensed" w:eastAsia="Barlow Semi Condensed" w:hAnsi="Barlow Semi Condensed"/>
           <w:b/>
           <w:bCs/>
           <w:sz w:val="24"/>
@@ -2659,7 +2659,7 @@
       </w:r>
       <w:r>
         <w:rPr>
-          <w:rFonts w:ascii="Times New Roman" w:cs="Times New Roman" w:eastAsia="Times New Roman" w:hAnsi="Times New Roman"/>
+          <w:rFonts w:ascii="Barlow Semi Condensed" w:cs="Barlow Semi Condensed" w:eastAsia="Barlow Semi Condensed" w:hAnsi="Barlow Semi Condensed"/>
           <w:sz w:val="24"/>
           <w:szCs w:val="24"/>
         </w:rPr>
@@ -2673,7 +2673,7 @@
       </w:pPr>
       <w:r>
         <w:rPr>
-          <w:rFonts w:ascii="Times New Roman" w:cs="Times New Roman" w:eastAsia="Times New Roman" w:hAnsi="Times New Roman"/>
+          <w:rFonts w:ascii="Barlow Semi Condensed" w:cs="Barlow Semi Condensed" w:eastAsia="Barlow Semi Condensed" w:hAnsi="Barlow Semi Condensed"/>
           <w:b/>
           <w:bCs/>
           <w:sz w:val="24"/>
@@ -2683,7 +2683,7 @@
       </w:r>
       <w:r>
         <w:rPr>
-          <w:rFonts w:ascii="Times New Roman" w:cs="Times New Roman" w:eastAsia="Times New Roman" w:hAnsi="Times New Roman"/>
+          <w:rFonts w:ascii="Barlow Semi Condensed" w:cs="Barlow Semi Condensed" w:eastAsia="Barlow Semi Condensed" w:hAnsi="Barlow Semi Condensed"/>
           <w:sz w:val="24"/>
           <w:szCs w:val="24"/>
         </w:rPr>
@@ -2691,7 +2691,7 @@
       </w:r>
       <w:r>
         <w:rPr>
-          <w:rFonts w:ascii="Times New Roman" w:cs="Times New Roman" w:eastAsia="Times New Roman" w:hAnsi="Times New Roman"/>
+          <w:rFonts w:ascii="Barlow Semi Condensed" w:cs="Barlow Semi Condensed" w:eastAsia="Barlow Semi Condensed" w:hAnsi="Barlow Semi Condensed"/>
           <w:i/>
           <w:iCs/>
           <w:sz w:val="24"/>
@@ -2701,7 +2701,7 @@
       </w:r>
       <w:r>
         <w:rPr>
-          <w:rFonts w:ascii="Times New Roman" w:cs="Times New Roman" w:eastAsia="Times New Roman" w:hAnsi="Times New Roman"/>
+          <w:rFonts w:ascii="Barlow Semi Condensed" w:cs="Barlow Semi Condensed" w:eastAsia="Barlow Semi Condensed" w:hAnsi="Barlow Semi Condensed"/>
           <w:sz w:val="24"/>
           <w:szCs w:val="24"/>
         </w:rPr>
@@ -2715,7 +2715,7 @@
       </w:pPr>
       <w:r>
         <w:rPr>
-          <w:rFonts w:ascii="Times New Roman" w:cs="Times New Roman" w:eastAsia="Times New Roman" w:hAnsi="Times New Roman"/>
+          <w:rFonts w:ascii="Barlow Semi Condensed" w:cs="Barlow Semi Condensed" w:eastAsia="Barlow Semi Condensed" w:hAnsi="Barlow Semi Condensed"/>
           <w:b/>
           <w:bCs/>
           <w:sz w:val="24"/>
@@ -2725,7 +2725,7 @@
       </w:r>
       <w:r>
         <w:rPr>
-          <w:rFonts w:ascii="Times New Roman" w:cs="Times New Roman" w:eastAsia="Times New Roman" w:hAnsi="Times New Roman"/>
+          <w:rFonts w:ascii="Barlow Semi Condensed" w:cs="Barlow Semi Condensed" w:eastAsia="Barlow Semi Condensed" w:hAnsi="Barlow Semi Condensed"/>
           <w:sz w:val="24"/>
           <w:szCs w:val="24"/>
         </w:rPr>
@@ -2733,7 +2733,7 @@
       </w:r>
       <w:r>
         <w:rPr>
-          <w:rFonts w:ascii="Times New Roman" w:cs="Times New Roman" w:eastAsia="Times New Roman" w:hAnsi="Times New Roman"/>
+          <w:rFonts w:ascii="Barlow Semi Condensed" w:cs="Barlow Semi Condensed" w:eastAsia="Barlow Semi Condensed" w:hAnsi="Barlow Semi Condensed"/>
           <w:i/>
           <w:iCs/>
           <w:sz w:val="24"/>
@@ -2743,7 +2743,7 @@
       </w:r>
       <w:r>
         <w:rPr>
-          <w:rFonts w:ascii="Times New Roman" w:cs="Times New Roman" w:eastAsia="Times New Roman" w:hAnsi="Times New Roman"/>
+          <w:rFonts w:ascii="Barlow Semi Condensed" w:cs="Barlow Semi Condensed" w:eastAsia="Barlow Semi Condensed" w:hAnsi="Barlow Semi Condensed"/>
           <w:sz w:val="24"/>
           <w:szCs w:val="24"/>
         </w:rPr>
@@ -2757,7 +2757,7 @@
       </w:pPr>
       <w:r>
         <w:rPr>
-          <w:rFonts w:ascii="Times New Roman" w:cs="Times New Roman" w:eastAsia="Times New Roman" w:hAnsi="Times New Roman"/>
+          <w:rFonts w:ascii="Barlow Semi Condensed" w:cs="Barlow Semi Condensed" w:eastAsia="Barlow Semi Condensed" w:hAnsi="Barlow Semi Condensed"/>
           <w:b/>
           <w:bCs/>
           <w:sz w:val="24"/>
@@ -2767,7 +2767,7 @@
       </w:r>
       <w:r>
         <w:rPr>
-          <w:rFonts w:ascii="Times New Roman" w:cs="Times New Roman" w:eastAsia="Times New Roman" w:hAnsi="Times New Roman"/>
+          <w:rFonts w:ascii="Barlow Semi Condensed" w:cs="Barlow Semi Condensed" w:eastAsia="Barlow Semi Condensed" w:hAnsi="Barlow Semi Condensed"/>
           <w:sz w:val="24"/>
           <w:szCs w:val="24"/>
         </w:rPr>
@@ -2775,7 +2775,7 @@
       </w:r>
       <w:r>
         <w:rPr>
-          <w:rFonts w:ascii="Times New Roman" w:cs="Times New Roman" w:eastAsia="Times New Roman" w:hAnsi="Times New Roman"/>
+          <w:rFonts w:ascii="Barlow Semi Condensed" w:cs="Barlow Semi Condensed" w:eastAsia="Barlow Semi Condensed" w:hAnsi="Barlow Semi Condensed"/>
           <w:i/>
           <w:iCs/>
           <w:sz w:val="24"/>
@@ -2785,7 +2785,7 @@
       </w:r>
       <w:r>
         <w:rPr>
-          <w:rFonts w:ascii="Times New Roman" w:cs="Times New Roman" w:eastAsia="Times New Roman" w:hAnsi="Times New Roman"/>
+          <w:rFonts w:ascii="Barlow Semi Condensed" w:cs="Barlow Semi Condensed" w:eastAsia="Barlow Semi Condensed" w:hAnsi="Barlow Semi Condensed"/>
           <w:sz w:val="24"/>
           <w:szCs w:val="24"/>
         </w:rPr>
@@ -2799,7 +2799,7 @@
       </w:pPr>
       <w:r>
         <w:rPr>
-          <w:rFonts w:ascii="Times New Roman" w:cs="Times New Roman" w:eastAsia="Times New Roman" w:hAnsi="Times New Roman"/>
+          <w:rFonts w:ascii="Barlow Semi Condensed" w:cs="Barlow Semi Condensed" w:eastAsia="Barlow Semi Condensed" w:hAnsi="Barlow Semi Condensed"/>
           <w:b/>
           <w:bCs/>
           <w:sz w:val="24"/>
@@ -2809,7 +2809,7 @@
       </w:r>
       <w:r>
         <w:rPr>
-          <w:rFonts w:ascii="Times New Roman" w:cs="Times New Roman" w:eastAsia="Times New Roman" w:hAnsi="Times New Roman"/>
+          <w:rFonts w:ascii="Barlow Semi Condensed" w:cs="Barlow Semi Condensed" w:eastAsia="Barlow Semi Condensed" w:hAnsi="Barlow Semi Condensed"/>
           <w:sz w:val="24"/>
           <w:szCs w:val="24"/>
         </w:rPr>
@@ -2823,7 +2823,7 @@
       </w:pPr>
       <w:r>
         <w:rPr>
-          <w:rFonts w:ascii="Times New Roman" w:cs="Times New Roman" w:eastAsia="Times New Roman" w:hAnsi="Times New Roman"/>
+          <w:rFonts w:ascii="Barlow Semi Condensed" w:cs="Barlow Semi Condensed" w:eastAsia="Barlow Semi Condensed" w:hAnsi="Barlow Semi Condensed"/>
           <w:sz w:val="24"/>
           <w:szCs w:val="24"/>
         </w:rPr>
@@ -2837,7 +2837,7 @@
       </w:pPr>
       <w:r>
         <w:rPr>
-          <w:rFonts w:ascii="Times New Roman" w:cs="Times New Roman" w:eastAsia="Times New Roman" w:hAnsi="Times New Roman"/>
+          <w:rFonts w:ascii="Barlow Semi Condensed" w:cs="Barlow Semi Condensed" w:eastAsia="Barlow Semi Condensed" w:hAnsi="Barlow Semi Condensed"/>
           <w:sz w:val="24"/>
           <w:szCs w:val="24"/>
         </w:rPr>
@@ -2851,7 +2851,7 @@
       </w:pPr>
       <w:r>
         <w:rPr>
-          <w:rFonts w:ascii="Times New Roman" w:cs="Times New Roman" w:eastAsia="Times New Roman" w:hAnsi="Times New Roman"/>
+          <w:rFonts w:ascii="Barlow Semi Condensed" w:cs="Barlow Semi Condensed" w:eastAsia="Barlow Semi Condensed" w:hAnsi="Barlow Semi Condensed"/>
           <w:sz w:val="24"/>
           <w:szCs w:val="24"/>
         </w:rPr>
@@ -2865,7 +2865,7 @@
       </w:pPr>
       <w:r>
         <w:rPr>
-          <w:rFonts w:ascii="Times New Roman" w:cs="Times New Roman" w:eastAsia="Times New Roman" w:hAnsi="Times New Roman"/>
+          <w:rFonts w:ascii="Barlow Semi Condensed" w:cs="Barlow Semi Condensed" w:eastAsia="Barlow Semi Condensed" w:hAnsi="Barlow Semi Condensed"/>
           <w:sz w:val="24"/>
           <w:szCs w:val="24"/>
         </w:rPr>
@@ -2879,7 +2879,7 @@
       </w:pPr>
       <w:r>
         <w:rPr>
-          <w:rFonts w:ascii="Times New Roman" w:cs="Times New Roman" w:eastAsia="Times New Roman" w:hAnsi="Times New Roman"/>
+          <w:rFonts w:ascii="Barlow Semi Condensed" w:cs="Barlow Semi Condensed" w:eastAsia="Barlow Semi Condensed" w:hAnsi="Barlow Semi Condensed"/>
           <w:sz w:val="24"/>
           <w:szCs w:val="24"/>
         </w:rPr>
@@ -2893,7 +2893,7 @@
       </w:pPr>
       <w:r>
         <w:rPr>
-          <w:rFonts w:ascii="Times New Roman" w:cs="Times New Roman" w:eastAsia="Times New Roman" w:hAnsi="Times New Roman"/>
+          <w:rFonts w:ascii="Barlow Semi Condensed" w:cs="Barlow Semi Condensed" w:eastAsia="Barlow Semi Condensed" w:hAnsi="Barlow Semi Condensed"/>
           <w:sz w:val="24"/>
           <w:szCs w:val="24"/>
         </w:rPr>
@@ -2915,7 +2915,7 @@
       </w:pPr>
       <w:r>
         <w:rPr>
-          <w:rFonts w:ascii="Times New Roman" w:cs="Times New Roman" w:eastAsia="Times New Roman" w:hAnsi="Times New Roman"/>
+          <w:rFonts w:ascii="Barlow Semi Condensed" w:cs="Barlow Semi Condensed" w:eastAsia="Barlow Semi Condensed" w:hAnsi="Barlow Semi Condensed"/>
           <w:i/>
           <w:iCs/>
           <w:sz w:val="24"/>
@@ -2936,7 +2936,7 @@
       </w:pPr>
       <w:r>
         <w:rPr>
-          <w:rFonts w:ascii="Times New Roman" w:cs="Times New Roman" w:eastAsia="Times New Roman" w:hAnsi="Times New Roman"/>
+          <w:rFonts w:ascii="Barlow Semi Condensed" w:cs="Barlow Semi Condensed" w:eastAsia="Barlow Semi Condensed" w:hAnsi="Barlow Semi Condensed"/>
           <w:sz w:val="24"/>
           <w:szCs w:val="24"/>
         </w:rPr>
@@ -2950,7 +2950,7 @@
       </w:pPr>
       <w:r>
         <w:rPr>
-          <w:rFonts w:ascii="Times New Roman" w:cs="Times New Roman" w:eastAsia="Times New Roman" w:hAnsi="Times New Roman"/>
+          <w:rFonts w:ascii="Barlow Semi Condensed" w:cs="Barlow Semi Condensed" w:eastAsia="Barlow Semi Condensed" w:hAnsi="Barlow Semi Condensed"/>
           <w:sz w:val="24"/>
           <w:szCs w:val="24"/>
         </w:rPr>
@@ -2964,7 +2964,7 @@
       </w:pPr>
       <w:r>
         <w:rPr>
-          <w:rFonts w:ascii="Times New Roman" w:cs="Times New Roman" w:eastAsia="Times New Roman" w:hAnsi="Times New Roman"/>
+          <w:rFonts w:ascii="Barlow Semi Condensed" w:cs="Barlow Semi Condensed" w:eastAsia="Barlow Semi Condensed" w:hAnsi="Barlow Semi Condensed"/>
           <w:i/>
           <w:iCs/>
           <w:sz w:val="24"/>
@@ -2984,7 +2984,7 @@
       </w:pPr>
       <w:r>
         <w:rPr>
-          <w:rFonts w:ascii="Times New Roman" w:cs="Times New Roman" w:eastAsia="Times New Roman" w:hAnsi="Times New Roman"/>
+          <w:rFonts w:ascii="Barlow Semi Condensed" w:cs="Barlow Semi Condensed" w:eastAsia="Barlow Semi Condensed" w:hAnsi="Barlow Semi Condensed"/>
           <w:b/>
           <w:bCs/>
           <w:i w:val="false"/>
@@ -2996,7 +2996,7 @@
       </w:r>
       <w:r>
         <w:rPr>
-          <w:rFonts w:ascii="Times New Roman" w:cs="Times New Roman" w:eastAsia="Times New Roman" w:hAnsi="Times New Roman"/>
+          <w:rFonts w:ascii="Barlow Semi Condensed" w:cs="Barlow Semi Condensed" w:eastAsia="Barlow Semi Condensed" w:hAnsi="Barlow Semi Condensed"/>
           <w:i w:val="false"/>
           <w:iCs w:val="false"/>
           <w:sz w:val="24"/>
@@ -3006,7 +3006,7 @@
       </w:r>
       <w:r>
         <w:rPr>
-          <w:rFonts w:ascii="Times New Roman" w:cs="Times New Roman" w:eastAsia="Times New Roman" w:hAnsi="Times New Roman"/>
+          <w:rFonts w:ascii="Barlow Semi Condensed" w:cs="Barlow Semi Condensed" w:eastAsia="Barlow Semi Condensed" w:hAnsi="Barlow Semi Condensed"/>
           <w:b/>
           <w:bCs/>
           <w:i w:val="false"/>
@@ -3018,7 +3018,7 @@
       </w:r>
       <w:r>
         <w:rPr>
-          <w:rFonts w:ascii="Times New Roman" w:cs="Times New Roman" w:eastAsia="Times New Roman" w:hAnsi="Times New Roman"/>
+          <w:rFonts w:ascii="Barlow Semi Condensed" w:cs="Barlow Semi Condensed" w:eastAsia="Barlow Semi Condensed" w:hAnsi="Barlow Semi Condensed"/>
           <w:i w:val="false"/>
           <w:iCs w:val="false"/>
           <w:sz w:val="24"/>
@@ -3028,7 +3028,7 @@
       </w:r>
       <w:r>
         <w:rPr>
-          <w:rFonts w:ascii="Times New Roman" w:cs="Times New Roman" w:eastAsia="Times New Roman" w:hAnsi="Times New Roman"/>
+          <w:rFonts w:ascii="Barlow Semi Condensed" w:cs="Barlow Semi Condensed" w:eastAsia="Barlow Semi Condensed" w:hAnsi="Barlow Semi Condensed"/>
           <w:b/>
           <w:bCs/>
           <w:i w:val="false"/>
@@ -3040,7 +3040,7 @@
       </w:r>
       <w:r>
         <w:rPr>
-          <w:rFonts w:ascii="Times New Roman" w:cs="Times New Roman" w:eastAsia="Times New Roman" w:hAnsi="Times New Roman"/>
+          <w:rFonts w:ascii="Barlow Semi Condensed" w:cs="Barlow Semi Condensed" w:eastAsia="Barlow Semi Condensed" w:hAnsi="Barlow Semi Condensed"/>
           <w:i w:val="false"/>
           <w:iCs w:val="false"/>
           <w:sz w:val="24"/>
@@ -3050,7 +3050,7 @@
       </w:r>
       <w:r>
         <w:rPr>
-          <w:rFonts w:ascii="Times New Roman" w:cs="Times New Roman" w:eastAsia="Times New Roman" w:hAnsi="Times New Roman"/>
+          <w:rFonts w:ascii="Barlow Semi Condensed" w:cs="Barlow Semi Condensed" w:eastAsia="Barlow Semi Condensed" w:hAnsi="Barlow Semi Condensed"/>
           <w:b/>
           <w:bCs/>
           <w:i w:val="false"/>
@@ -3062,7 +3062,7 @@
       </w:r>
       <w:r>
         <w:rPr>
-          <w:rFonts w:ascii="Times New Roman" w:cs="Times New Roman" w:eastAsia="Times New Roman" w:hAnsi="Times New Roman"/>
+          <w:rFonts w:ascii="Barlow Semi Condensed" w:cs="Barlow Semi Condensed" w:eastAsia="Barlow Semi Condensed" w:hAnsi="Barlow Semi Condensed"/>
           <w:i w:val="false"/>
           <w:iCs w:val="false"/>
           <w:sz w:val="24"/>
@@ -3072,7 +3072,7 @@
       </w:r>
       <w:r>
         <w:rPr>
-          <w:rFonts w:ascii="Times New Roman" w:cs="Times New Roman" w:eastAsia="Times New Roman" w:hAnsi="Times New Roman"/>
+          <w:rFonts w:ascii="Barlow Semi Condensed" w:cs="Barlow Semi Condensed" w:eastAsia="Barlow Semi Condensed" w:hAnsi="Barlow Semi Condensed"/>
           <w:b/>
           <w:bCs/>
           <w:i w:val="false"/>
@@ -3084,7 +3084,7 @@
       </w:r>
       <w:r>
         <w:rPr>
-          <w:rFonts w:ascii="Times New Roman" w:cs="Times New Roman" w:eastAsia="Times New Roman" w:hAnsi="Times New Roman"/>
+          <w:rFonts w:ascii="Barlow Semi Condensed" w:cs="Barlow Semi Condensed" w:eastAsia="Barlow Semi Condensed" w:hAnsi="Barlow Semi Condensed"/>
           <w:i w:val="false"/>
           <w:iCs w:val="false"/>
           <w:sz w:val="24"/>
@@ -3108,7 +3108,7 @@
       </w:pPr>
       <w:r>
         <w:rPr>
-          <w:rFonts w:ascii="Times New Roman" w:cs="Times New Roman" w:eastAsia="Times New Roman" w:hAnsi="Times New Roman"/>
+          <w:rFonts w:ascii="Barlow Semi Condensed" w:cs="Barlow Semi Condensed" w:eastAsia="Barlow Semi Condensed" w:hAnsi="Barlow Semi Condensed"/>
           <w:sz w:val="24"/>
           <w:szCs w:val="24"/>
         </w:rPr>
@@ -3142,11 +3142,11 @@
           <w:p>
             <w:pPr>
               <w:spacing w:after="20" w:before="20"/>
-              <w:jc w:val="left"/>
-            </w:pPr>
-            <w:r>
-              <w:rPr>
-                <w:rFonts w:ascii="Times New Roman" w:cs="Times New Roman" w:eastAsia="Times New Roman" w:hAnsi="Times New Roman"/>
+              <w:jc w:val="both"/>
+            </w:pPr>
+            <w:r>
+              <w:rPr>
+                <w:rFonts w:ascii="Barlow Semi Condensed" w:cs="Barlow Semi Condensed" w:eastAsia="Barlow Semi Condensed" w:hAnsi="Barlow Semi Condensed"/>
                 <w:b/>
                 <w:bCs/>
                 <w:color w:val="FFFFFF"/>
@@ -3165,11 +3165,11 @@
           <w:p>
             <w:pPr>
               <w:spacing w:after="20" w:before="20"/>
-              <w:jc w:val="left"/>
-            </w:pPr>
-            <w:r>
-              <w:rPr>
-                <w:rFonts w:ascii="Times New Roman" w:cs="Times New Roman" w:eastAsia="Times New Roman" w:hAnsi="Times New Roman"/>
+              <w:jc w:val="both"/>
+            </w:pPr>
+            <w:r>
+              <w:rPr>
+                <w:rFonts w:ascii="Barlow Semi Condensed" w:cs="Barlow Semi Condensed" w:eastAsia="Barlow Semi Condensed" w:hAnsi="Barlow Semi Condensed"/>
                 <w:b/>
                 <w:bCs/>
                 <w:color w:val="FFFFFF"/>
@@ -3188,11 +3188,11 @@
           <w:p>
             <w:pPr>
               <w:spacing w:after="20" w:before="20"/>
-              <w:jc w:val="left"/>
-            </w:pPr>
-            <w:r>
-              <w:rPr>
-                <w:rFonts w:ascii="Times New Roman" w:cs="Times New Roman" w:eastAsia="Times New Roman" w:hAnsi="Times New Roman"/>
+              <w:jc w:val="both"/>
+            </w:pPr>
+            <w:r>
+              <w:rPr>
+                <w:rFonts w:ascii="Barlow Semi Condensed" w:cs="Barlow Semi Condensed" w:eastAsia="Barlow Semi Condensed" w:hAnsi="Barlow Semi Condensed"/>
                 <w:b/>
                 <w:bCs/>
                 <w:color w:val="FFFFFF"/>
@@ -3211,11 +3211,11 @@
           <w:p>
             <w:pPr>
               <w:spacing w:after="20" w:before="20"/>
-              <w:jc w:val="left"/>
-            </w:pPr>
-            <w:r>
-              <w:rPr>
-                <w:rFonts w:ascii="Times New Roman" w:cs="Times New Roman" w:eastAsia="Times New Roman" w:hAnsi="Times New Roman"/>
+              <w:jc w:val="both"/>
+            </w:pPr>
+            <w:r>
+              <w:rPr>
+                <w:rFonts w:ascii="Barlow Semi Condensed" w:cs="Barlow Semi Condensed" w:eastAsia="Barlow Semi Condensed" w:hAnsi="Barlow Semi Condensed"/>
                 <w:b/>
                 <w:bCs/>
                 <w:color w:val="FFFFFF"/>
@@ -3235,11 +3235,11 @@
           <w:p>
             <w:pPr>
               <w:spacing w:after="20" w:before="20"/>
-              <w:jc w:val="left"/>
-            </w:pPr>
-            <w:r>
-              <w:rPr>
-                <w:rFonts w:ascii="Times New Roman" w:cs="Times New Roman" w:eastAsia="Times New Roman" w:hAnsi="Times New Roman"/>
+              <w:jc w:val="both"/>
+            </w:pPr>
+            <w:r>
+              <w:rPr>
+                <w:rFonts w:ascii="Barlow Semi Condensed" w:cs="Barlow Semi Condensed" w:eastAsia="Barlow Semi Condensed" w:hAnsi="Barlow Semi Condensed"/>
                 <w:sz w:val="20"/>
                 <w:szCs w:val="20"/>
               </w:rPr>
@@ -3254,11 +3254,11 @@
           <w:p>
             <w:pPr>
               <w:spacing w:after="20" w:before="20"/>
-              <w:jc w:val="left"/>
-            </w:pPr>
-            <w:r>
-              <w:rPr>
-                <w:rFonts w:ascii="Times New Roman" w:cs="Times New Roman" w:eastAsia="Times New Roman" w:hAnsi="Times New Roman"/>
+              <w:jc w:val="both"/>
+            </w:pPr>
+            <w:r>
+              <w:rPr>
+                <w:rFonts w:ascii="Barlow Semi Condensed" w:cs="Barlow Semi Condensed" w:eastAsia="Barlow Semi Condensed" w:hAnsi="Barlow Semi Condensed"/>
                 <w:sz w:val="20"/>
                 <w:szCs w:val="20"/>
               </w:rPr>
@@ -3273,11 +3273,11 @@
           <w:p>
             <w:pPr>
               <w:spacing w:after="20" w:before="20"/>
-              <w:jc w:val="left"/>
-            </w:pPr>
-            <w:r>
-              <w:rPr>
-                <w:rFonts w:ascii="Times New Roman" w:cs="Times New Roman" w:eastAsia="Times New Roman" w:hAnsi="Times New Roman"/>
+              <w:jc w:val="both"/>
+            </w:pPr>
+            <w:r>
+              <w:rPr>
+                <w:rFonts w:ascii="Barlow Semi Condensed" w:cs="Barlow Semi Condensed" w:eastAsia="Barlow Semi Condensed" w:hAnsi="Barlow Semi Condensed"/>
                 <w:b/>
                 <w:bCs/>
                 <w:sz w:val="20"/>
@@ -3294,11 +3294,11 @@
           <w:p>
             <w:pPr>
               <w:spacing w:after="20" w:before="20"/>
-              <w:jc w:val="left"/>
-            </w:pPr>
-            <w:r>
-              <w:rPr>
-                <w:rFonts w:ascii="Times New Roman" w:cs="Times New Roman" w:eastAsia="Times New Roman" w:hAnsi="Times New Roman"/>
+              <w:jc w:val="both"/>
+            </w:pPr>
+            <w:r>
+              <w:rPr>
+                <w:rFonts w:ascii="Barlow Semi Condensed" w:cs="Barlow Semi Condensed" w:eastAsia="Barlow Semi Condensed" w:hAnsi="Barlow Semi Condensed"/>
                 <w:sz w:val="20"/>
                 <w:szCs w:val="20"/>
               </w:rPr>
@@ -3315,11 +3315,11 @@
           <w:p>
             <w:pPr>
               <w:spacing w:after="20" w:before="20"/>
-              <w:jc w:val="left"/>
-            </w:pPr>
-            <w:r>
-              <w:rPr>
-                <w:rFonts w:ascii="Times New Roman" w:cs="Times New Roman" w:eastAsia="Times New Roman" w:hAnsi="Times New Roman"/>
+              <w:jc w:val="both"/>
+            </w:pPr>
+            <w:r>
+              <w:rPr>
+                <w:rFonts w:ascii="Barlow Semi Condensed" w:cs="Barlow Semi Condensed" w:eastAsia="Barlow Semi Condensed" w:hAnsi="Barlow Semi Condensed"/>
                 <w:sz w:val="20"/>
                 <w:szCs w:val="20"/>
               </w:rPr>
@@ -3334,11 +3334,11 @@
           <w:p>
             <w:pPr>
               <w:spacing w:after="20" w:before="20"/>
-              <w:jc w:val="left"/>
-            </w:pPr>
-            <w:r>
-              <w:rPr>
-                <w:rFonts w:ascii="Times New Roman" w:cs="Times New Roman" w:eastAsia="Times New Roman" w:hAnsi="Times New Roman"/>
+              <w:jc w:val="both"/>
+            </w:pPr>
+            <w:r>
+              <w:rPr>
+                <w:rFonts w:ascii="Barlow Semi Condensed" w:cs="Barlow Semi Condensed" w:eastAsia="Barlow Semi Condensed" w:hAnsi="Barlow Semi Condensed"/>
                 <w:sz w:val="20"/>
                 <w:szCs w:val="20"/>
               </w:rPr>
@@ -3353,11 +3353,11 @@
           <w:p>
             <w:pPr>
               <w:spacing w:after="20" w:before="20"/>
-              <w:jc w:val="left"/>
-            </w:pPr>
-            <w:r>
-              <w:rPr>
-                <w:rFonts w:ascii="Times New Roman" w:cs="Times New Roman" w:eastAsia="Times New Roman" w:hAnsi="Times New Roman"/>
+              <w:jc w:val="both"/>
+            </w:pPr>
+            <w:r>
+              <w:rPr>
+                <w:rFonts w:ascii="Barlow Semi Condensed" w:cs="Barlow Semi Condensed" w:eastAsia="Barlow Semi Condensed" w:hAnsi="Barlow Semi Condensed"/>
                 <w:b/>
                 <w:bCs/>
                 <w:sz w:val="20"/>
@@ -3374,11 +3374,11 @@
           <w:p>
             <w:pPr>
               <w:spacing w:after="20" w:before="20"/>
-              <w:jc w:val="left"/>
-            </w:pPr>
-            <w:r>
-              <w:rPr>
-                <w:rFonts w:ascii="Times New Roman" w:cs="Times New Roman" w:eastAsia="Times New Roman" w:hAnsi="Times New Roman"/>
+              <w:jc w:val="both"/>
+            </w:pPr>
+            <w:r>
+              <w:rPr>
+                <w:rFonts w:ascii="Barlow Semi Condensed" w:cs="Barlow Semi Condensed" w:eastAsia="Barlow Semi Condensed" w:hAnsi="Barlow Semi Condensed"/>
                 <w:sz w:val="20"/>
                 <w:szCs w:val="20"/>
               </w:rPr>
@@ -3395,11 +3395,11 @@
           <w:p>
             <w:pPr>
               <w:spacing w:after="20" w:before="20"/>
-              <w:jc w:val="left"/>
-            </w:pPr>
-            <w:r>
-              <w:rPr>
-                <w:rFonts w:ascii="Times New Roman" w:cs="Times New Roman" w:eastAsia="Times New Roman" w:hAnsi="Times New Roman"/>
+              <w:jc w:val="both"/>
+            </w:pPr>
+            <w:r>
+              <w:rPr>
+                <w:rFonts w:ascii="Barlow Semi Condensed" w:cs="Barlow Semi Condensed" w:eastAsia="Barlow Semi Condensed" w:hAnsi="Barlow Semi Condensed"/>
                 <w:sz w:val="20"/>
                 <w:szCs w:val="20"/>
               </w:rPr>
@@ -3414,11 +3414,11 @@
           <w:p>
             <w:pPr>
               <w:spacing w:after="20" w:before="20"/>
-              <w:jc w:val="left"/>
-            </w:pPr>
-            <w:r>
-              <w:rPr>
-                <w:rFonts w:ascii="Times New Roman" w:cs="Times New Roman" w:eastAsia="Times New Roman" w:hAnsi="Times New Roman"/>
+              <w:jc w:val="both"/>
+            </w:pPr>
+            <w:r>
+              <w:rPr>
+                <w:rFonts w:ascii="Barlow Semi Condensed" w:cs="Barlow Semi Condensed" w:eastAsia="Barlow Semi Condensed" w:hAnsi="Barlow Semi Condensed"/>
                 <w:sz w:val="20"/>
                 <w:szCs w:val="20"/>
               </w:rPr>
@@ -3433,11 +3433,11 @@
           <w:p>
             <w:pPr>
               <w:spacing w:after="20" w:before="20"/>
-              <w:jc w:val="left"/>
-            </w:pPr>
-            <w:r>
-              <w:rPr>
-                <w:rFonts w:ascii="Times New Roman" w:cs="Times New Roman" w:eastAsia="Times New Roman" w:hAnsi="Times New Roman"/>
+              <w:jc w:val="both"/>
+            </w:pPr>
+            <w:r>
+              <w:rPr>
+                <w:rFonts w:ascii="Barlow Semi Condensed" w:cs="Barlow Semi Condensed" w:eastAsia="Barlow Semi Condensed" w:hAnsi="Barlow Semi Condensed"/>
                 <w:b/>
                 <w:bCs/>
                 <w:sz w:val="20"/>
@@ -3454,11 +3454,11 @@
           <w:p>
             <w:pPr>
               <w:spacing w:after="20" w:before="20"/>
-              <w:jc w:val="left"/>
-            </w:pPr>
-            <w:r>
-              <w:rPr>
-                <w:rFonts w:ascii="Times New Roman" w:cs="Times New Roman" w:eastAsia="Times New Roman" w:hAnsi="Times New Roman"/>
+              <w:jc w:val="both"/>
+            </w:pPr>
+            <w:r>
+              <w:rPr>
+                <w:rFonts w:ascii="Barlow Semi Condensed" w:cs="Barlow Semi Condensed" w:eastAsia="Barlow Semi Condensed" w:hAnsi="Barlow Semi Condensed"/>
                 <w:sz w:val="20"/>
                 <w:szCs w:val="20"/>
               </w:rPr>
@@ -3475,11 +3475,11 @@
           <w:p>
             <w:pPr>
               <w:spacing w:after="20" w:before="20"/>
-              <w:jc w:val="left"/>
-            </w:pPr>
-            <w:r>
-              <w:rPr>
-                <w:rFonts w:ascii="Times New Roman" w:cs="Times New Roman" w:eastAsia="Times New Roman" w:hAnsi="Times New Roman"/>
+              <w:jc w:val="both"/>
+            </w:pPr>
+            <w:r>
+              <w:rPr>
+                <w:rFonts w:ascii="Barlow Semi Condensed" w:cs="Barlow Semi Condensed" w:eastAsia="Barlow Semi Condensed" w:hAnsi="Barlow Semi Condensed"/>
                 <w:sz w:val="20"/>
                 <w:szCs w:val="20"/>
               </w:rPr>
@@ -3494,11 +3494,11 @@
           <w:p>
             <w:pPr>
               <w:spacing w:after="20" w:before="20"/>
-              <w:jc w:val="left"/>
-            </w:pPr>
-            <w:r>
-              <w:rPr>
-                <w:rFonts w:ascii="Times New Roman" w:cs="Times New Roman" w:eastAsia="Times New Roman" w:hAnsi="Times New Roman"/>
+              <w:jc w:val="both"/>
+            </w:pPr>
+            <w:r>
+              <w:rPr>
+                <w:rFonts w:ascii="Barlow Semi Condensed" w:cs="Barlow Semi Condensed" w:eastAsia="Barlow Semi Condensed" w:hAnsi="Barlow Semi Condensed"/>
                 <w:sz w:val="20"/>
                 <w:szCs w:val="20"/>
               </w:rPr>
@@ -3513,11 +3513,11 @@
           <w:p>
             <w:pPr>
               <w:spacing w:after="20" w:before="20"/>
-              <w:jc w:val="left"/>
-            </w:pPr>
-            <w:r>
-              <w:rPr>
-                <w:rFonts w:ascii="Times New Roman" w:cs="Times New Roman" w:eastAsia="Times New Roman" w:hAnsi="Times New Roman"/>
+              <w:jc w:val="both"/>
+            </w:pPr>
+            <w:r>
+              <w:rPr>
+                <w:rFonts w:ascii="Barlow Semi Condensed" w:cs="Barlow Semi Condensed" w:eastAsia="Barlow Semi Condensed" w:hAnsi="Barlow Semi Condensed"/>
                 <w:b/>
                 <w:bCs/>
                 <w:sz w:val="20"/>
@@ -3534,11 +3534,11 @@
           <w:p>
             <w:pPr>
               <w:spacing w:after="20" w:before="20"/>
-              <w:jc w:val="left"/>
-            </w:pPr>
-            <w:r>
-              <w:rPr>
-                <w:rFonts w:ascii="Times New Roman" w:cs="Times New Roman" w:eastAsia="Times New Roman" w:hAnsi="Times New Roman"/>
+              <w:jc w:val="both"/>
+            </w:pPr>
+            <w:r>
+              <w:rPr>
+                <w:rFonts w:ascii="Barlow Semi Condensed" w:cs="Barlow Semi Condensed" w:eastAsia="Barlow Semi Condensed" w:hAnsi="Barlow Semi Condensed"/>
                 <w:sz w:val="20"/>
                 <w:szCs w:val="20"/>
               </w:rPr>
@@ -3555,11 +3555,11 @@
           <w:p>
             <w:pPr>
               <w:spacing w:after="20" w:before="20"/>
-              <w:jc w:val="left"/>
-            </w:pPr>
-            <w:r>
-              <w:rPr>
-                <w:rFonts w:ascii="Times New Roman" w:cs="Times New Roman" w:eastAsia="Times New Roman" w:hAnsi="Times New Roman"/>
+              <w:jc w:val="both"/>
+            </w:pPr>
+            <w:r>
+              <w:rPr>
+                <w:rFonts w:ascii="Barlow Semi Condensed" w:cs="Barlow Semi Condensed" w:eastAsia="Barlow Semi Condensed" w:hAnsi="Barlow Semi Condensed"/>
                 <w:sz w:val="20"/>
                 <w:szCs w:val="20"/>
               </w:rPr>
@@ -3574,11 +3574,11 @@
           <w:p>
             <w:pPr>
               <w:spacing w:after="20" w:before="20"/>
-              <w:jc w:val="left"/>
-            </w:pPr>
-            <w:r>
-              <w:rPr>
-                <w:rFonts w:ascii="Times New Roman" w:cs="Times New Roman" w:eastAsia="Times New Roman" w:hAnsi="Times New Roman"/>
+              <w:jc w:val="both"/>
+            </w:pPr>
+            <w:r>
+              <w:rPr>
+                <w:rFonts w:ascii="Barlow Semi Condensed" w:cs="Barlow Semi Condensed" w:eastAsia="Barlow Semi Condensed" w:hAnsi="Barlow Semi Condensed"/>
                 <w:sz w:val="20"/>
                 <w:szCs w:val="20"/>
               </w:rPr>
@@ -3593,11 +3593,11 @@
           <w:p>
             <w:pPr>
               <w:spacing w:after="20" w:before="20"/>
-              <w:jc w:val="left"/>
-            </w:pPr>
-            <w:r>
-              <w:rPr>
-                <w:rFonts w:ascii="Times New Roman" w:cs="Times New Roman" w:eastAsia="Times New Roman" w:hAnsi="Times New Roman"/>
+              <w:jc w:val="both"/>
+            </w:pPr>
+            <w:r>
+              <w:rPr>
+                <w:rFonts w:ascii="Barlow Semi Condensed" w:cs="Barlow Semi Condensed" w:eastAsia="Barlow Semi Condensed" w:hAnsi="Barlow Semi Condensed"/>
                 <w:b/>
                 <w:bCs/>
                 <w:sz w:val="20"/>
@@ -3614,11 +3614,11 @@
           <w:p>
             <w:pPr>
               <w:spacing w:after="20" w:before="20"/>
-              <w:jc w:val="left"/>
-            </w:pPr>
-            <w:r>
-              <w:rPr>
-                <w:rFonts w:ascii="Times New Roman" w:cs="Times New Roman" w:eastAsia="Times New Roman" w:hAnsi="Times New Roman"/>
+              <w:jc w:val="both"/>
+            </w:pPr>
+            <w:r>
+              <w:rPr>
+                <w:rFonts w:ascii="Barlow Semi Condensed" w:cs="Barlow Semi Condensed" w:eastAsia="Barlow Semi Condensed" w:hAnsi="Barlow Semi Condensed"/>
                 <w:sz w:val="20"/>
                 <w:szCs w:val="20"/>
               </w:rPr>
@@ -3635,11 +3635,11 @@
           <w:p>
             <w:pPr>
               <w:spacing w:after="20" w:before="20"/>
-              <w:jc w:val="left"/>
-            </w:pPr>
-            <w:r>
-              <w:rPr>
-                <w:rFonts w:ascii="Times New Roman" w:cs="Times New Roman" w:eastAsia="Times New Roman" w:hAnsi="Times New Roman"/>
+              <w:jc w:val="both"/>
+            </w:pPr>
+            <w:r>
+              <w:rPr>
+                <w:rFonts w:ascii="Barlow Semi Condensed" w:cs="Barlow Semi Condensed" w:eastAsia="Barlow Semi Condensed" w:hAnsi="Barlow Semi Condensed"/>
                 <w:sz w:val="20"/>
                 <w:szCs w:val="20"/>
               </w:rPr>
@@ -3654,11 +3654,11 @@
           <w:p>
             <w:pPr>
               <w:spacing w:after="20" w:before="20"/>
-              <w:jc w:val="left"/>
-            </w:pPr>
-            <w:r>
-              <w:rPr>
-                <w:rFonts w:ascii="Times New Roman" w:cs="Times New Roman" w:eastAsia="Times New Roman" w:hAnsi="Times New Roman"/>
+              <w:jc w:val="both"/>
+            </w:pPr>
+            <w:r>
+              <w:rPr>
+                <w:rFonts w:ascii="Barlow Semi Condensed" w:cs="Barlow Semi Condensed" w:eastAsia="Barlow Semi Condensed" w:hAnsi="Barlow Semi Condensed"/>
                 <w:sz w:val="20"/>
                 <w:szCs w:val="20"/>
               </w:rPr>
@@ -3673,11 +3673,11 @@
           <w:p>
             <w:pPr>
               <w:spacing w:after="20" w:before="20"/>
-              <w:jc w:val="left"/>
-            </w:pPr>
-            <w:r>
-              <w:rPr>
-                <w:rFonts w:ascii="Times New Roman" w:cs="Times New Roman" w:eastAsia="Times New Roman" w:hAnsi="Times New Roman"/>
+              <w:jc w:val="both"/>
+            </w:pPr>
+            <w:r>
+              <w:rPr>
+                <w:rFonts w:ascii="Barlow Semi Condensed" w:cs="Barlow Semi Condensed" w:eastAsia="Barlow Semi Condensed" w:hAnsi="Barlow Semi Condensed"/>
                 <w:b/>
                 <w:bCs/>
                 <w:sz w:val="20"/>
@@ -3694,11 +3694,11 @@
           <w:p>
             <w:pPr>
               <w:spacing w:after="20" w:before="20"/>
-              <w:jc w:val="left"/>
-            </w:pPr>
-            <w:r>
-              <w:rPr>
-                <w:rFonts w:ascii="Times New Roman" w:cs="Times New Roman" w:eastAsia="Times New Roman" w:hAnsi="Times New Roman"/>
+              <w:jc w:val="both"/>
+            </w:pPr>
+            <w:r>
+              <w:rPr>
+                <w:rFonts w:ascii="Barlow Semi Condensed" w:cs="Barlow Semi Condensed" w:eastAsia="Barlow Semi Condensed" w:hAnsi="Barlow Semi Condensed"/>
                 <w:sz w:val="20"/>
                 <w:szCs w:val="20"/>
               </w:rPr>
@@ -3715,11 +3715,11 @@
           <w:p>
             <w:pPr>
               <w:spacing w:after="20" w:before="20"/>
-              <w:jc w:val="left"/>
-            </w:pPr>
-            <w:r>
-              <w:rPr>
-                <w:rFonts w:ascii="Times New Roman" w:cs="Times New Roman" w:eastAsia="Times New Roman" w:hAnsi="Times New Roman"/>
+              <w:jc w:val="both"/>
+            </w:pPr>
+            <w:r>
+              <w:rPr>
+                <w:rFonts w:ascii="Barlow Semi Condensed" w:cs="Barlow Semi Condensed" w:eastAsia="Barlow Semi Condensed" w:hAnsi="Barlow Semi Condensed"/>
                 <w:sz w:val="20"/>
                 <w:szCs w:val="20"/>
               </w:rPr>
@@ -3734,11 +3734,11 @@
           <w:p>
             <w:pPr>
               <w:spacing w:after="20" w:before="20"/>
-              <w:jc w:val="left"/>
-            </w:pPr>
-            <w:r>
-              <w:rPr>
-                <w:rFonts w:ascii="Times New Roman" w:cs="Times New Roman" w:eastAsia="Times New Roman" w:hAnsi="Times New Roman"/>
+              <w:jc w:val="both"/>
+            </w:pPr>
+            <w:r>
+              <w:rPr>
+                <w:rFonts w:ascii="Barlow Semi Condensed" w:cs="Barlow Semi Condensed" w:eastAsia="Barlow Semi Condensed" w:hAnsi="Barlow Semi Condensed"/>
                 <w:sz w:val="20"/>
                 <w:szCs w:val="20"/>
               </w:rPr>
@@ -3753,11 +3753,11 @@
           <w:p>
             <w:pPr>
               <w:spacing w:after="20" w:before="20"/>
-              <w:jc w:val="left"/>
-            </w:pPr>
-            <w:r>
-              <w:rPr>
-                <w:rFonts w:ascii="Times New Roman" w:cs="Times New Roman" w:eastAsia="Times New Roman" w:hAnsi="Times New Roman"/>
+              <w:jc w:val="both"/>
+            </w:pPr>
+            <w:r>
+              <w:rPr>
+                <w:rFonts w:ascii="Barlow Semi Condensed" w:cs="Barlow Semi Condensed" w:eastAsia="Barlow Semi Condensed" w:hAnsi="Barlow Semi Condensed"/>
                 <w:b/>
                 <w:bCs/>
                 <w:sz w:val="20"/>
@@ -3774,11 +3774,11 @@
           <w:p>
             <w:pPr>
               <w:spacing w:after="20" w:before="20"/>
-              <w:jc w:val="left"/>
-            </w:pPr>
-            <w:r>
-              <w:rPr>
-                <w:rFonts w:ascii="Times New Roman" w:cs="Times New Roman" w:eastAsia="Times New Roman" w:hAnsi="Times New Roman"/>
+              <w:jc w:val="both"/>
+            </w:pPr>
+            <w:r>
+              <w:rPr>
+                <w:rFonts w:ascii="Barlow Semi Condensed" w:cs="Barlow Semi Condensed" w:eastAsia="Barlow Semi Condensed" w:hAnsi="Barlow Semi Condensed"/>
                 <w:sz w:val="20"/>
                 <w:szCs w:val="20"/>
               </w:rPr>
@@ -3795,11 +3795,11 @@
           <w:p>
             <w:pPr>
               <w:spacing w:after="20" w:before="20"/>
-              <w:jc w:val="left"/>
-            </w:pPr>
-            <w:r>
-              <w:rPr>
-                <w:rFonts w:ascii="Times New Roman" w:cs="Times New Roman" w:eastAsia="Times New Roman" w:hAnsi="Times New Roman"/>
+              <w:jc w:val="both"/>
+            </w:pPr>
+            <w:r>
+              <w:rPr>
+                <w:rFonts w:ascii="Barlow Semi Condensed" w:cs="Barlow Semi Condensed" w:eastAsia="Barlow Semi Condensed" w:hAnsi="Barlow Semi Condensed"/>
                 <w:sz w:val="20"/>
                 <w:szCs w:val="20"/>
               </w:rPr>
@@ -3814,11 +3814,11 @@
           <w:p>
             <w:pPr>
               <w:spacing w:after="20" w:before="20"/>
-              <w:jc w:val="left"/>
-            </w:pPr>
-            <w:r>
-              <w:rPr>
-                <w:rFonts w:ascii="Times New Roman" w:cs="Times New Roman" w:eastAsia="Times New Roman" w:hAnsi="Times New Roman"/>
+              <w:jc w:val="both"/>
+            </w:pPr>
+            <w:r>
+              <w:rPr>
+                <w:rFonts w:ascii="Barlow Semi Condensed" w:cs="Barlow Semi Condensed" w:eastAsia="Barlow Semi Condensed" w:hAnsi="Barlow Semi Condensed"/>
                 <w:sz w:val="20"/>
                 <w:szCs w:val="20"/>
               </w:rPr>
@@ -3833,11 +3833,11 @@
           <w:p>
             <w:pPr>
               <w:spacing w:after="20" w:before="20"/>
-              <w:jc w:val="left"/>
-            </w:pPr>
-            <w:r>
-              <w:rPr>
-                <w:rFonts w:ascii="Times New Roman" w:cs="Times New Roman" w:eastAsia="Times New Roman" w:hAnsi="Times New Roman"/>
+              <w:jc w:val="both"/>
+            </w:pPr>
+            <w:r>
+              <w:rPr>
+                <w:rFonts w:ascii="Barlow Semi Condensed" w:cs="Barlow Semi Condensed" w:eastAsia="Barlow Semi Condensed" w:hAnsi="Barlow Semi Condensed"/>
                 <w:b/>
                 <w:bCs/>
                 <w:sz w:val="20"/>
@@ -3854,11 +3854,11 @@
           <w:p>
             <w:pPr>
               <w:spacing w:after="20" w:before="20"/>
-              <w:jc w:val="left"/>
-            </w:pPr>
-            <w:r>
-              <w:rPr>
-                <w:rFonts w:ascii="Times New Roman" w:cs="Times New Roman" w:eastAsia="Times New Roman" w:hAnsi="Times New Roman"/>
+              <w:jc w:val="both"/>
+            </w:pPr>
+            <w:r>
+              <w:rPr>
+                <w:rFonts w:ascii="Barlow Semi Condensed" w:cs="Barlow Semi Condensed" w:eastAsia="Barlow Semi Condensed" w:hAnsi="Barlow Semi Condensed"/>
                 <w:sz w:val="20"/>
                 <w:szCs w:val="20"/>
               </w:rPr>
@@ -3875,11 +3875,11 @@
           <w:p>
             <w:pPr>
               <w:spacing w:after="20" w:before="20"/>
-              <w:jc w:val="left"/>
-            </w:pPr>
-            <w:r>
-              <w:rPr>
-                <w:rFonts w:ascii="Times New Roman" w:cs="Times New Roman" w:eastAsia="Times New Roman" w:hAnsi="Times New Roman"/>
+              <w:jc w:val="both"/>
+            </w:pPr>
+            <w:r>
+              <w:rPr>
+                <w:rFonts w:ascii="Barlow Semi Condensed" w:cs="Barlow Semi Condensed" w:eastAsia="Barlow Semi Condensed" w:hAnsi="Barlow Semi Condensed"/>
                 <w:sz w:val="20"/>
                 <w:szCs w:val="20"/>
               </w:rPr>
@@ -3894,11 +3894,11 @@
           <w:p>
             <w:pPr>
               <w:spacing w:after="20" w:before="20"/>
-              <w:jc w:val="left"/>
-            </w:pPr>
-            <w:r>
-              <w:rPr>
-                <w:rFonts w:ascii="Times New Roman" w:cs="Times New Roman" w:eastAsia="Times New Roman" w:hAnsi="Times New Roman"/>
+              <w:jc w:val="both"/>
+            </w:pPr>
+            <w:r>
+              <w:rPr>
+                <w:rFonts w:ascii="Barlow Semi Condensed" w:cs="Barlow Semi Condensed" w:eastAsia="Barlow Semi Condensed" w:hAnsi="Barlow Semi Condensed"/>
                 <w:sz w:val="20"/>
                 <w:szCs w:val="20"/>
               </w:rPr>
@@ -3913,11 +3913,11 @@
           <w:p>
             <w:pPr>
               <w:spacing w:after="20" w:before="20"/>
-              <w:jc w:val="left"/>
-            </w:pPr>
-            <w:r>
-              <w:rPr>
-                <w:rFonts w:ascii="Times New Roman" w:cs="Times New Roman" w:eastAsia="Times New Roman" w:hAnsi="Times New Roman"/>
+              <w:jc w:val="both"/>
+            </w:pPr>
+            <w:r>
+              <w:rPr>
+                <w:rFonts w:ascii="Barlow Semi Condensed" w:cs="Barlow Semi Condensed" w:eastAsia="Barlow Semi Condensed" w:hAnsi="Barlow Semi Condensed"/>
                 <w:b/>
                 <w:bCs/>
                 <w:sz w:val="20"/>
@@ -3927,7 +3927,7 @@
             </w:r>
             <w:r>
               <w:rPr>
-                <w:rFonts w:ascii="Times New Roman" w:cs="Times New Roman" w:eastAsia="Times New Roman" w:hAnsi="Times New Roman"/>
+                <w:rFonts w:ascii="Barlow Semi Condensed" w:cs="Barlow Semi Condensed" w:eastAsia="Barlow Semi Condensed" w:hAnsi="Barlow Semi Condensed"/>
                 <w:sz w:val="20"/>
                 <w:szCs w:val="20"/>
               </w:rPr>
@@ -3942,11 +3942,11 @@
           <w:p>
             <w:pPr>
               <w:spacing w:after="20" w:before="20"/>
-              <w:jc w:val="left"/>
-            </w:pPr>
-            <w:r>
-              <w:rPr>
-                <w:rFonts w:ascii="Times New Roman" w:cs="Times New Roman" w:eastAsia="Times New Roman" w:hAnsi="Times New Roman"/>
+              <w:jc w:val="both"/>
+            </w:pPr>
+            <w:r>
+              <w:rPr>
+                <w:rFonts w:ascii="Barlow Semi Condensed" w:cs="Barlow Semi Condensed" w:eastAsia="Barlow Semi Condensed" w:hAnsi="Barlow Semi Condensed"/>
                 <w:sz w:val="20"/>
                 <w:szCs w:val="20"/>
               </w:rPr>
@@ -3963,11 +3963,11 @@
           <w:p>
             <w:pPr>
               <w:spacing w:after="20" w:before="20"/>
-              <w:jc w:val="left"/>
-            </w:pPr>
-            <w:r>
-              <w:rPr>
-                <w:rFonts w:ascii="Times New Roman" w:cs="Times New Roman" w:eastAsia="Times New Roman" w:hAnsi="Times New Roman"/>
+              <w:jc w:val="both"/>
+            </w:pPr>
+            <w:r>
+              <w:rPr>
+                <w:rFonts w:ascii="Barlow Semi Condensed" w:cs="Barlow Semi Condensed" w:eastAsia="Barlow Semi Condensed" w:hAnsi="Barlow Semi Condensed"/>
                 <w:sz w:val="20"/>
                 <w:szCs w:val="20"/>
               </w:rPr>
@@ -3982,11 +3982,11 @@
           <w:p>
             <w:pPr>
               <w:spacing w:after="20" w:before="20"/>
-              <w:jc w:val="left"/>
-            </w:pPr>
-            <w:r>
-              <w:rPr>
-                <w:rFonts w:ascii="Times New Roman" w:cs="Times New Roman" w:eastAsia="Times New Roman" w:hAnsi="Times New Roman"/>
+              <w:jc w:val="both"/>
+            </w:pPr>
+            <w:r>
+              <w:rPr>
+                <w:rFonts w:ascii="Barlow Semi Condensed" w:cs="Barlow Semi Condensed" w:eastAsia="Barlow Semi Condensed" w:hAnsi="Barlow Semi Condensed"/>
                 <w:sz w:val="20"/>
                 <w:szCs w:val="20"/>
               </w:rPr>
@@ -4001,11 +4001,11 @@
           <w:p>
             <w:pPr>
               <w:spacing w:after="20" w:before="20"/>
-              <w:jc w:val="left"/>
-            </w:pPr>
-            <w:r>
-              <w:rPr>
-                <w:rFonts w:ascii="Times New Roman" w:cs="Times New Roman" w:eastAsia="Times New Roman" w:hAnsi="Times New Roman"/>
+              <w:jc w:val="both"/>
+            </w:pPr>
+            <w:r>
+              <w:rPr>
+                <w:rFonts w:ascii="Barlow Semi Condensed" w:cs="Barlow Semi Condensed" w:eastAsia="Barlow Semi Condensed" w:hAnsi="Barlow Semi Condensed"/>
                 <w:b/>
                 <w:bCs/>
                 <w:sz w:val="20"/>
@@ -4015,7 +4015,7 @@
             </w:r>
             <w:r>
               <w:rPr>
-                <w:rFonts w:ascii="Times New Roman" w:cs="Times New Roman" w:eastAsia="Times New Roman" w:hAnsi="Times New Roman"/>
+                <w:rFonts w:ascii="Barlow Semi Condensed" w:cs="Barlow Semi Condensed" w:eastAsia="Barlow Semi Condensed" w:hAnsi="Barlow Semi Condensed"/>
                 <w:sz w:val="20"/>
                 <w:szCs w:val="20"/>
               </w:rPr>
@@ -4030,11 +4030,11 @@
           <w:p>
             <w:pPr>
               <w:spacing w:after="20" w:before="20"/>
-              <w:jc w:val="left"/>
-            </w:pPr>
-            <w:r>
-              <w:rPr>
-                <w:rFonts w:ascii="Times New Roman" w:cs="Times New Roman" w:eastAsia="Times New Roman" w:hAnsi="Times New Roman"/>
+              <w:jc w:val="both"/>
+            </w:pPr>
+            <w:r>
+              <w:rPr>
+                <w:rFonts w:ascii="Barlow Semi Condensed" w:cs="Barlow Semi Condensed" w:eastAsia="Barlow Semi Condensed" w:hAnsi="Barlow Semi Condensed"/>
                 <w:sz w:val="20"/>
                 <w:szCs w:val="20"/>
               </w:rPr>
@@ -4056,7 +4056,7 @@
       </w:pPr>
       <w:r>
         <w:rPr>
-          <w:rFonts w:ascii="Times New Roman" w:cs="Times New Roman" w:eastAsia="Times New Roman" w:hAnsi="Times New Roman"/>
+          <w:rFonts w:ascii="Barlow Semi Condensed" w:cs="Barlow Semi Condensed" w:eastAsia="Barlow Semi Condensed" w:hAnsi="Barlow Semi Condensed"/>
           <w:sz w:val="24"/>
           <w:szCs w:val="24"/>
         </w:rPr>
@@ -4090,11 +4090,11 @@
           <w:p>
             <w:pPr>
               <w:spacing w:after="20" w:before="20"/>
-              <w:jc w:val="left"/>
-            </w:pPr>
-            <w:r>
-              <w:rPr>
-                <w:rFonts w:ascii="Times New Roman" w:cs="Times New Roman" w:eastAsia="Times New Roman" w:hAnsi="Times New Roman"/>
+              <w:jc w:val="both"/>
+            </w:pPr>
+            <w:r>
+              <w:rPr>
+                <w:rFonts w:ascii="Barlow Semi Condensed" w:cs="Barlow Semi Condensed" w:eastAsia="Barlow Semi Condensed" w:hAnsi="Barlow Semi Condensed"/>
                 <w:b/>
                 <w:bCs/>
                 <w:color w:val="FFFFFF"/>
@@ -4113,11 +4113,11 @@
           <w:p>
             <w:pPr>
               <w:spacing w:after="20" w:before="20"/>
-              <w:jc w:val="left"/>
-            </w:pPr>
-            <w:r>
-              <w:rPr>
-                <w:rFonts w:ascii="Times New Roman" w:cs="Times New Roman" w:eastAsia="Times New Roman" w:hAnsi="Times New Roman"/>
+              <w:jc w:val="both"/>
+            </w:pPr>
+            <w:r>
+              <w:rPr>
+                <w:rFonts w:ascii="Barlow Semi Condensed" w:cs="Barlow Semi Condensed" w:eastAsia="Barlow Semi Condensed" w:hAnsi="Barlow Semi Condensed"/>
                 <w:b/>
                 <w:bCs/>
                 <w:color w:val="FFFFFF"/>
@@ -4136,11 +4136,11 @@
           <w:p>
             <w:pPr>
               <w:spacing w:after="20" w:before="20"/>
-              <w:jc w:val="left"/>
-            </w:pPr>
-            <w:r>
-              <w:rPr>
-                <w:rFonts w:ascii="Times New Roman" w:cs="Times New Roman" w:eastAsia="Times New Roman" w:hAnsi="Times New Roman"/>
+              <w:jc w:val="both"/>
+            </w:pPr>
+            <w:r>
+              <w:rPr>
+                <w:rFonts w:ascii="Barlow Semi Condensed" w:cs="Barlow Semi Condensed" w:eastAsia="Barlow Semi Condensed" w:hAnsi="Barlow Semi Condensed"/>
                 <w:b/>
                 <w:bCs/>
                 <w:color w:val="FFFFFF"/>
@@ -4159,11 +4159,11 @@
           <w:p>
             <w:pPr>
               <w:spacing w:after="20" w:before="20"/>
-              <w:jc w:val="left"/>
-            </w:pPr>
-            <w:r>
-              <w:rPr>
-                <w:rFonts w:ascii="Times New Roman" w:cs="Times New Roman" w:eastAsia="Times New Roman" w:hAnsi="Times New Roman"/>
+              <w:jc w:val="both"/>
+            </w:pPr>
+            <w:r>
+              <w:rPr>
+                <w:rFonts w:ascii="Barlow Semi Condensed" w:cs="Barlow Semi Condensed" w:eastAsia="Barlow Semi Condensed" w:hAnsi="Barlow Semi Condensed"/>
                 <w:b/>
                 <w:bCs/>
                 <w:color w:val="FFFFFF"/>
@@ -4183,11 +4183,11 @@
           <w:p>
             <w:pPr>
               <w:spacing w:after="20" w:before="20"/>
-              <w:jc w:val="left"/>
-            </w:pPr>
-            <w:r>
-              <w:rPr>
-                <w:rFonts w:ascii="Times New Roman" w:cs="Times New Roman" w:eastAsia="Times New Roman" w:hAnsi="Times New Roman"/>
+              <w:jc w:val="both"/>
+            </w:pPr>
+            <w:r>
+              <w:rPr>
+                <w:rFonts w:ascii="Barlow Semi Condensed" w:cs="Barlow Semi Condensed" w:eastAsia="Barlow Semi Condensed" w:hAnsi="Barlow Semi Condensed"/>
                 <w:sz w:val="20"/>
                 <w:szCs w:val="20"/>
               </w:rPr>
@@ -4202,11 +4202,11 @@
           <w:p>
             <w:pPr>
               <w:spacing w:after="20" w:before="20"/>
-              <w:jc w:val="left"/>
-            </w:pPr>
-            <w:r>
-              <w:rPr>
-                <w:rFonts w:ascii="Times New Roman" w:cs="Times New Roman" w:eastAsia="Times New Roman" w:hAnsi="Times New Roman"/>
+              <w:jc w:val="both"/>
+            </w:pPr>
+            <w:r>
+              <w:rPr>
+                <w:rFonts w:ascii="Barlow Semi Condensed" w:cs="Barlow Semi Condensed" w:eastAsia="Barlow Semi Condensed" w:hAnsi="Barlow Semi Condensed"/>
                 <w:sz w:val="20"/>
                 <w:szCs w:val="20"/>
               </w:rPr>
@@ -4221,11 +4221,11 @@
           <w:p>
             <w:pPr>
               <w:spacing w:after="20" w:before="20"/>
-              <w:jc w:val="left"/>
-            </w:pPr>
-            <w:r>
-              <w:rPr>
-                <w:rFonts w:ascii="Times New Roman" w:cs="Times New Roman" w:eastAsia="Times New Roman" w:hAnsi="Times New Roman"/>
+              <w:jc w:val="both"/>
+            </w:pPr>
+            <w:r>
+              <w:rPr>
+                <w:rFonts w:ascii="Barlow Semi Condensed" w:cs="Barlow Semi Condensed" w:eastAsia="Barlow Semi Condensed" w:hAnsi="Barlow Semi Condensed"/>
                 <w:b/>
                 <w:bCs/>
                 <w:sz w:val="20"/>
@@ -4235,7 +4235,7 @@
             </w:r>
             <w:r>
               <w:rPr>
-                <w:rFonts w:ascii="Times New Roman" w:cs="Times New Roman" w:eastAsia="Times New Roman" w:hAnsi="Times New Roman"/>
+                <w:rFonts w:ascii="Barlow Semi Condensed" w:cs="Barlow Semi Condensed" w:eastAsia="Barlow Semi Condensed" w:hAnsi="Barlow Semi Condensed"/>
                 <w:sz w:val="20"/>
                 <w:szCs w:val="20"/>
               </w:rPr>
@@ -4250,11 +4250,11 @@
           <w:p>
             <w:pPr>
               <w:spacing w:after="20" w:before="20"/>
-              <w:jc w:val="left"/>
-            </w:pPr>
-            <w:r>
-              <w:rPr>
-                <w:rFonts w:ascii="Times New Roman" w:cs="Times New Roman" w:eastAsia="Times New Roman" w:hAnsi="Times New Roman"/>
+              <w:jc w:val="both"/>
+            </w:pPr>
+            <w:r>
+              <w:rPr>
+                <w:rFonts w:ascii="Barlow Semi Condensed" w:cs="Barlow Semi Condensed" w:eastAsia="Barlow Semi Condensed" w:hAnsi="Barlow Semi Condensed"/>
                 <w:sz w:val="20"/>
                 <w:szCs w:val="20"/>
               </w:rPr>
@@ -4271,11 +4271,11 @@
           <w:p>
             <w:pPr>
               <w:spacing w:after="20" w:before="20"/>
-              <w:jc w:val="left"/>
-            </w:pPr>
-            <w:r>
-              <w:rPr>
-                <w:rFonts w:ascii="Times New Roman" w:cs="Times New Roman" w:eastAsia="Times New Roman" w:hAnsi="Times New Roman"/>
+              <w:jc w:val="both"/>
+            </w:pPr>
+            <w:r>
+              <w:rPr>
+                <w:rFonts w:ascii="Barlow Semi Condensed" w:cs="Barlow Semi Condensed" w:eastAsia="Barlow Semi Condensed" w:hAnsi="Barlow Semi Condensed"/>
                 <w:sz w:val="20"/>
                 <w:szCs w:val="20"/>
               </w:rPr>
@@ -4290,11 +4290,11 @@
           <w:p>
             <w:pPr>
               <w:spacing w:after="20" w:before="20"/>
-              <w:jc w:val="left"/>
-            </w:pPr>
-            <w:r>
-              <w:rPr>
-                <w:rFonts w:ascii="Times New Roman" w:cs="Times New Roman" w:eastAsia="Times New Roman" w:hAnsi="Times New Roman"/>
+              <w:jc w:val="both"/>
+            </w:pPr>
+            <w:r>
+              <w:rPr>
+                <w:rFonts w:ascii="Barlow Semi Condensed" w:cs="Barlow Semi Condensed" w:eastAsia="Barlow Semi Condensed" w:hAnsi="Barlow Semi Condensed"/>
                 <w:sz w:val="20"/>
                 <w:szCs w:val="20"/>
               </w:rPr>
@@ -4309,11 +4309,11 @@
           <w:p>
             <w:pPr>
               <w:spacing w:after="20" w:before="20"/>
-              <w:jc w:val="left"/>
-            </w:pPr>
-            <w:r>
-              <w:rPr>
-                <w:rFonts w:ascii="Times New Roman" w:cs="Times New Roman" w:eastAsia="Times New Roman" w:hAnsi="Times New Roman"/>
+              <w:jc w:val="both"/>
+            </w:pPr>
+            <w:r>
+              <w:rPr>
+                <w:rFonts w:ascii="Barlow Semi Condensed" w:cs="Barlow Semi Condensed" w:eastAsia="Barlow Semi Condensed" w:hAnsi="Barlow Semi Condensed"/>
                 <w:b/>
                 <w:bCs/>
                 <w:sz w:val="20"/>
@@ -4323,7 +4323,7 @@
             </w:r>
             <w:r>
               <w:rPr>
-                <w:rFonts w:ascii="Times New Roman" w:cs="Times New Roman" w:eastAsia="Times New Roman" w:hAnsi="Times New Roman"/>
+                <w:rFonts w:ascii="Barlow Semi Condensed" w:cs="Barlow Semi Condensed" w:eastAsia="Barlow Semi Condensed" w:hAnsi="Barlow Semi Condensed"/>
                 <w:sz w:val="20"/>
                 <w:szCs w:val="20"/>
               </w:rPr>
@@ -4338,11 +4338,11 @@
           <w:p>
             <w:pPr>
               <w:spacing w:after="20" w:before="20"/>
-              <w:jc w:val="left"/>
-            </w:pPr>
-            <w:r>
-              <w:rPr>
-                <w:rFonts w:ascii="Times New Roman" w:cs="Times New Roman" w:eastAsia="Times New Roman" w:hAnsi="Times New Roman"/>
+              <w:jc w:val="both"/>
+            </w:pPr>
+            <w:r>
+              <w:rPr>
+                <w:rFonts w:ascii="Barlow Semi Condensed" w:cs="Barlow Semi Condensed" w:eastAsia="Barlow Semi Condensed" w:hAnsi="Barlow Semi Condensed"/>
                 <w:sz w:val="20"/>
                 <w:szCs w:val="20"/>
               </w:rPr>
@@ -4359,11 +4359,11 @@
           <w:p>
             <w:pPr>
               <w:spacing w:after="20" w:before="20"/>
-              <w:jc w:val="left"/>
-            </w:pPr>
-            <w:r>
-              <w:rPr>
-                <w:rFonts w:ascii="Times New Roman" w:cs="Times New Roman" w:eastAsia="Times New Roman" w:hAnsi="Times New Roman"/>
+              <w:jc w:val="both"/>
+            </w:pPr>
+            <w:r>
+              <w:rPr>
+                <w:rFonts w:ascii="Barlow Semi Condensed" w:cs="Barlow Semi Condensed" w:eastAsia="Barlow Semi Condensed" w:hAnsi="Barlow Semi Condensed"/>
                 <w:sz w:val="20"/>
                 <w:szCs w:val="20"/>
               </w:rPr>
@@ -4378,11 +4378,11 @@
           <w:p>
             <w:pPr>
               <w:spacing w:after="20" w:before="20"/>
-              <w:jc w:val="left"/>
-            </w:pPr>
-            <w:r>
-              <w:rPr>
-                <w:rFonts w:ascii="Times New Roman" w:cs="Times New Roman" w:eastAsia="Times New Roman" w:hAnsi="Times New Roman"/>
+              <w:jc w:val="both"/>
+            </w:pPr>
+            <w:r>
+              <w:rPr>
+                <w:rFonts w:ascii="Barlow Semi Condensed" w:cs="Barlow Semi Condensed" w:eastAsia="Barlow Semi Condensed" w:hAnsi="Barlow Semi Condensed"/>
                 <w:sz w:val="20"/>
                 <w:szCs w:val="20"/>
               </w:rPr>
@@ -4397,11 +4397,11 @@
           <w:p>
             <w:pPr>
               <w:spacing w:after="20" w:before="20"/>
-              <w:jc w:val="left"/>
-            </w:pPr>
-            <w:r>
-              <w:rPr>
-                <w:rFonts w:ascii="Times New Roman" w:cs="Times New Roman" w:eastAsia="Times New Roman" w:hAnsi="Times New Roman"/>
+              <w:jc w:val="both"/>
+            </w:pPr>
+            <w:r>
+              <w:rPr>
+                <w:rFonts w:ascii="Barlow Semi Condensed" w:cs="Barlow Semi Condensed" w:eastAsia="Barlow Semi Condensed" w:hAnsi="Barlow Semi Condensed"/>
                 <w:b/>
                 <w:bCs/>
                 <w:sz w:val="20"/>
@@ -4411,7 +4411,7 @@
             </w:r>
             <w:r>
               <w:rPr>
-                <w:rFonts w:ascii="Times New Roman" w:cs="Times New Roman" w:eastAsia="Times New Roman" w:hAnsi="Times New Roman"/>
+                <w:rFonts w:ascii="Barlow Semi Condensed" w:cs="Barlow Semi Condensed" w:eastAsia="Barlow Semi Condensed" w:hAnsi="Barlow Semi Condensed"/>
                 <w:sz w:val="20"/>
                 <w:szCs w:val="20"/>
               </w:rPr>
@@ -4426,11 +4426,11 @@
           <w:p>
             <w:pPr>
               <w:spacing w:after="20" w:before="20"/>
-              <w:jc w:val="left"/>
-            </w:pPr>
-            <w:r>
-              <w:rPr>
-                <w:rFonts w:ascii="Times New Roman" w:cs="Times New Roman" w:eastAsia="Times New Roman" w:hAnsi="Times New Roman"/>
+              <w:jc w:val="both"/>
+            </w:pPr>
+            <w:r>
+              <w:rPr>
+                <w:rFonts w:ascii="Barlow Semi Condensed" w:cs="Barlow Semi Condensed" w:eastAsia="Barlow Semi Condensed" w:hAnsi="Barlow Semi Condensed"/>
                 <w:sz w:val="20"/>
                 <w:szCs w:val="20"/>
               </w:rPr>
@@ -4447,11 +4447,11 @@
           <w:p>
             <w:pPr>
               <w:spacing w:after="20" w:before="20"/>
-              <w:jc w:val="left"/>
-            </w:pPr>
-            <w:r>
-              <w:rPr>
-                <w:rFonts w:ascii="Times New Roman" w:cs="Times New Roman" w:eastAsia="Times New Roman" w:hAnsi="Times New Roman"/>
+              <w:jc w:val="both"/>
+            </w:pPr>
+            <w:r>
+              <w:rPr>
+                <w:rFonts w:ascii="Barlow Semi Condensed" w:cs="Barlow Semi Condensed" w:eastAsia="Barlow Semi Condensed" w:hAnsi="Barlow Semi Condensed"/>
                 <w:sz w:val="20"/>
                 <w:szCs w:val="20"/>
               </w:rPr>
@@ -4466,11 +4466,11 @@
           <w:p>
             <w:pPr>
               <w:spacing w:after="20" w:before="20"/>
-              <w:jc w:val="left"/>
-            </w:pPr>
-            <w:r>
-              <w:rPr>
-                <w:rFonts w:ascii="Times New Roman" w:cs="Times New Roman" w:eastAsia="Times New Roman" w:hAnsi="Times New Roman"/>
+              <w:jc w:val="both"/>
+            </w:pPr>
+            <w:r>
+              <w:rPr>
+                <w:rFonts w:ascii="Barlow Semi Condensed" w:cs="Barlow Semi Condensed" w:eastAsia="Barlow Semi Condensed" w:hAnsi="Barlow Semi Condensed"/>
                 <w:sz w:val="20"/>
                 <w:szCs w:val="20"/>
               </w:rPr>
@@ -4485,11 +4485,11 @@
           <w:p>
             <w:pPr>
               <w:spacing w:after="20" w:before="20"/>
-              <w:jc w:val="left"/>
-            </w:pPr>
-            <w:r>
-              <w:rPr>
-                <w:rFonts w:ascii="Times New Roman" w:cs="Times New Roman" w:eastAsia="Times New Roman" w:hAnsi="Times New Roman"/>
+              <w:jc w:val="both"/>
+            </w:pPr>
+            <w:r>
+              <w:rPr>
+                <w:rFonts w:ascii="Barlow Semi Condensed" w:cs="Barlow Semi Condensed" w:eastAsia="Barlow Semi Condensed" w:hAnsi="Barlow Semi Condensed"/>
                 <w:b/>
                 <w:bCs/>
                 <w:sz w:val="20"/>
@@ -4499,7 +4499,7 @@
             </w:r>
             <w:r>
               <w:rPr>
-                <w:rFonts w:ascii="Times New Roman" w:cs="Times New Roman" w:eastAsia="Times New Roman" w:hAnsi="Times New Roman"/>
+                <w:rFonts w:ascii="Barlow Semi Condensed" w:cs="Barlow Semi Condensed" w:eastAsia="Barlow Semi Condensed" w:hAnsi="Barlow Semi Condensed"/>
                 <w:sz w:val="20"/>
                 <w:szCs w:val="20"/>
               </w:rPr>
@@ -4514,11 +4514,11 @@
           <w:p>
             <w:pPr>
               <w:spacing w:after="20" w:before="20"/>
-              <w:jc w:val="left"/>
-            </w:pPr>
-            <w:r>
-              <w:rPr>
-                <w:rFonts w:ascii="Times New Roman" w:cs="Times New Roman" w:eastAsia="Times New Roman" w:hAnsi="Times New Roman"/>
+              <w:jc w:val="both"/>
+            </w:pPr>
+            <w:r>
+              <w:rPr>
+                <w:rFonts w:ascii="Barlow Semi Condensed" w:cs="Barlow Semi Condensed" w:eastAsia="Barlow Semi Condensed" w:hAnsi="Barlow Semi Condensed"/>
                 <w:sz w:val="20"/>
                 <w:szCs w:val="20"/>
               </w:rPr>
@@ -4535,11 +4535,11 @@
           <w:p>
             <w:pPr>
               <w:spacing w:after="20" w:before="20"/>
-              <w:jc w:val="left"/>
-            </w:pPr>
-            <w:r>
-              <w:rPr>
-                <w:rFonts w:ascii="Times New Roman" w:cs="Times New Roman" w:eastAsia="Times New Roman" w:hAnsi="Times New Roman"/>
+              <w:jc w:val="both"/>
+            </w:pPr>
+            <w:r>
+              <w:rPr>
+                <w:rFonts w:ascii="Barlow Semi Condensed" w:cs="Barlow Semi Condensed" w:eastAsia="Barlow Semi Condensed" w:hAnsi="Barlow Semi Condensed"/>
                 <w:sz w:val="20"/>
                 <w:szCs w:val="20"/>
               </w:rPr>
@@ -4554,11 +4554,11 @@
           <w:p>
             <w:pPr>
               <w:spacing w:after="20" w:before="20"/>
-              <w:jc w:val="left"/>
-            </w:pPr>
-            <w:r>
-              <w:rPr>
-                <w:rFonts w:ascii="Times New Roman" w:cs="Times New Roman" w:eastAsia="Times New Roman" w:hAnsi="Times New Roman"/>
+              <w:jc w:val="both"/>
+            </w:pPr>
+            <w:r>
+              <w:rPr>
+                <w:rFonts w:ascii="Barlow Semi Condensed" w:cs="Barlow Semi Condensed" w:eastAsia="Barlow Semi Condensed" w:hAnsi="Barlow Semi Condensed"/>
                 <w:sz w:val="20"/>
                 <w:szCs w:val="20"/>
               </w:rPr>
@@ -4573,11 +4573,11 @@
           <w:p>
             <w:pPr>
               <w:spacing w:after="20" w:before="20"/>
-              <w:jc w:val="left"/>
-            </w:pPr>
-            <w:r>
-              <w:rPr>
-                <w:rFonts w:ascii="Times New Roman" w:cs="Times New Roman" w:eastAsia="Times New Roman" w:hAnsi="Times New Roman"/>
+              <w:jc w:val="both"/>
+            </w:pPr>
+            <w:r>
+              <w:rPr>
+                <w:rFonts w:ascii="Barlow Semi Condensed" w:cs="Barlow Semi Condensed" w:eastAsia="Barlow Semi Condensed" w:hAnsi="Barlow Semi Condensed"/>
                 <w:b/>
                 <w:bCs/>
                 <w:sz w:val="20"/>
@@ -4587,7 +4587,7 @@
             </w:r>
             <w:r>
               <w:rPr>
-                <w:rFonts w:ascii="Times New Roman" w:cs="Times New Roman" w:eastAsia="Times New Roman" w:hAnsi="Times New Roman"/>
+                <w:rFonts w:ascii="Barlow Semi Condensed" w:cs="Barlow Semi Condensed" w:eastAsia="Barlow Semi Condensed" w:hAnsi="Barlow Semi Condensed"/>
                 <w:sz w:val="20"/>
                 <w:szCs w:val="20"/>
               </w:rPr>
@@ -4595,7 +4595,7 @@
             </w:r>
             <w:r>
               <w:rPr>
-                <w:rFonts w:ascii="Times New Roman" w:cs="Times New Roman" w:eastAsia="Times New Roman" w:hAnsi="Times New Roman"/>
+                <w:rFonts w:ascii="Barlow Semi Condensed" w:cs="Barlow Semi Condensed" w:eastAsia="Barlow Semi Condensed" w:hAnsi="Barlow Semi Condensed"/>
                 <w:b/>
                 <w:bCs/>
                 <w:sz w:val="20"/>
@@ -4605,7 +4605,7 @@
             </w:r>
             <w:r>
               <w:rPr>
-                <w:rFonts w:ascii="Times New Roman" w:cs="Times New Roman" w:eastAsia="Times New Roman" w:hAnsi="Times New Roman"/>
+                <w:rFonts w:ascii="Barlow Semi Condensed" w:cs="Barlow Semi Condensed" w:eastAsia="Barlow Semi Condensed" w:hAnsi="Barlow Semi Condensed"/>
                 <w:sz w:val="20"/>
                 <w:szCs w:val="20"/>
               </w:rPr>
@@ -4620,11 +4620,11 @@
           <w:p>
             <w:pPr>
               <w:spacing w:after="20" w:before="20"/>
-              <w:jc w:val="left"/>
-            </w:pPr>
-            <w:r>
-              <w:rPr>
-                <w:rFonts w:ascii="Times New Roman" w:cs="Times New Roman" w:eastAsia="Times New Roman" w:hAnsi="Times New Roman"/>
+              <w:jc w:val="both"/>
+            </w:pPr>
+            <w:r>
+              <w:rPr>
+                <w:rFonts w:ascii="Barlow Semi Condensed" w:cs="Barlow Semi Condensed" w:eastAsia="Barlow Semi Condensed" w:hAnsi="Barlow Semi Condensed"/>
                 <w:sz w:val="20"/>
                 <w:szCs w:val="20"/>
               </w:rPr>
@@ -4641,11 +4641,11 @@
           <w:p>
             <w:pPr>
               <w:spacing w:after="20" w:before="20"/>
-              <w:jc w:val="left"/>
-            </w:pPr>
-            <w:r>
-              <w:rPr>
-                <w:rFonts w:ascii="Times New Roman" w:cs="Times New Roman" w:eastAsia="Times New Roman" w:hAnsi="Times New Roman"/>
+              <w:jc w:val="both"/>
+            </w:pPr>
+            <w:r>
+              <w:rPr>
+                <w:rFonts w:ascii="Barlow Semi Condensed" w:cs="Barlow Semi Condensed" w:eastAsia="Barlow Semi Condensed" w:hAnsi="Barlow Semi Condensed"/>
                 <w:sz w:val="20"/>
                 <w:szCs w:val="20"/>
               </w:rPr>
@@ -4660,11 +4660,11 @@
           <w:p>
             <w:pPr>
               <w:spacing w:after="20" w:before="20"/>
-              <w:jc w:val="left"/>
-            </w:pPr>
-            <w:r>
-              <w:rPr>
-                <w:rFonts w:ascii="Times New Roman" w:cs="Times New Roman" w:eastAsia="Times New Roman" w:hAnsi="Times New Roman"/>
+              <w:jc w:val="both"/>
+            </w:pPr>
+            <w:r>
+              <w:rPr>
+                <w:rFonts w:ascii="Barlow Semi Condensed" w:cs="Barlow Semi Condensed" w:eastAsia="Barlow Semi Condensed" w:hAnsi="Barlow Semi Condensed"/>
                 <w:sz w:val="20"/>
                 <w:szCs w:val="20"/>
               </w:rPr>
@@ -4679,11 +4679,11 @@
           <w:p>
             <w:pPr>
               <w:spacing w:after="20" w:before="20"/>
-              <w:jc w:val="left"/>
-            </w:pPr>
-            <w:r>
-              <w:rPr>
-                <w:rFonts w:ascii="Times New Roman" w:cs="Times New Roman" w:eastAsia="Times New Roman" w:hAnsi="Times New Roman"/>
+              <w:jc w:val="both"/>
+            </w:pPr>
+            <w:r>
+              <w:rPr>
+                <w:rFonts w:ascii="Barlow Semi Condensed" w:cs="Barlow Semi Condensed" w:eastAsia="Barlow Semi Condensed" w:hAnsi="Barlow Semi Condensed"/>
                 <w:b/>
                 <w:bCs/>
                 <w:sz w:val="20"/>
@@ -4693,7 +4693,7 @@
             </w:r>
             <w:r>
               <w:rPr>
-                <w:rFonts w:ascii="Times New Roman" w:cs="Times New Roman" w:eastAsia="Times New Roman" w:hAnsi="Times New Roman"/>
+                <w:rFonts w:ascii="Barlow Semi Condensed" w:cs="Barlow Semi Condensed" w:eastAsia="Barlow Semi Condensed" w:hAnsi="Barlow Semi Condensed"/>
                 <w:sz w:val="20"/>
                 <w:szCs w:val="20"/>
               </w:rPr>
@@ -4701,7 +4701,7 @@
             </w:r>
             <w:r>
               <w:rPr>
-                <w:rFonts w:ascii="Times New Roman" w:cs="Times New Roman" w:eastAsia="Times New Roman" w:hAnsi="Times New Roman"/>
+                <w:rFonts w:ascii="Barlow Semi Condensed" w:cs="Barlow Semi Condensed" w:eastAsia="Barlow Semi Condensed" w:hAnsi="Barlow Semi Condensed"/>
                 <w:b/>
                 <w:bCs/>
                 <w:sz w:val="20"/>
@@ -4711,7 +4711,7 @@
             </w:r>
             <w:r>
               <w:rPr>
-                <w:rFonts w:ascii="Times New Roman" w:cs="Times New Roman" w:eastAsia="Times New Roman" w:hAnsi="Times New Roman"/>
+                <w:rFonts w:ascii="Barlow Semi Condensed" w:cs="Barlow Semi Condensed" w:eastAsia="Barlow Semi Condensed" w:hAnsi="Barlow Semi Condensed"/>
                 <w:sz w:val="20"/>
                 <w:szCs w:val="20"/>
               </w:rPr>
@@ -4726,11 +4726,11 @@
           <w:p>
             <w:pPr>
               <w:spacing w:after="20" w:before="20"/>
-              <w:jc w:val="left"/>
-            </w:pPr>
-            <w:r>
-              <w:rPr>
-                <w:rFonts w:ascii="Times New Roman" w:cs="Times New Roman" w:eastAsia="Times New Roman" w:hAnsi="Times New Roman"/>
+              <w:jc w:val="both"/>
+            </w:pPr>
+            <w:r>
+              <w:rPr>
+                <w:rFonts w:ascii="Barlow Semi Condensed" w:cs="Barlow Semi Condensed" w:eastAsia="Barlow Semi Condensed" w:hAnsi="Barlow Semi Condensed"/>
                 <w:sz w:val="20"/>
                 <w:szCs w:val="20"/>
               </w:rPr>
@@ -4747,11 +4747,11 @@
           <w:p>
             <w:pPr>
               <w:spacing w:after="20" w:before="20"/>
-              <w:jc w:val="left"/>
-            </w:pPr>
-            <w:r>
-              <w:rPr>
-                <w:rFonts w:ascii="Times New Roman" w:cs="Times New Roman" w:eastAsia="Times New Roman" w:hAnsi="Times New Roman"/>
+              <w:jc w:val="both"/>
+            </w:pPr>
+            <w:r>
+              <w:rPr>
+                <w:rFonts w:ascii="Barlow Semi Condensed" w:cs="Barlow Semi Condensed" w:eastAsia="Barlow Semi Condensed" w:hAnsi="Barlow Semi Condensed"/>
                 <w:sz w:val="20"/>
                 <w:szCs w:val="20"/>
               </w:rPr>
@@ -4766,11 +4766,11 @@
           <w:p>
             <w:pPr>
               <w:spacing w:after="20" w:before="20"/>
-              <w:jc w:val="left"/>
-            </w:pPr>
-            <w:r>
-              <w:rPr>
-                <w:rFonts w:ascii="Times New Roman" w:cs="Times New Roman" w:eastAsia="Times New Roman" w:hAnsi="Times New Roman"/>
+              <w:jc w:val="both"/>
+            </w:pPr>
+            <w:r>
+              <w:rPr>
+                <w:rFonts w:ascii="Barlow Semi Condensed" w:cs="Barlow Semi Condensed" w:eastAsia="Barlow Semi Condensed" w:hAnsi="Barlow Semi Condensed"/>
                 <w:sz w:val="20"/>
                 <w:szCs w:val="20"/>
               </w:rPr>
@@ -4785,11 +4785,11 @@
           <w:p>
             <w:pPr>
               <w:spacing w:after="20" w:before="20"/>
-              <w:jc w:val="left"/>
-            </w:pPr>
-            <w:r>
-              <w:rPr>
-                <w:rFonts w:ascii="Times New Roman" w:cs="Times New Roman" w:eastAsia="Times New Roman" w:hAnsi="Times New Roman"/>
+              <w:jc w:val="both"/>
+            </w:pPr>
+            <w:r>
+              <w:rPr>
+                <w:rFonts w:ascii="Barlow Semi Condensed" w:cs="Barlow Semi Condensed" w:eastAsia="Barlow Semi Condensed" w:hAnsi="Barlow Semi Condensed"/>
                 <w:b/>
                 <w:bCs/>
                 <w:sz w:val="20"/>
@@ -4799,7 +4799,7 @@
             </w:r>
             <w:r>
               <w:rPr>
-                <w:rFonts w:ascii="Times New Roman" w:cs="Times New Roman" w:eastAsia="Times New Roman" w:hAnsi="Times New Roman"/>
+                <w:rFonts w:ascii="Barlow Semi Condensed" w:cs="Barlow Semi Condensed" w:eastAsia="Barlow Semi Condensed" w:hAnsi="Barlow Semi Condensed"/>
                 <w:sz w:val="20"/>
                 <w:szCs w:val="20"/>
               </w:rPr>
@@ -4814,11 +4814,11 @@
           <w:p>
             <w:pPr>
               <w:spacing w:after="20" w:before="20"/>
-              <w:jc w:val="left"/>
-            </w:pPr>
-            <w:r>
-              <w:rPr>
-                <w:rFonts w:ascii="Times New Roman" w:cs="Times New Roman" w:eastAsia="Times New Roman" w:hAnsi="Times New Roman"/>
+              <w:jc w:val="both"/>
+            </w:pPr>
+            <w:r>
+              <w:rPr>
+                <w:rFonts w:ascii="Barlow Semi Condensed" w:cs="Barlow Semi Condensed" w:eastAsia="Barlow Semi Condensed" w:hAnsi="Barlow Semi Condensed"/>
                 <w:sz w:val="20"/>
                 <w:szCs w:val="20"/>
               </w:rPr>
@@ -4835,11 +4835,11 @@
           <w:p>
             <w:pPr>
               <w:spacing w:after="20" w:before="20"/>
-              <w:jc w:val="left"/>
-            </w:pPr>
-            <w:r>
-              <w:rPr>
-                <w:rFonts w:ascii="Times New Roman" w:cs="Times New Roman" w:eastAsia="Times New Roman" w:hAnsi="Times New Roman"/>
+              <w:jc w:val="both"/>
+            </w:pPr>
+            <w:r>
+              <w:rPr>
+                <w:rFonts w:ascii="Barlow Semi Condensed" w:cs="Barlow Semi Condensed" w:eastAsia="Barlow Semi Condensed" w:hAnsi="Barlow Semi Condensed"/>
                 <w:sz w:val="20"/>
                 <w:szCs w:val="20"/>
               </w:rPr>
@@ -4854,11 +4854,11 @@
           <w:p>
             <w:pPr>
               <w:spacing w:after="20" w:before="20"/>
-              <w:jc w:val="left"/>
-            </w:pPr>
-            <w:r>
-              <w:rPr>
-                <w:rFonts w:ascii="Times New Roman" w:cs="Times New Roman" w:eastAsia="Times New Roman" w:hAnsi="Times New Roman"/>
+              <w:jc w:val="both"/>
+            </w:pPr>
+            <w:r>
+              <w:rPr>
+                <w:rFonts w:ascii="Barlow Semi Condensed" w:cs="Barlow Semi Condensed" w:eastAsia="Barlow Semi Condensed" w:hAnsi="Barlow Semi Condensed"/>
                 <w:b/>
                 <w:bCs/>
                 <w:sz w:val="20"/>
@@ -4868,7 +4868,7 @@
             </w:r>
             <w:r>
               <w:rPr>
-                <w:rFonts w:ascii="Times New Roman" w:cs="Times New Roman" w:eastAsia="Times New Roman" w:hAnsi="Times New Roman"/>
+                <w:rFonts w:ascii="Barlow Semi Condensed" w:cs="Barlow Semi Condensed" w:eastAsia="Barlow Semi Condensed" w:hAnsi="Barlow Semi Condensed"/>
                 <w:sz w:val="20"/>
                 <w:szCs w:val="20"/>
               </w:rPr>
@@ -4883,11 +4883,11 @@
           <w:p>
             <w:pPr>
               <w:spacing w:after="20" w:before="20"/>
-              <w:jc w:val="left"/>
-            </w:pPr>
-            <w:r>
-              <w:rPr>
-                <w:rFonts w:ascii="Times New Roman" w:cs="Times New Roman" w:eastAsia="Times New Roman" w:hAnsi="Times New Roman"/>
+              <w:jc w:val="both"/>
+            </w:pPr>
+            <w:r>
+              <w:rPr>
+                <w:rFonts w:ascii="Barlow Semi Condensed" w:cs="Barlow Semi Condensed" w:eastAsia="Barlow Semi Condensed" w:hAnsi="Barlow Semi Condensed"/>
                 <w:b/>
                 <w:bCs/>
                 <w:sz w:val="20"/>
@@ -4904,11 +4904,11 @@
           <w:p>
             <w:pPr>
               <w:spacing w:after="20" w:before="20"/>
-              <w:jc w:val="left"/>
-            </w:pPr>
-            <w:r>
-              <w:rPr>
-                <w:rFonts w:ascii="Times New Roman" w:cs="Times New Roman" w:eastAsia="Times New Roman" w:hAnsi="Times New Roman"/>
+              <w:jc w:val="both"/>
+            </w:pPr>
+            <w:r>
+              <w:rPr>
+                <w:rFonts w:ascii="Barlow Semi Condensed" w:cs="Barlow Semi Condensed" w:eastAsia="Barlow Semi Condensed" w:hAnsi="Barlow Semi Condensed"/>
                 <w:sz w:val="20"/>
                 <w:szCs w:val="20"/>
               </w:rPr>
@@ -4925,11 +4925,11 @@
           <w:p>
             <w:pPr>
               <w:spacing w:after="20" w:before="20"/>
-              <w:jc w:val="left"/>
-            </w:pPr>
-            <w:r>
-              <w:rPr>
-                <w:rFonts w:ascii="Times New Roman" w:cs="Times New Roman" w:eastAsia="Times New Roman" w:hAnsi="Times New Roman"/>
+              <w:jc w:val="both"/>
+            </w:pPr>
+            <w:r>
+              <w:rPr>
+                <w:rFonts w:ascii="Barlow Semi Condensed" w:cs="Barlow Semi Condensed" w:eastAsia="Barlow Semi Condensed" w:hAnsi="Barlow Semi Condensed"/>
                 <w:sz w:val="20"/>
                 <w:szCs w:val="20"/>
               </w:rPr>
@@ -4944,11 +4944,11 @@
           <w:p>
             <w:pPr>
               <w:spacing w:after="20" w:before="20"/>
-              <w:jc w:val="left"/>
-            </w:pPr>
-            <w:r>
-              <w:rPr>
-                <w:rFonts w:ascii="Times New Roman" w:cs="Times New Roman" w:eastAsia="Times New Roman" w:hAnsi="Times New Roman"/>
+              <w:jc w:val="both"/>
+            </w:pPr>
+            <w:r>
+              <w:rPr>
+                <w:rFonts w:ascii="Barlow Semi Condensed" w:cs="Barlow Semi Condensed" w:eastAsia="Barlow Semi Condensed" w:hAnsi="Barlow Semi Condensed"/>
                 <w:sz w:val="20"/>
                 <w:szCs w:val="20"/>
               </w:rPr>
@@ -4963,11 +4963,11 @@
           <w:p>
             <w:pPr>
               <w:spacing w:after="20" w:before="20"/>
-              <w:jc w:val="left"/>
-            </w:pPr>
-            <w:r>
-              <w:rPr>
-                <w:rFonts w:ascii="Times New Roman" w:cs="Times New Roman" w:eastAsia="Times New Roman" w:hAnsi="Times New Roman"/>
+              <w:jc w:val="both"/>
+            </w:pPr>
+            <w:r>
+              <w:rPr>
+                <w:rFonts w:ascii="Barlow Semi Condensed" w:cs="Barlow Semi Condensed" w:eastAsia="Barlow Semi Condensed" w:hAnsi="Barlow Semi Condensed"/>
                 <w:b/>
                 <w:bCs/>
                 <w:sz w:val="20"/>
@@ -4977,7 +4977,7 @@
             </w:r>
             <w:r>
               <w:rPr>
-                <w:rFonts w:ascii="Times New Roman" w:cs="Times New Roman" w:eastAsia="Times New Roman" w:hAnsi="Times New Roman"/>
+                <w:rFonts w:ascii="Barlow Semi Condensed" w:cs="Barlow Semi Condensed" w:eastAsia="Barlow Semi Condensed" w:hAnsi="Barlow Semi Condensed"/>
                 <w:sz w:val="20"/>
                 <w:szCs w:val="20"/>
               </w:rPr>
@@ -4992,11 +4992,11 @@
           <w:p>
             <w:pPr>
               <w:spacing w:after="20" w:before="20"/>
-              <w:jc w:val="left"/>
-            </w:pPr>
-            <w:r>
-              <w:rPr>
-                <w:rFonts w:ascii="Times New Roman" w:cs="Times New Roman" w:eastAsia="Times New Roman" w:hAnsi="Times New Roman"/>
+              <w:jc w:val="both"/>
+            </w:pPr>
+            <w:r>
+              <w:rPr>
+                <w:rFonts w:ascii="Barlow Semi Condensed" w:cs="Barlow Semi Condensed" w:eastAsia="Barlow Semi Condensed" w:hAnsi="Barlow Semi Condensed"/>
                 <w:sz w:val="20"/>
                 <w:szCs w:val="20"/>
               </w:rPr>
@@ -5013,11 +5013,11 @@
           <w:p>
             <w:pPr>
               <w:spacing w:after="20" w:before="20"/>
-              <w:jc w:val="left"/>
-            </w:pPr>
-            <w:r>
-              <w:rPr>
-                <w:rFonts w:ascii="Times New Roman" w:cs="Times New Roman" w:eastAsia="Times New Roman" w:hAnsi="Times New Roman"/>
+              <w:jc w:val="both"/>
+            </w:pPr>
+            <w:r>
+              <w:rPr>
+                <w:rFonts w:ascii="Barlow Semi Condensed" w:cs="Barlow Semi Condensed" w:eastAsia="Barlow Semi Condensed" w:hAnsi="Barlow Semi Condensed"/>
                 <w:sz w:val="20"/>
                 <w:szCs w:val="20"/>
               </w:rPr>
@@ -5032,11 +5032,11 @@
           <w:p>
             <w:pPr>
               <w:spacing w:after="20" w:before="20"/>
-              <w:jc w:val="left"/>
-            </w:pPr>
-            <w:r>
-              <w:rPr>
-                <w:rFonts w:ascii="Times New Roman" w:cs="Times New Roman" w:eastAsia="Times New Roman" w:hAnsi="Times New Roman"/>
+              <w:jc w:val="both"/>
+            </w:pPr>
+            <w:r>
+              <w:rPr>
+                <w:rFonts w:ascii="Barlow Semi Condensed" w:cs="Barlow Semi Condensed" w:eastAsia="Barlow Semi Condensed" w:hAnsi="Barlow Semi Condensed"/>
                 <w:sz w:val="20"/>
                 <w:szCs w:val="20"/>
               </w:rPr>
@@ -5051,11 +5051,11 @@
           <w:p>
             <w:pPr>
               <w:spacing w:after="20" w:before="20"/>
-              <w:jc w:val="left"/>
-            </w:pPr>
-            <w:r>
-              <w:rPr>
-                <w:rFonts w:ascii="Times New Roman" w:cs="Times New Roman" w:eastAsia="Times New Roman" w:hAnsi="Times New Roman"/>
+              <w:jc w:val="both"/>
+            </w:pPr>
+            <w:r>
+              <w:rPr>
+                <w:rFonts w:ascii="Barlow Semi Condensed" w:cs="Barlow Semi Condensed" w:eastAsia="Barlow Semi Condensed" w:hAnsi="Barlow Semi Condensed"/>
                 <w:b/>
                 <w:bCs/>
                 <w:sz w:val="20"/>
@@ -5065,7 +5065,7 @@
             </w:r>
             <w:r>
               <w:rPr>
-                <w:rFonts w:ascii="Times New Roman" w:cs="Times New Roman" w:eastAsia="Times New Roman" w:hAnsi="Times New Roman"/>
+                <w:rFonts w:ascii="Barlow Semi Condensed" w:cs="Barlow Semi Condensed" w:eastAsia="Barlow Semi Condensed" w:hAnsi="Barlow Semi Condensed"/>
                 <w:sz w:val="20"/>
                 <w:szCs w:val="20"/>
               </w:rPr>
@@ -5080,11 +5080,11 @@
           <w:p>
             <w:pPr>
               <w:spacing w:after="20" w:before="20"/>
-              <w:jc w:val="left"/>
-            </w:pPr>
-            <w:r>
-              <w:rPr>
-                <w:rFonts w:ascii="Times New Roman" w:cs="Times New Roman" w:eastAsia="Times New Roman" w:hAnsi="Times New Roman"/>
+              <w:jc w:val="both"/>
+            </w:pPr>
+            <w:r>
+              <w:rPr>
+                <w:rFonts w:ascii="Barlow Semi Condensed" w:cs="Barlow Semi Condensed" w:eastAsia="Barlow Semi Condensed" w:hAnsi="Barlow Semi Condensed"/>
                 <w:sz w:val="20"/>
                 <w:szCs w:val="20"/>
               </w:rPr>
@@ -5106,7 +5106,7 @@
       </w:pPr>
       <w:r>
         <w:rPr>
-          <w:rFonts w:ascii="Times New Roman" w:cs="Times New Roman" w:eastAsia="Times New Roman" w:hAnsi="Times New Roman"/>
+          <w:rFonts w:ascii="Barlow Semi Condensed" w:cs="Barlow Semi Condensed" w:eastAsia="Barlow Semi Condensed" w:hAnsi="Barlow Semi Condensed"/>
           <w:sz w:val="24"/>
           <w:szCs w:val="24"/>
         </w:rPr>
@@ -5140,11 +5140,11 @@
           <w:p>
             <w:pPr>
               <w:spacing w:after="20" w:before="20"/>
-              <w:jc w:val="left"/>
-            </w:pPr>
-            <w:r>
-              <w:rPr>
-                <w:rFonts w:ascii="Times New Roman" w:cs="Times New Roman" w:eastAsia="Times New Roman" w:hAnsi="Times New Roman"/>
+              <w:jc w:val="both"/>
+            </w:pPr>
+            <w:r>
+              <w:rPr>
+                <w:rFonts w:ascii="Barlow Semi Condensed" w:cs="Barlow Semi Condensed" w:eastAsia="Barlow Semi Condensed" w:hAnsi="Barlow Semi Condensed"/>
                 <w:b/>
                 <w:bCs/>
                 <w:color w:val="FFFFFF"/>
@@ -5163,11 +5163,11 @@
           <w:p>
             <w:pPr>
               <w:spacing w:after="20" w:before="20"/>
-              <w:jc w:val="left"/>
-            </w:pPr>
-            <w:r>
-              <w:rPr>
-                <w:rFonts w:ascii="Times New Roman" w:cs="Times New Roman" w:eastAsia="Times New Roman" w:hAnsi="Times New Roman"/>
+              <w:jc w:val="both"/>
+            </w:pPr>
+            <w:r>
+              <w:rPr>
+                <w:rFonts w:ascii="Barlow Semi Condensed" w:cs="Barlow Semi Condensed" w:eastAsia="Barlow Semi Condensed" w:hAnsi="Barlow Semi Condensed"/>
                 <w:b/>
                 <w:bCs/>
                 <w:color w:val="FFFFFF"/>
@@ -5186,11 +5186,11 @@
           <w:p>
             <w:pPr>
               <w:spacing w:after="20" w:before="20"/>
-              <w:jc w:val="left"/>
-            </w:pPr>
-            <w:r>
-              <w:rPr>
-                <w:rFonts w:ascii="Times New Roman" w:cs="Times New Roman" w:eastAsia="Times New Roman" w:hAnsi="Times New Roman"/>
+              <w:jc w:val="both"/>
+            </w:pPr>
+            <w:r>
+              <w:rPr>
+                <w:rFonts w:ascii="Barlow Semi Condensed" w:cs="Barlow Semi Condensed" w:eastAsia="Barlow Semi Condensed" w:hAnsi="Barlow Semi Condensed"/>
                 <w:b/>
                 <w:bCs/>
                 <w:color w:val="FFFFFF"/>
@@ -5209,11 +5209,11 @@
           <w:p>
             <w:pPr>
               <w:spacing w:after="20" w:before="20"/>
-              <w:jc w:val="left"/>
-            </w:pPr>
-            <w:r>
-              <w:rPr>
-                <w:rFonts w:ascii="Times New Roman" w:cs="Times New Roman" w:eastAsia="Times New Roman" w:hAnsi="Times New Roman"/>
+              <w:jc w:val="both"/>
+            </w:pPr>
+            <w:r>
+              <w:rPr>
+                <w:rFonts w:ascii="Barlow Semi Condensed" w:cs="Barlow Semi Condensed" w:eastAsia="Barlow Semi Condensed" w:hAnsi="Barlow Semi Condensed"/>
                 <w:b/>
                 <w:bCs/>
                 <w:color w:val="FFFFFF"/>
@@ -5233,11 +5233,11 @@
           <w:p>
             <w:pPr>
               <w:spacing w:after="20" w:before="20"/>
-              <w:jc w:val="left"/>
-            </w:pPr>
-            <w:r>
-              <w:rPr>
-                <w:rFonts w:ascii="Times New Roman" w:cs="Times New Roman" w:eastAsia="Times New Roman" w:hAnsi="Times New Roman"/>
+              <w:jc w:val="both"/>
+            </w:pPr>
+            <w:r>
+              <w:rPr>
+                <w:rFonts w:ascii="Barlow Semi Condensed" w:cs="Barlow Semi Condensed" w:eastAsia="Barlow Semi Condensed" w:hAnsi="Barlow Semi Condensed"/>
                 <w:sz w:val="20"/>
                 <w:szCs w:val="20"/>
               </w:rPr>
@@ -5252,11 +5252,11 @@
           <w:p>
             <w:pPr>
               <w:spacing w:after="20" w:before="20"/>
-              <w:jc w:val="left"/>
-            </w:pPr>
-            <w:r>
-              <w:rPr>
-                <w:rFonts w:ascii="Times New Roman" w:cs="Times New Roman" w:eastAsia="Times New Roman" w:hAnsi="Times New Roman"/>
+              <w:jc w:val="both"/>
+            </w:pPr>
+            <w:r>
+              <w:rPr>
+                <w:rFonts w:ascii="Barlow Semi Condensed" w:cs="Barlow Semi Condensed" w:eastAsia="Barlow Semi Condensed" w:hAnsi="Barlow Semi Condensed"/>
                 <w:sz w:val="20"/>
                 <w:szCs w:val="20"/>
               </w:rPr>
@@ -5271,11 +5271,11 @@
           <w:p>
             <w:pPr>
               <w:spacing w:after="20" w:before="20"/>
-              <w:jc w:val="left"/>
-            </w:pPr>
-            <w:r>
-              <w:rPr>
-                <w:rFonts w:ascii="Times New Roman" w:cs="Times New Roman" w:eastAsia="Times New Roman" w:hAnsi="Times New Roman"/>
+              <w:jc w:val="both"/>
+            </w:pPr>
+            <w:r>
+              <w:rPr>
+                <w:rFonts w:ascii="Barlow Semi Condensed" w:cs="Barlow Semi Condensed" w:eastAsia="Barlow Semi Condensed" w:hAnsi="Barlow Semi Condensed"/>
                 <w:b/>
                 <w:bCs/>
                 <w:sz w:val="20"/>
@@ -5292,11 +5292,11 @@
           <w:p>
             <w:pPr>
               <w:spacing w:after="20" w:before="20"/>
-              <w:jc w:val="left"/>
-            </w:pPr>
-            <w:r>
-              <w:rPr>
-                <w:rFonts w:ascii="Times New Roman" w:cs="Times New Roman" w:eastAsia="Times New Roman" w:hAnsi="Times New Roman"/>
+              <w:jc w:val="both"/>
+            </w:pPr>
+            <w:r>
+              <w:rPr>
+                <w:rFonts w:ascii="Barlow Semi Condensed" w:cs="Barlow Semi Condensed" w:eastAsia="Barlow Semi Condensed" w:hAnsi="Barlow Semi Condensed"/>
                 <w:sz w:val="20"/>
                 <w:szCs w:val="20"/>
               </w:rPr>
@@ -5313,11 +5313,11 @@
           <w:p>
             <w:pPr>
               <w:spacing w:after="20" w:before="20"/>
-              <w:jc w:val="left"/>
-            </w:pPr>
-            <w:r>
-              <w:rPr>
-                <w:rFonts w:ascii="Times New Roman" w:cs="Times New Roman" w:eastAsia="Times New Roman" w:hAnsi="Times New Roman"/>
+              <w:jc w:val="both"/>
+            </w:pPr>
+            <w:r>
+              <w:rPr>
+                <w:rFonts w:ascii="Barlow Semi Condensed" w:cs="Barlow Semi Condensed" w:eastAsia="Barlow Semi Condensed" w:hAnsi="Barlow Semi Condensed"/>
                 <w:sz w:val="20"/>
                 <w:szCs w:val="20"/>
               </w:rPr>
@@ -5332,11 +5332,11 @@
           <w:p>
             <w:pPr>
               <w:spacing w:after="20" w:before="20"/>
-              <w:jc w:val="left"/>
-            </w:pPr>
-            <w:r>
-              <w:rPr>
-                <w:rFonts w:ascii="Times New Roman" w:cs="Times New Roman" w:eastAsia="Times New Roman" w:hAnsi="Times New Roman"/>
+              <w:jc w:val="both"/>
+            </w:pPr>
+            <w:r>
+              <w:rPr>
+                <w:rFonts w:ascii="Barlow Semi Condensed" w:cs="Barlow Semi Condensed" w:eastAsia="Barlow Semi Condensed" w:hAnsi="Barlow Semi Condensed"/>
                 <w:sz w:val="20"/>
                 <w:szCs w:val="20"/>
               </w:rPr>
@@ -5351,11 +5351,11 @@
           <w:p>
             <w:pPr>
               <w:spacing w:after="20" w:before="20"/>
-              <w:jc w:val="left"/>
-            </w:pPr>
-            <w:r>
-              <w:rPr>
-                <w:rFonts w:ascii="Times New Roman" w:cs="Times New Roman" w:eastAsia="Times New Roman" w:hAnsi="Times New Roman"/>
+              <w:jc w:val="both"/>
+            </w:pPr>
+            <w:r>
+              <w:rPr>
+                <w:rFonts w:ascii="Barlow Semi Condensed" w:cs="Barlow Semi Condensed" w:eastAsia="Barlow Semi Condensed" w:hAnsi="Barlow Semi Condensed"/>
                 <w:b/>
                 <w:bCs/>
                 <w:sz w:val="20"/>
@@ -5365,7 +5365,7 @@
             </w:r>
             <w:r>
               <w:rPr>
-                <w:rFonts w:ascii="Times New Roman" w:cs="Times New Roman" w:eastAsia="Times New Roman" w:hAnsi="Times New Roman"/>
+                <w:rFonts w:ascii="Barlow Semi Condensed" w:cs="Barlow Semi Condensed" w:eastAsia="Barlow Semi Condensed" w:hAnsi="Barlow Semi Condensed"/>
                 <w:sz w:val="20"/>
                 <w:szCs w:val="20"/>
               </w:rPr>
@@ -5373,7 +5373,7 @@
             </w:r>
             <w:r>
               <w:rPr>
-                <w:rFonts w:ascii="Times New Roman" w:cs="Times New Roman" w:eastAsia="Times New Roman" w:hAnsi="Times New Roman"/>
+                <w:rFonts w:ascii="Barlow Semi Condensed" w:cs="Barlow Semi Condensed" w:eastAsia="Barlow Semi Condensed" w:hAnsi="Barlow Semi Condensed"/>
                 <w:b/>
                 <w:bCs/>
                 <w:sz w:val="20"/>
@@ -5383,7 +5383,7 @@
             </w:r>
             <w:r>
               <w:rPr>
-                <w:rFonts w:ascii="Times New Roman" w:cs="Times New Roman" w:eastAsia="Times New Roman" w:hAnsi="Times New Roman"/>
+                <w:rFonts w:ascii="Barlow Semi Condensed" w:cs="Barlow Semi Condensed" w:eastAsia="Barlow Semi Condensed" w:hAnsi="Barlow Semi Condensed"/>
                 <w:sz w:val="20"/>
                 <w:szCs w:val="20"/>
               </w:rPr>
@@ -5398,11 +5398,11 @@
           <w:p>
             <w:pPr>
               <w:spacing w:after="20" w:before="20"/>
-              <w:jc w:val="left"/>
-            </w:pPr>
-            <w:r>
-              <w:rPr>
-                <w:rFonts w:ascii="Times New Roman" w:cs="Times New Roman" w:eastAsia="Times New Roman" w:hAnsi="Times New Roman"/>
+              <w:jc w:val="both"/>
+            </w:pPr>
+            <w:r>
+              <w:rPr>
+                <w:rFonts w:ascii="Barlow Semi Condensed" w:cs="Barlow Semi Condensed" w:eastAsia="Barlow Semi Condensed" w:hAnsi="Barlow Semi Condensed"/>
                 <w:sz w:val="20"/>
                 <w:szCs w:val="20"/>
               </w:rPr>
@@ -5419,11 +5419,11 @@
           <w:p>
             <w:pPr>
               <w:spacing w:after="20" w:before="20"/>
-              <w:jc w:val="left"/>
-            </w:pPr>
-            <w:r>
-              <w:rPr>
-                <w:rFonts w:ascii="Times New Roman" w:cs="Times New Roman" w:eastAsia="Times New Roman" w:hAnsi="Times New Roman"/>
+              <w:jc w:val="both"/>
+            </w:pPr>
+            <w:r>
+              <w:rPr>
+                <w:rFonts w:ascii="Barlow Semi Condensed" w:cs="Barlow Semi Condensed" w:eastAsia="Barlow Semi Condensed" w:hAnsi="Barlow Semi Condensed"/>
                 <w:sz w:val="20"/>
                 <w:szCs w:val="20"/>
               </w:rPr>
@@ -5438,11 +5438,11 @@
           <w:p>
             <w:pPr>
               <w:spacing w:after="20" w:before="20"/>
-              <w:jc w:val="left"/>
-            </w:pPr>
-            <w:r>
-              <w:rPr>
-                <w:rFonts w:ascii="Times New Roman" w:cs="Times New Roman" w:eastAsia="Times New Roman" w:hAnsi="Times New Roman"/>
+              <w:jc w:val="both"/>
+            </w:pPr>
+            <w:r>
+              <w:rPr>
+                <w:rFonts w:ascii="Barlow Semi Condensed" w:cs="Barlow Semi Condensed" w:eastAsia="Barlow Semi Condensed" w:hAnsi="Barlow Semi Condensed"/>
                 <w:sz w:val="20"/>
                 <w:szCs w:val="20"/>
               </w:rPr>
@@ -5457,11 +5457,11 @@
           <w:p>
             <w:pPr>
               <w:spacing w:after="20" w:before="20"/>
-              <w:jc w:val="left"/>
-            </w:pPr>
-            <w:r>
-              <w:rPr>
-                <w:rFonts w:ascii="Times New Roman" w:cs="Times New Roman" w:eastAsia="Times New Roman" w:hAnsi="Times New Roman"/>
+              <w:jc w:val="both"/>
+            </w:pPr>
+            <w:r>
+              <w:rPr>
+                <w:rFonts w:ascii="Barlow Semi Condensed" w:cs="Barlow Semi Condensed" w:eastAsia="Barlow Semi Condensed" w:hAnsi="Barlow Semi Condensed"/>
                 <w:b/>
                 <w:bCs/>
                 <w:sz w:val="20"/>
@@ -5478,11 +5478,11 @@
           <w:p>
             <w:pPr>
               <w:spacing w:after="20" w:before="20"/>
-              <w:jc w:val="left"/>
-            </w:pPr>
-            <w:r>
-              <w:rPr>
-                <w:rFonts w:ascii="Times New Roman" w:cs="Times New Roman" w:eastAsia="Times New Roman" w:hAnsi="Times New Roman"/>
+              <w:jc w:val="both"/>
+            </w:pPr>
+            <w:r>
+              <w:rPr>
+                <w:rFonts w:ascii="Barlow Semi Condensed" w:cs="Barlow Semi Condensed" w:eastAsia="Barlow Semi Condensed" w:hAnsi="Barlow Semi Condensed"/>
                 <w:sz w:val="20"/>
                 <w:szCs w:val="20"/>
               </w:rPr>
@@ -5499,11 +5499,11 @@
           <w:p>
             <w:pPr>
               <w:spacing w:after="20" w:before="20"/>
-              <w:jc w:val="left"/>
-            </w:pPr>
-            <w:r>
-              <w:rPr>
-                <w:rFonts w:ascii="Times New Roman" w:cs="Times New Roman" w:eastAsia="Times New Roman" w:hAnsi="Times New Roman"/>
+              <w:jc w:val="both"/>
+            </w:pPr>
+            <w:r>
+              <w:rPr>
+                <w:rFonts w:ascii="Barlow Semi Condensed" w:cs="Barlow Semi Condensed" w:eastAsia="Barlow Semi Condensed" w:hAnsi="Barlow Semi Condensed"/>
                 <w:sz w:val="20"/>
                 <w:szCs w:val="20"/>
               </w:rPr>
@@ -5518,11 +5518,11 @@
           <w:p>
             <w:pPr>
               <w:spacing w:after="20" w:before="20"/>
-              <w:jc w:val="left"/>
-            </w:pPr>
-            <w:r>
-              <w:rPr>
-                <w:rFonts w:ascii="Times New Roman" w:cs="Times New Roman" w:eastAsia="Times New Roman" w:hAnsi="Times New Roman"/>
+              <w:jc w:val="both"/>
+            </w:pPr>
+            <w:r>
+              <w:rPr>
+                <w:rFonts w:ascii="Barlow Semi Condensed" w:cs="Barlow Semi Condensed" w:eastAsia="Barlow Semi Condensed" w:hAnsi="Barlow Semi Condensed"/>
                 <w:sz w:val="20"/>
                 <w:szCs w:val="20"/>
               </w:rPr>
@@ -5537,11 +5537,11 @@
           <w:p>
             <w:pPr>
               <w:spacing w:after="20" w:before="20"/>
-              <w:jc w:val="left"/>
-            </w:pPr>
-            <w:r>
-              <w:rPr>
-                <w:rFonts w:ascii="Times New Roman" w:cs="Times New Roman" w:eastAsia="Times New Roman" w:hAnsi="Times New Roman"/>
+              <w:jc w:val="both"/>
+            </w:pPr>
+            <w:r>
+              <w:rPr>
+                <w:rFonts w:ascii="Barlow Semi Condensed" w:cs="Barlow Semi Condensed" w:eastAsia="Barlow Semi Condensed" w:hAnsi="Barlow Semi Condensed"/>
                 <w:b/>
                 <w:bCs/>
                 <w:sz w:val="20"/>
@@ -5558,11 +5558,11 @@
           <w:p>
             <w:pPr>
               <w:spacing w:after="20" w:before="20"/>
-              <w:jc w:val="left"/>
-            </w:pPr>
-            <w:r>
-              <w:rPr>
-                <w:rFonts w:ascii="Times New Roman" w:cs="Times New Roman" w:eastAsia="Times New Roman" w:hAnsi="Times New Roman"/>
+              <w:jc w:val="both"/>
+            </w:pPr>
+            <w:r>
+              <w:rPr>
+                <w:rFonts w:ascii="Barlow Semi Condensed" w:cs="Barlow Semi Condensed" w:eastAsia="Barlow Semi Condensed" w:hAnsi="Barlow Semi Condensed"/>
                 <w:sz w:val="20"/>
                 <w:szCs w:val="20"/>
               </w:rPr>
@@ -5579,11 +5579,11 @@
           <w:p>
             <w:pPr>
               <w:spacing w:after="20" w:before="20"/>
-              <w:jc w:val="left"/>
-            </w:pPr>
-            <w:r>
-              <w:rPr>
-                <w:rFonts w:ascii="Times New Roman" w:cs="Times New Roman" w:eastAsia="Times New Roman" w:hAnsi="Times New Roman"/>
+              <w:jc w:val="both"/>
+            </w:pPr>
+            <w:r>
+              <w:rPr>
+                <w:rFonts w:ascii="Barlow Semi Condensed" w:cs="Barlow Semi Condensed" w:eastAsia="Barlow Semi Condensed" w:hAnsi="Barlow Semi Condensed"/>
                 <w:sz w:val="20"/>
                 <w:szCs w:val="20"/>
               </w:rPr>
@@ -5598,11 +5598,11 @@
           <w:p>
             <w:pPr>
               <w:spacing w:after="20" w:before="20"/>
-              <w:jc w:val="left"/>
-            </w:pPr>
-            <w:r>
-              <w:rPr>
-                <w:rFonts w:ascii="Times New Roman" w:cs="Times New Roman" w:eastAsia="Times New Roman" w:hAnsi="Times New Roman"/>
+              <w:jc w:val="both"/>
+            </w:pPr>
+            <w:r>
+              <w:rPr>
+                <w:rFonts w:ascii="Barlow Semi Condensed" w:cs="Barlow Semi Condensed" w:eastAsia="Barlow Semi Condensed" w:hAnsi="Barlow Semi Condensed"/>
                 <w:sz w:val="20"/>
                 <w:szCs w:val="20"/>
               </w:rPr>
@@ -5617,11 +5617,11 @@
           <w:p>
             <w:pPr>
               <w:spacing w:after="20" w:before="20"/>
-              <w:jc w:val="left"/>
-            </w:pPr>
-            <w:r>
-              <w:rPr>
-                <w:rFonts w:ascii="Times New Roman" w:cs="Times New Roman" w:eastAsia="Times New Roman" w:hAnsi="Times New Roman"/>
+              <w:jc w:val="both"/>
+            </w:pPr>
+            <w:r>
+              <w:rPr>
+                <w:rFonts w:ascii="Barlow Semi Condensed" w:cs="Barlow Semi Condensed" w:eastAsia="Barlow Semi Condensed" w:hAnsi="Barlow Semi Condensed"/>
                 <w:b/>
                 <w:bCs/>
                 <w:sz w:val="20"/>
@@ -5638,11 +5638,11 @@
           <w:p>
             <w:pPr>
               <w:spacing w:after="20" w:before="20"/>
-              <w:jc w:val="left"/>
-            </w:pPr>
-            <w:r>
-              <w:rPr>
-                <w:rFonts w:ascii="Times New Roman" w:cs="Times New Roman" w:eastAsia="Times New Roman" w:hAnsi="Times New Roman"/>
+              <w:jc w:val="both"/>
+            </w:pPr>
+            <w:r>
+              <w:rPr>
+                <w:rFonts w:ascii="Barlow Semi Condensed" w:cs="Barlow Semi Condensed" w:eastAsia="Barlow Semi Condensed" w:hAnsi="Barlow Semi Condensed"/>
                 <w:sz w:val="20"/>
                 <w:szCs w:val="20"/>
               </w:rPr>
@@ -5659,11 +5659,11 @@
           <w:p>
             <w:pPr>
               <w:spacing w:after="20" w:before="20"/>
-              <w:jc w:val="left"/>
-            </w:pPr>
-            <w:r>
-              <w:rPr>
-                <w:rFonts w:ascii="Times New Roman" w:cs="Times New Roman" w:eastAsia="Times New Roman" w:hAnsi="Times New Roman"/>
+              <w:jc w:val="both"/>
+            </w:pPr>
+            <w:r>
+              <w:rPr>
+                <w:rFonts w:ascii="Barlow Semi Condensed" w:cs="Barlow Semi Condensed" w:eastAsia="Barlow Semi Condensed" w:hAnsi="Barlow Semi Condensed"/>
                 <w:sz w:val="20"/>
                 <w:szCs w:val="20"/>
               </w:rPr>
@@ -5678,11 +5678,11 @@
           <w:p>
             <w:pPr>
               <w:spacing w:after="20" w:before="20"/>
-              <w:jc w:val="left"/>
-            </w:pPr>
-            <w:r>
-              <w:rPr>
-                <w:rFonts w:ascii="Times New Roman" w:cs="Times New Roman" w:eastAsia="Times New Roman" w:hAnsi="Times New Roman"/>
+              <w:jc w:val="both"/>
+            </w:pPr>
+            <w:r>
+              <w:rPr>
+                <w:rFonts w:ascii="Barlow Semi Condensed" w:cs="Barlow Semi Condensed" w:eastAsia="Barlow Semi Condensed" w:hAnsi="Barlow Semi Condensed"/>
                 <w:sz w:val="20"/>
                 <w:szCs w:val="20"/>
               </w:rPr>
@@ -5697,11 +5697,11 @@
           <w:p>
             <w:pPr>
               <w:spacing w:after="20" w:before="20"/>
-              <w:jc w:val="left"/>
-            </w:pPr>
-            <w:r>
-              <w:rPr>
-                <w:rFonts w:ascii="Times New Roman" w:cs="Times New Roman" w:eastAsia="Times New Roman" w:hAnsi="Times New Roman"/>
+              <w:jc w:val="both"/>
+            </w:pPr>
+            <w:r>
+              <w:rPr>
+                <w:rFonts w:ascii="Barlow Semi Condensed" w:cs="Barlow Semi Condensed" w:eastAsia="Barlow Semi Condensed" w:hAnsi="Barlow Semi Condensed"/>
                 <w:b/>
                 <w:bCs/>
                 <w:sz w:val="20"/>
@@ -5711,7 +5711,7 @@
             </w:r>
             <w:r>
               <w:rPr>
-                <w:rFonts w:ascii="Times New Roman" w:cs="Times New Roman" w:eastAsia="Times New Roman" w:hAnsi="Times New Roman"/>
+                <w:rFonts w:ascii="Barlow Semi Condensed" w:cs="Barlow Semi Condensed" w:eastAsia="Barlow Semi Condensed" w:hAnsi="Barlow Semi Condensed"/>
                 <w:sz w:val="20"/>
                 <w:szCs w:val="20"/>
               </w:rPr>
@@ -5726,11 +5726,11 @@
           <w:p>
             <w:pPr>
               <w:spacing w:after="20" w:before="20"/>
-              <w:jc w:val="left"/>
-            </w:pPr>
-            <w:r>
-              <w:rPr>
-                <w:rFonts w:ascii="Times New Roman" w:cs="Times New Roman" w:eastAsia="Times New Roman" w:hAnsi="Times New Roman"/>
+              <w:jc w:val="both"/>
+            </w:pPr>
+            <w:r>
+              <w:rPr>
+                <w:rFonts w:ascii="Barlow Semi Condensed" w:cs="Barlow Semi Condensed" w:eastAsia="Barlow Semi Condensed" w:hAnsi="Barlow Semi Condensed"/>
                 <w:sz w:val="20"/>
                 <w:szCs w:val="20"/>
               </w:rPr>
@@ -5747,11 +5747,11 @@
           <w:p>
             <w:pPr>
               <w:spacing w:after="20" w:before="20"/>
-              <w:jc w:val="left"/>
-            </w:pPr>
-            <w:r>
-              <w:rPr>
-                <w:rFonts w:ascii="Times New Roman" w:cs="Times New Roman" w:eastAsia="Times New Roman" w:hAnsi="Times New Roman"/>
+              <w:jc w:val="both"/>
+            </w:pPr>
+            <w:r>
+              <w:rPr>
+                <w:rFonts w:ascii="Barlow Semi Condensed" w:cs="Barlow Semi Condensed" w:eastAsia="Barlow Semi Condensed" w:hAnsi="Barlow Semi Condensed"/>
                 <w:sz w:val="20"/>
                 <w:szCs w:val="20"/>
               </w:rPr>
@@ -5766,11 +5766,11 @@
           <w:p>
             <w:pPr>
               <w:spacing w:after="20" w:before="20"/>
-              <w:jc w:val="left"/>
-            </w:pPr>
-            <w:r>
-              <w:rPr>
-                <w:rFonts w:ascii="Times New Roman" w:cs="Times New Roman" w:eastAsia="Times New Roman" w:hAnsi="Times New Roman"/>
+              <w:jc w:val="both"/>
+            </w:pPr>
+            <w:r>
+              <w:rPr>
+                <w:rFonts w:ascii="Barlow Semi Condensed" w:cs="Barlow Semi Condensed" w:eastAsia="Barlow Semi Condensed" w:hAnsi="Barlow Semi Condensed"/>
                 <w:sz w:val="20"/>
                 <w:szCs w:val="20"/>
               </w:rPr>
@@ -5785,11 +5785,11 @@
           <w:p>
             <w:pPr>
               <w:spacing w:after="20" w:before="20"/>
-              <w:jc w:val="left"/>
-            </w:pPr>
-            <w:r>
-              <w:rPr>
-                <w:rFonts w:ascii="Times New Roman" w:cs="Times New Roman" w:eastAsia="Times New Roman" w:hAnsi="Times New Roman"/>
+              <w:jc w:val="both"/>
+            </w:pPr>
+            <w:r>
+              <w:rPr>
+                <w:rFonts w:ascii="Barlow Semi Condensed" w:cs="Barlow Semi Condensed" w:eastAsia="Barlow Semi Condensed" w:hAnsi="Barlow Semi Condensed"/>
                 <w:b/>
                 <w:bCs/>
                 <w:sz w:val="20"/>
@@ -5799,7 +5799,7 @@
             </w:r>
             <w:r>
               <w:rPr>
-                <w:rFonts w:ascii="Times New Roman" w:cs="Times New Roman" w:eastAsia="Times New Roman" w:hAnsi="Times New Roman"/>
+                <w:rFonts w:ascii="Barlow Semi Condensed" w:cs="Barlow Semi Condensed" w:eastAsia="Barlow Semi Condensed" w:hAnsi="Barlow Semi Condensed"/>
                 <w:sz w:val="20"/>
                 <w:szCs w:val="20"/>
               </w:rPr>
@@ -5814,11 +5814,11 @@
           <w:p>
             <w:pPr>
               <w:spacing w:after="20" w:before="20"/>
-              <w:jc w:val="left"/>
-            </w:pPr>
-            <w:r>
-              <w:rPr>
-                <w:rFonts w:ascii="Times New Roman" w:cs="Times New Roman" w:eastAsia="Times New Roman" w:hAnsi="Times New Roman"/>
+              <w:jc w:val="both"/>
+            </w:pPr>
+            <w:r>
+              <w:rPr>
+                <w:rFonts w:ascii="Barlow Semi Condensed" w:cs="Barlow Semi Condensed" w:eastAsia="Barlow Semi Condensed" w:hAnsi="Barlow Semi Condensed"/>
                 <w:sz w:val="20"/>
                 <w:szCs w:val="20"/>
               </w:rPr>
@@ -5835,11 +5835,11 @@
           <w:p>
             <w:pPr>
               <w:spacing w:after="20" w:before="20"/>
-              <w:jc w:val="left"/>
-            </w:pPr>
-            <w:r>
-              <w:rPr>
-                <w:rFonts w:ascii="Times New Roman" w:cs="Times New Roman" w:eastAsia="Times New Roman" w:hAnsi="Times New Roman"/>
+              <w:jc w:val="both"/>
+            </w:pPr>
+            <w:r>
+              <w:rPr>
+                <w:rFonts w:ascii="Barlow Semi Condensed" w:cs="Barlow Semi Condensed" w:eastAsia="Barlow Semi Condensed" w:hAnsi="Barlow Semi Condensed"/>
                 <w:sz w:val="20"/>
                 <w:szCs w:val="20"/>
               </w:rPr>
@@ -5854,11 +5854,11 @@
           <w:p>
             <w:pPr>
               <w:spacing w:after="20" w:before="20"/>
-              <w:jc w:val="left"/>
-            </w:pPr>
-            <w:r>
-              <w:rPr>
-                <w:rFonts w:ascii="Times New Roman" w:cs="Times New Roman" w:eastAsia="Times New Roman" w:hAnsi="Times New Roman"/>
+              <w:jc w:val="both"/>
+            </w:pPr>
+            <w:r>
+              <w:rPr>
+                <w:rFonts w:ascii="Barlow Semi Condensed" w:cs="Barlow Semi Condensed" w:eastAsia="Barlow Semi Condensed" w:hAnsi="Barlow Semi Condensed"/>
                 <w:sz w:val="20"/>
                 <w:szCs w:val="20"/>
               </w:rPr>
@@ -5873,11 +5873,11 @@
           <w:p>
             <w:pPr>
               <w:spacing w:after="20" w:before="20"/>
-              <w:jc w:val="left"/>
-            </w:pPr>
-            <w:r>
-              <w:rPr>
-                <w:rFonts w:ascii="Times New Roman" w:cs="Times New Roman" w:eastAsia="Times New Roman" w:hAnsi="Times New Roman"/>
+              <w:jc w:val="both"/>
+            </w:pPr>
+            <w:r>
+              <w:rPr>
+                <w:rFonts w:ascii="Barlow Semi Condensed" w:cs="Barlow Semi Condensed" w:eastAsia="Barlow Semi Condensed" w:hAnsi="Barlow Semi Condensed"/>
                 <w:b/>
                 <w:bCs/>
                 <w:sz w:val="20"/>
@@ -5887,7 +5887,7 @@
             </w:r>
             <w:r>
               <w:rPr>
-                <w:rFonts w:ascii="Times New Roman" w:cs="Times New Roman" w:eastAsia="Times New Roman" w:hAnsi="Times New Roman"/>
+                <w:rFonts w:ascii="Barlow Semi Condensed" w:cs="Barlow Semi Condensed" w:eastAsia="Barlow Semi Condensed" w:hAnsi="Barlow Semi Condensed"/>
                 <w:sz w:val="20"/>
                 <w:szCs w:val="20"/>
               </w:rPr>
@@ -5895,7 +5895,7 @@
             </w:r>
             <w:r>
               <w:rPr>
-                <w:rFonts w:ascii="Times New Roman" w:cs="Times New Roman" w:eastAsia="Times New Roman" w:hAnsi="Times New Roman"/>
+                <w:rFonts w:ascii="Barlow Semi Condensed" w:cs="Barlow Semi Condensed" w:eastAsia="Barlow Semi Condensed" w:hAnsi="Barlow Semi Condensed"/>
                 <w:b/>
                 <w:bCs/>
                 <w:sz w:val="20"/>
@@ -5905,7 +5905,7 @@
             </w:r>
             <w:r>
               <w:rPr>
-                <w:rFonts w:ascii="Times New Roman" w:cs="Times New Roman" w:eastAsia="Times New Roman" w:hAnsi="Times New Roman"/>
+                <w:rFonts w:ascii="Barlow Semi Condensed" w:cs="Barlow Semi Condensed" w:eastAsia="Barlow Semi Condensed" w:hAnsi="Barlow Semi Condensed"/>
                 <w:sz w:val="20"/>
                 <w:szCs w:val="20"/>
               </w:rPr>
@@ -5920,11 +5920,11 @@
           <w:p>
             <w:pPr>
               <w:spacing w:after="20" w:before="20"/>
-              <w:jc w:val="left"/>
-            </w:pPr>
-            <w:r>
-              <w:rPr>
-                <w:rFonts w:ascii="Times New Roman" w:cs="Times New Roman" w:eastAsia="Times New Roman" w:hAnsi="Times New Roman"/>
+              <w:jc w:val="both"/>
+            </w:pPr>
+            <w:r>
+              <w:rPr>
+                <w:rFonts w:ascii="Barlow Semi Condensed" w:cs="Barlow Semi Condensed" w:eastAsia="Barlow Semi Condensed" w:hAnsi="Barlow Semi Condensed"/>
                 <w:sz w:val="20"/>
                 <w:szCs w:val="20"/>
               </w:rPr>
@@ -5941,11 +5941,11 @@
           <w:p>
             <w:pPr>
               <w:spacing w:after="20" w:before="20"/>
-              <w:jc w:val="left"/>
-            </w:pPr>
-            <w:r>
-              <w:rPr>
-                <w:rFonts w:ascii="Times New Roman" w:cs="Times New Roman" w:eastAsia="Times New Roman" w:hAnsi="Times New Roman"/>
+              <w:jc w:val="both"/>
+            </w:pPr>
+            <w:r>
+              <w:rPr>
+                <w:rFonts w:ascii="Barlow Semi Condensed" w:cs="Barlow Semi Condensed" w:eastAsia="Barlow Semi Condensed" w:hAnsi="Barlow Semi Condensed"/>
                 <w:sz w:val="20"/>
                 <w:szCs w:val="20"/>
               </w:rPr>
@@ -5960,11 +5960,11 @@
           <w:p>
             <w:pPr>
               <w:spacing w:after="20" w:before="20"/>
-              <w:jc w:val="left"/>
-            </w:pPr>
-            <w:r>
-              <w:rPr>
-                <w:rFonts w:ascii="Times New Roman" w:cs="Times New Roman" w:eastAsia="Times New Roman" w:hAnsi="Times New Roman"/>
+              <w:jc w:val="both"/>
+            </w:pPr>
+            <w:r>
+              <w:rPr>
+                <w:rFonts w:ascii="Barlow Semi Condensed" w:cs="Barlow Semi Condensed" w:eastAsia="Barlow Semi Condensed" w:hAnsi="Barlow Semi Condensed"/>
                 <w:sz w:val="20"/>
                 <w:szCs w:val="20"/>
               </w:rPr>
@@ -5979,11 +5979,11 @@
           <w:p>
             <w:pPr>
               <w:spacing w:after="20" w:before="20"/>
-              <w:jc w:val="left"/>
-            </w:pPr>
-            <w:r>
-              <w:rPr>
-                <w:rFonts w:ascii="Times New Roman" w:cs="Times New Roman" w:eastAsia="Times New Roman" w:hAnsi="Times New Roman"/>
+              <w:jc w:val="both"/>
+            </w:pPr>
+            <w:r>
+              <w:rPr>
+                <w:rFonts w:ascii="Barlow Semi Condensed" w:cs="Barlow Semi Condensed" w:eastAsia="Barlow Semi Condensed" w:hAnsi="Barlow Semi Condensed"/>
                 <w:b/>
                 <w:bCs/>
                 <w:sz w:val="20"/>
@@ -5993,7 +5993,7 @@
             </w:r>
             <w:r>
               <w:rPr>
-                <w:rFonts w:ascii="Times New Roman" w:cs="Times New Roman" w:eastAsia="Times New Roman" w:hAnsi="Times New Roman"/>
+                <w:rFonts w:ascii="Barlow Semi Condensed" w:cs="Barlow Semi Condensed" w:eastAsia="Barlow Semi Condensed" w:hAnsi="Barlow Semi Condensed"/>
                 <w:sz w:val="20"/>
                 <w:szCs w:val="20"/>
               </w:rPr>
@@ -6001,7 +6001,7 @@
             </w:r>
             <w:r>
               <w:rPr>
-                <w:rFonts w:ascii="Times New Roman" w:cs="Times New Roman" w:eastAsia="Times New Roman" w:hAnsi="Times New Roman"/>
+                <w:rFonts w:ascii="Barlow Semi Condensed" w:cs="Barlow Semi Condensed" w:eastAsia="Barlow Semi Condensed" w:hAnsi="Barlow Semi Condensed"/>
                 <w:b/>
                 <w:bCs/>
                 <w:sz w:val="20"/>
@@ -6011,7 +6011,7 @@
             </w:r>
             <w:r>
               <w:rPr>
-                <w:rFonts w:ascii="Times New Roman" w:cs="Times New Roman" w:eastAsia="Times New Roman" w:hAnsi="Times New Roman"/>
+                <w:rFonts w:ascii="Barlow Semi Condensed" w:cs="Barlow Semi Condensed" w:eastAsia="Barlow Semi Condensed" w:hAnsi="Barlow Semi Condensed"/>
                 <w:sz w:val="20"/>
                 <w:szCs w:val="20"/>
               </w:rPr>
@@ -6026,11 +6026,11 @@
           <w:p>
             <w:pPr>
               <w:spacing w:after="20" w:before="20"/>
-              <w:jc w:val="left"/>
-            </w:pPr>
-            <w:r>
-              <w:rPr>
-                <w:rFonts w:ascii="Times New Roman" w:cs="Times New Roman" w:eastAsia="Times New Roman" w:hAnsi="Times New Roman"/>
+              <w:jc w:val="both"/>
+            </w:pPr>
+            <w:r>
+              <w:rPr>
+                <w:rFonts w:ascii="Barlow Semi Condensed" w:cs="Barlow Semi Condensed" w:eastAsia="Barlow Semi Condensed" w:hAnsi="Barlow Semi Condensed"/>
                 <w:sz w:val="20"/>
                 <w:szCs w:val="20"/>
               </w:rPr>
@@ -6047,11 +6047,11 @@
           <w:p>
             <w:pPr>
               <w:spacing w:after="20" w:before="20"/>
-              <w:jc w:val="left"/>
-            </w:pPr>
-            <w:r>
-              <w:rPr>
-                <w:rFonts w:ascii="Times New Roman" w:cs="Times New Roman" w:eastAsia="Times New Roman" w:hAnsi="Times New Roman"/>
+              <w:jc w:val="both"/>
+            </w:pPr>
+            <w:r>
+              <w:rPr>
+                <w:rFonts w:ascii="Barlow Semi Condensed" w:cs="Barlow Semi Condensed" w:eastAsia="Barlow Semi Condensed" w:hAnsi="Barlow Semi Condensed"/>
                 <w:sz w:val="20"/>
                 <w:szCs w:val="20"/>
               </w:rPr>
@@ -6066,11 +6066,11 @@
           <w:p>
             <w:pPr>
               <w:spacing w:after="20" w:before="20"/>
-              <w:jc w:val="left"/>
-            </w:pPr>
-            <w:r>
-              <w:rPr>
-                <w:rFonts w:ascii="Times New Roman" w:cs="Times New Roman" w:eastAsia="Times New Roman" w:hAnsi="Times New Roman"/>
+              <w:jc w:val="both"/>
+            </w:pPr>
+            <w:r>
+              <w:rPr>
+                <w:rFonts w:ascii="Barlow Semi Condensed" w:cs="Barlow Semi Condensed" w:eastAsia="Barlow Semi Condensed" w:hAnsi="Barlow Semi Condensed"/>
                 <w:sz w:val="20"/>
                 <w:szCs w:val="20"/>
               </w:rPr>
@@ -6085,11 +6085,11 @@
           <w:p>
             <w:pPr>
               <w:spacing w:after="20" w:before="20"/>
-              <w:jc w:val="left"/>
-            </w:pPr>
-            <w:r>
-              <w:rPr>
-                <w:rFonts w:ascii="Times New Roman" w:cs="Times New Roman" w:eastAsia="Times New Roman" w:hAnsi="Times New Roman"/>
+              <w:jc w:val="both"/>
+            </w:pPr>
+            <w:r>
+              <w:rPr>
+                <w:rFonts w:ascii="Barlow Semi Condensed" w:cs="Barlow Semi Condensed" w:eastAsia="Barlow Semi Condensed" w:hAnsi="Barlow Semi Condensed"/>
                 <w:b/>
                 <w:bCs/>
                 <w:sz w:val="20"/>
@@ -6106,11 +6106,11 @@
           <w:p>
             <w:pPr>
               <w:spacing w:after="20" w:before="20"/>
-              <w:jc w:val="left"/>
-            </w:pPr>
-            <w:r>
-              <w:rPr>
-                <w:rFonts w:ascii="Times New Roman" w:cs="Times New Roman" w:eastAsia="Times New Roman" w:hAnsi="Times New Roman"/>
+              <w:jc w:val="both"/>
+            </w:pPr>
+            <w:r>
+              <w:rPr>
+                <w:rFonts w:ascii="Barlow Semi Condensed" w:cs="Barlow Semi Condensed" w:eastAsia="Barlow Semi Condensed" w:hAnsi="Barlow Semi Condensed"/>
                 <w:sz w:val="20"/>
                 <w:szCs w:val="20"/>
               </w:rPr>
@@ -6132,7 +6132,7 @@
       </w:pPr>
       <w:r>
         <w:rPr>
-          <w:rFonts w:ascii="Times New Roman" w:cs="Times New Roman" w:eastAsia="Times New Roman" w:hAnsi="Times New Roman"/>
+          <w:rFonts w:ascii="Barlow Semi Condensed" w:cs="Barlow Semi Condensed" w:eastAsia="Barlow Semi Condensed" w:hAnsi="Barlow Semi Condensed"/>
           <w:sz w:val="24"/>
           <w:szCs w:val="24"/>
         </w:rPr>
@@ -6166,11 +6166,11 @@
           <w:p>
             <w:pPr>
               <w:spacing w:after="20" w:before="20"/>
-              <w:jc w:val="left"/>
-            </w:pPr>
-            <w:r>
-              <w:rPr>
-                <w:rFonts w:ascii="Times New Roman" w:cs="Times New Roman" w:eastAsia="Times New Roman" w:hAnsi="Times New Roman"/>
+              <w:jc w:val="both"/>
+            </w:pPr>
+            <w:r>
+              <w:rPr>
+                <w:rFonts w:ascii="Barlow Semi Condensed" w:cs="Barlow Semi Condensed" w:eastAsia="Barlow Semi Condensed" w:hAnsi="Barlow Semi Condensed"/>
                 <w:b/>
                 <w:bCs/>
                 <w:color w:val="FFFFFF"/>
@@ -6189,11 +6189,11 @@
           <w:p>
             <w:pPr>
               <w:spacing w:after="20" w:before="20"/>
-              <w:jc w:val="left"/>
-            </w:pPr>
-            <w:r>
-              <w:rPr>
-                <w:rFonts w:ascii="Times New Roman" w:cs="Times New Roman" w:eastAsia="Times New Roman" w:hAnsi="Times New Roman"/>
+              <w:jc w:val="both"/>
+            </w:pPr>
+            <w:r>
+              <w:rPr>
+                <w:rFonts w:ascii="Barlow Semi Condensed" w:cs="Barlow Semi Condensed" w:eastAsia="Barlow Semi Condensed" w:hAnsi="Barlow Semi Condensed"/>
                 <w:b/>
                 <w:bCs/>
                 <w:color w:val="FFFFFF"/>
@@ -6212,11 +6212,11 @@
           <w:p>
             <w:pPr>
               <w:spacing w:after="20" w:before="20"/>
-              <w:jc w:val="left"/>
-            </w:pPr>
-            <w:r>
-              <w:rPr>
-                <w:rFonts w:ascii="Times New Roman" w:cs="Times New Roman" w:eastAsia="Times New Roman" w:hAnsi="Times New Roman"/>
+              <w:jc w:val="both"/>
+            </w:pPr>
+            <w:r>
+              <w:rPr>
+                <w:rFonts w:ascii="Barlow Semi Condensed" w:cs="Barlow Semi Condensed" w:eastAsia="Barlow Semi Condensed" w:hAnsi="Barlow Semi Condensed"/>
                 <w:b/>
                 <w:bCs/>
                 <w:color w:val="FFFFFF"/>
@@ -6235,11 +6235,11 @@
           <w:p>
             <w:pPr>
               <w:spacing w:after="20" w:before="20"/>
-              <w:jc w:val="left"/>
-            </w:pPr>
-            <w:r>
-              <w:rPr>
-                <w:rFonts w:ascii="Times New Roman" w:cs="Times New Roman" w:eastAsia="Times New Roman" w:hAnsi="Times New Roman"/>
+              <w:jc w:val="both"/>
+            </w:pPr>
+            <w:r>
+              <w:rPr>
+                <w:rFonts w:ascii="Barlow Semi Condensed" w:cs="Barlow Semi Condensed" w:eastAsia="Barlow Semi Condensed" w:hAnsi="Barlow Semi Condensed"/>
                 <w:b/>
                 <w:bCs/>
                 <w:color w:val="FFFFFF"/>
@@ -6259,11 +6259,11 @@
           <w:p>
             <w:pPr>
               <w:spacing w:after="20" w:before="20"/>
-              <w:jc w:val="left"/>
-            </w:pPr>
-            <w:r>
-              <w:rPr>
-                <w:rFonts w:ascii="Times New Roman" w:cs="Times New Roman" w:eastAsia="Times New Roman" w:hAnsi="Times New Roman"/>
+              <w:jc w:val="both"/>
+            </w:pPr>
+            <w:r>
+              <w:rPr>
+                <w:rFonts w:ascii="Barlow Semi Condensed" w:cs="Barlow Semi Condensed" w:eastAsia="Barlow Semi Condensed" w:hAnsi="Barlow Semi Condensed"/>
                 <w:sz w:val="20"/>
                 <w:szCs w:val="20"/>
               </w:rPr>
@@ -6278,11 +6278,11 @@
           <w:p>
             <w:pPr>
               <w:spacing w:after="20" w:before="20"/>
-              <w:jc w:val="left"/>
-            </w:pPr>
-            <w:r>
-              <w:rPr>
-                <w:rFonts w:ascii="Times New Roman" w:cs="Times New Roman" w:eastAsia="Times New Roman" w:hAnsi="Times New Roman"/>
+              <w:jc w:val="both"/>
+            </w:pPr>
+            <w:r>
+              <w:rPr>
+                <w:rFonts w:ascii="Barlow Semi Condensed" w:cs="Barlow Semi Condensed" w:eastAsia="Barlow Semi Condensed" w:hAnsi="Barlow Semi Condensed"/>
                 <w:sz w:val="20"/>
                 <w:szCs w:val="20"/>
               </w:rPr>
@@ -6297,11 +6297,11 @@
           <w:p>
             <w:pPr>
               <w:spacing w:after="20" w:before="20"/>
-              <w:jc w:val="left"/>
-            </w:pPr>
-            <w:r>
-              <w:rPr>
-                <w:rFonts w:ascii="Times New Roman" w:cs="Times New Roman" w:eastAsia="Times New Roman" w:hAnsi="Times New Roman"/>
+              <w:jc w:val="both"/>
+            </w:pPr>
+            <w:r>
+              <w:rPr>
+                <w:rFonts w:ascii="Barlow Semi Condensed" w:cs="Barlow Semi Condensed" w:eastAsia="Barlow Semi Condensed" w:hAnsi="Barlow Semi Condensed"/>
                 <w:b/>
                 <w:bCs/>
                 <w:sz w:val="20"/>
@@ -6311,7 +6311,7 @@
             </w:r>
             <w:r>
               <w:rPr>
-                <w:rFonts w:ascii="Times New Roman" w:cs="Times New Roman" w:eastAsia="Times New Roman" w:hAnsi="Times New Roman"/>
+                <w:rFonts w:ascii="Barlow Semi Condensed" w:cs="Barlow Semi Condensed" w:eastAsia="Barlow Semi Condensed" w:hAnsi="Barlow Semi Condensed"/>
                 <w:sz w:val="20"/>
                 <w:szCs w:val="20"/>
               </w:rPr>
@@ -6319,7 +6319,7 @@
             </w:r>
             <w:r>
               <w:rPr>
-                <w:rFonts w:ascii="Times New Roman" w:cs="Times New Roman" w:eastAsia="Times New Roman" w:hAnsi="Times New Roman"/>
+                <w:rFonts w:ascii="Barlow Semi Condensed" w:cs="Barlow Semi Condensed" w:eastAsia="Barlow Semi Condensed" w:hAnsi="Barlow Semi Condensed"/>
                 <w:i/>
                 <w:iCs/>
                 <w:sz w:val="20"/>
@@ -6329,7 +6329,7 @@
             </w:r>
             <w:r>
               <w:rPr>
-                <w:rFonts w:ascii="Times New Roman" w:cs="Times New Roman" w:eastAsia="Times New Roman" w:hAnsi="Times New Roman"/>
+                <w:rFonts w:ascii="Barlow Semi Condensed" w:cs="Barlow Semi Condensed" w:eastAsia="Barlow Semi Condensed" w:hAnsi="Barlow Semi Condensed"/>
                 <w:sz w:val="20"/>
                 <w:szCs w:val="20"/>
               </w:rPr>
@@ -6337,7 +6337,7 @@
             </w:r>
             <w:r>
               <w:rPr>
-                <w:rFonts w:ascii="Times New Roman" w:cs="Times New Roman" w:eastAsia="Times New Roman" w:hAnsi="Times New Roman"/>
+                <w:rFonts w:ascii="Barlow Semi Condensed" w:cs="Barlow Semi Condensed" w:eastAsia="Barlow Semi Condensed" w:hAnsi="Barlow Semi Condensed"/>
                 <w:b/>
                 <w:bCs/>
                 <w:sz w:val="20"/>
@@ -6354,11 +6354,11 @@
           <w:p>
             <w:pPr>
               <w:spacing w:after="20" w:before="20"/>
-              <w:jc w:val="left"/>
-            </w:pPr>
-            <w:r>
-              <w:rPr>
-                <w:rFonts w:ascii="Times New Roman" w:cs="Times New Roman" w:eastAsia="Times New Roman" w:hAnsi="Times New Roman"/>
+              <w:jc w:val="both"/>
+            </w:pPr>
+            <w:r>
+              <w:rPr>
+                <w:rFonts w:ascii="Barlow Semi Condensed" w:cs="Barlow Semi Condensed" w:eastAsia="Barlow Semi Condensed" w:hAnsi="Barlow Semi Condensed"/>
                 <w:sz w:val="20"/>
                 <w:szCs w:val="20"/>
               </w:rPr>
@@ -6375,11 +6375,11 @@
           <w:p>
             <w:pPr>
               <w:spacing w:after="20" w:before="20"/>
-              <w:jc w:val="left"/>
-            </w:pPr>
-            <w:r>
-              <w:rPr>
-                <w:rFonts w:ascii="Times New Roman" w:cs="Times New Roman" w:eastAsia="Times New Roman" w:hAnsi="Times New Roman"/>
+              <w:jc w:val="both"/>
+            </w:pPr>
+            <w:r>
+              <w:rPr>
+                <w:rFonts w:ascii="Barlow Semi Condensed" w:cs="Barlow Semi Condensed" w:eastAsia="Barlow Semi Condensed" w:hAnsi="Barlow Semi Condensed"/>
                 <w:sz w:val="20"/>
                 <w:szCs w:val="20"/>
               </w:rPr>
@@ -6394,11 +6394,11 @@
           <w:p>
             <w:pPr>
               <w:spacing w:after="20" w:before="20"/>
-              <w:jc w:val="left"/>
-            </w:pPr>
-            <w:r>
-              <w:rPr>
-                <w:rFonts w:ascii="Times New Roman" w:cs="Times New Roman" w:eastAsia="Times New Roman" w:hAnsi="Times New Roman"/>
+              <w:jc w:val="both"/>
+            </w:pPr>
+            <w:r>
+              <w:rPr>
+                <w:rFonts w:ascii="Barlow Semi Condensed" w:cs="Barlow Semi Condensed" w:eastAsia="Barlow Semi Condensed" w:hAnsi="Barlow Semi Condensed"/>
                 <w:sz w:val="20"/>
                 <w:szCs w:val="20"/>
               </w:rPr>
@@ -6413,11 +6413,11 @@
           <w:p>
             <w:pPr>
               <w:spacing w:after="20" w:before="20"/>
-              <w:jc w:val="left"/>
-            </w:pPr>
-            <w:r>
-              <w:rPr>
-                <w:rFonts w:ascii="Times New Roman" w:cs="Times New Roman" w:eastAsia="Times New Roman" w:hAnsi="Times New Roman"/>
+              <w:jc w:val="both"/>
+            </w:pPr>
+            <w:r>
+              <w:rPr>
+                <w:rFonts w:ascii="Barlow Semi Condensed" w:cs="Barlow Semi Condensed" w:eastAsia="Barlow Semi Condensed" w:hAnsi="Barlow Semi Condensed"/>
                 <w:b/>
                 <w:bCs/>
                 <w:sz w:val="20"/>
@@ -6427,7 +6427,7 @@
             </w:r>
             <w:r>
               <w:rPr>
-                <w:rFonts w:ascii="Times New Roman" w:cs="Times New Roman" w:eastAsia="Times New Roman" w:hAnsi="Times New Roman"/>
+                <w:rFonts w:ascii="Barlow Semi Condensed" w:cs="Barlow Semi Condensed" w:eastAsia="Barlow Semi Condensed" w:hAnsi="Barlow Semi Condensed"/>
                 <w:sz w:val="20"/>
                 <w:szCs w:val="20"/>
               </w:rPr>
@@ -6435,7 +6435,7 @@
             </w:r>
             <w:r>
               <w:rPr>
-                <w:rFonts w:ascii="Times New Roman" w:cs="Times New Roman" w:eastAsia="Times New Roman" w:hAnsi="Times New Roman"/>
+                <w:rFonts w:ascii="Barlow Semi Condensed" w:cs="Barlow Semi Condensed" w:eastAsia="Barlow Semi Condensed" w:hAnsi="Barlow Semi Condensed"/>
                 <w:b/>
                 <w:bCs/>
                 <w:sz w:val="20"/>
@@ -6445,7 +6445,7 @@
             </w:r>
             <w:r>
               <w:rPr>
-                <w:rFonts w:ascii="Times New Roman" w:cs="Times New Roman" w:eastAsia="Times New Roman" w:hAnsi="Times New Roman"/>
+                <w:rFonts w:ascii="Barlow Semi Condensed" w:cs="Barlow Semi Condensed" w:eastAsia="Barlow Semi Condensed" w:hAnsi="Barlow Semi Condensed"/>
                 <w:sz w:val="20"/>
                 <w:szCs w:val="20"/>
               </w:rPr>
@@ -6460,11 +6460,11 @@
           <w:p>
             <w:pPr>
               <w:spacing w:after="20" w:before="20"/>
-              <w:jc w:val="left"/>
-            </w:pPr>
-            <w:r>
-              <w:rPr>
-                <w:rFonts w:ascii="Times New Roman" w:cs="Times New Roman" w:eastAsia="Times New Roman" w:hAnsi="Times New Roman"/>
+              <w:jc w:val="both"/>
+            </w:pPr>
+            <w:r>
+              <w:rPr>
+                <w:rFonts w:ascii="Barlow Semi Condensed" w:cs="Barlow Semi Condensed" w:eastAsia="Barlow Semi Condensed" w:hAnsi="Barlow Semi Condensed"/>
                 <w:sz w:val="20"/>
                 <w:szCs w:val="20"/>
               </w:rPr>
@@ -6481,11 +6481,11 @@
           <w:p>
             <w:pPr>
               <w:spacing w:after="20" w:before="20"/>
-              <w:jc w:val="left"/>
-            </w:pPr>
-            <w:r>
-              <w:rPr>
-                <w:rFonts w:ascii="Times New Roman" w:cs="Times New Roman" w:eastAsia="Times New Roman" w:hAnsi="Times New Roman"/>
+              <w:jc w:val="both"/>
+            </w:pPr>
+            <w:r>
+              <w:rPr>
+                <w:rFonts w:ascii="Barlow Semi Condensed" w:cs="Barlow Semi Condensed" w:eastAsia="Barlow Semi Condensed" w:hAnsi="Barlow Semi Condensed"/>
                 <w:sz w:val="20"/>
                 <w:szCs w:val="20"/>
               </w:rPr>
@@ -6500,11 +6500,11 @@
           <w:p>
             <w:pPr>
               <w:spacing w:after="20" w:before="20"/>
-              <w:jc w:val="left"/>
-            </w:pPr>
-            <w:r>
-              <w:rPr>
-                <w:rFonts w:ascii="Times New Roman" w:cs="Times New Roman" w:eastAsia="Times New Roman" w:hAnsi="Times New Roman"/>
+              <w:jc w:val="both"/>
+            </w:pPr>
+            <w:r>
+              <w:rPr>
+                <w:rFonts w:ascii="Barlow Semi Condensed" w:cs="Barlow Semi Condensed" w:eastAsia="Barlow Semi Condensed" w:hAnsi="Barlow Semi Condensed"/>
                 <w:sz w:val="20"/>
                 <w:szCs w:val="20"/>
               </w:rPr>
@@ -6519,11 +6519,11 @@
           <w:p>
             <w:pPr>
               <w:spacing w:after="20" w:before="20"/>
-              <w:jc w:val="left"/>
-            </w:pPr>
-            <w:r>
-              <w:rPr>
-                <w:rFonts w:ascii="Times New Roman" w:cs="Times New Roman" w:eastAsia="Times New Roman" w:hAnsi="Times New Roman"/>
+              <w:jc w:val="both"/>
+            </w:pPr>
+            <w:r>
+              <w:rPr>
+                <w:rFonts w:ascii="Barlow Semi Condensed" w:cs="Barlow Semi Condensed" w:eastAsia="Barlow Semi Condensed" w:hAnsi="Barlow Semi Condensed"/>
                 <w:b/>
                 <w:bCs/>
                 <w:sz w:val="20"/>
@@ -6533,7 +6533,7 @@
             </w:r>
             <w:r>
               <w:rPr>
-                <w:rFonts w:ascii="Times New Roman" w:cs="Times New Roman" w:eastAsia="Times New Roman" w:hAnsi="Times New Roman"/>
+                <w:rFonts w:ascii="Barlow Semi Condensed" w:cs="Barlow Semi Condensed" w:eastAsia="Barlow Semi Condensed" w:hAnsi="Barlow Semi Condensed"/>
                 <w:sz w:val="20"/>
                 <w:szCs w:val="20"/>
               </w:rPr>
@@ -6541,7 +6541,7 @@
             </w:r>
             <w:r>
               <w:rPr>
-                <w:rFonts w:ascii="Times New Roman" w:cs="Times New Roman" w:eastAsia="Times New Roman" w:hAnsi="Times New Roman"/>
+                <w:rFonts w:ascii="Barlow Semi Condensed" w:cs="Barlow Semi Condensed" w:eastAsia="Barlow Semi Condensed" w:hAnsi="Barlow Semi Condensed"/>
                 <w:b/>
                 <w:bCs/>
                 <w:sz w:val="20"/>
@@ -6551,7 +6551,7 @@
             </w:r>
             <w:r>
               <w:rPr>
-                <w:rFonts w:ascii="Times New Roman" w:cs="Times New Roman" w:eastAsia="Times New Roman" w:hAnsi="Times New Roman"/>
+                <w:rFonts w:ascii="Barlow Semi Condensed" w:cs="Barlow Semi Condensed" w:eastAsia="Barlow Semi Condensed" w:hAnsi="Barlow Semi Condensed"/>
                 <w:sz w:val="20"/>
                 <w:szCs w:val="20"/>
               </w:rPr>
@@ -6566,11 +6566,11 @@
           <w:p>
             <w:pPr>
               <w:spacing w:after="20" w:before="20"/>
-              <w:jc w:val="left"/>
-            </w:pPr>
-            <w:r>
-              <w:rPr>
-                <w:rFonts w:ascii="Times New Roman" w:cs="Times New Roman" w:eastAsia="Times New Roman" w:hAnsi="Times New Roman"/>
+              <w:jc w:val="both"/>
+            </w:pPr>
+            <w:r>
+              <w:rPr>
+                <w:rFonts w:ascii="Barlow Semi Condensed" w:cs="Barlow Semi Condensed" w:eastAsia="Barlow Semi Condensed" w:hAnsi="Barlow Semi Condensed"/>
                 <w:sz w:val="20"/>
                 <w:szCs w:val="20"/>
               </w:rPr>
@@ -6587,11 +6587,11 @@
           <w:p>
             <w:pPr>
               <w:spacing w:after="20" w:before="20"/>
-              <w:jc w:val="left"/>
-            </w:pPr>
-            <w:r>
-              <w:rPr>
-                <w:rFonts w:ascii="Times New Roman" w:cs="Times New Roman" w:eastAsia="Times New Roman" w:hAnsi="Times New Roman"/>
+              <w:jc w:val="both"/>
+            </w:pPr>
+            <w:r>
+              <w:rPr>
+                <w:rFonts w:ascii="Barlow Semi Condensed" w:cs="Barlow Semi Condensed" w:eastAsia="Barlow Semi Condensed" w:hAnsi="Barlow Semi Condensed"/>
                 <w:sz w:val="20"/>
                 <w:szCs w:val="20"/>
               </w:rPr>
@@ -6606,11 +6606,11 @@
           <w:p>
             <w:pPr>
               <w:spacing w:after="20" w:before="20"/>
-              <w:jc w:val="left"/>
-            </w:pPr>
-            <w:r>
-              <w:rPr>
-                <w:rFonts w:ascii="Times New Roman" w:cs="Times New Roman" w:eastAsia="Times New Roman" w:hAnsi="Times New Roman"/>
+              <w:jc w:val="both"/>
+            </w:pPr>
+            <w:r>
+              <w:rPr>
+                <w:rFonts w:ascii="Barlow Semi Condensed" w:cs="Barlow Semi Condensed" w:eastAsia="Barlow Semi Condensed" w:hAnsi="Barlow Semi Condensed"/>
                 <w:sz w:val="20"/>
                 <w:szCs w:val="20"/>
               </w:rPr>
@@ -6625,11 +6625,11 @@
           <w:p>
             <w:pPr>
               <w:spacing w:after="20" w:before="20"/>
-              <w:jc w:val="left"/>
-            </w:pPr>
-            <w:r>
-              <w:rPr>
-                <w:rFonts w:ascii="Times New Roman" w:cs="Times New Roman" w:eastAsia="Times New Roman" w:hAnsi="Times New Roman"/>
+              <w:jc w:val="both"/>
+            </w:pPr>
+            <w:r>
+              <w:rPr>
+                <w:rFonts w:ascii="Barlow Semi Condensed" w:cs="Barlow Semi Condensed" w:eastAsia="Barlow Semi Condensed" w:hAnsi="Barlow Semi Condensed"/>
                 <w:b/>
                 <w:bCs/>
                 <w:sz w:val="20"/>
@@ -6639,7 +6639,7 @@
             </w:r>
             <w:r>
               <w:rPr>
-                <w:rFonts w:ascii="Times New Roman" w:cs="Times New Roman" w:eastAsia="Times New Roman" w:hAnsi="Times New Roman"/>
+                <w:rFonts w:ascii="Barlow Semi Condensed" w:cs="Barlow Semi Condensed" w:eastAsia="Barlow Semi Condensed" w:hAnsi="Barlow Semi Condensed"/>
                 <w:sz w:val="20"/>
                 <w:szCs w:val="20"/>
               </w:rPr>
@@ -6647,7 +6647,7 @@
             </w:r>
             <w:r>
               <w:rPr>
-                <w:rFonts w:ascii="Times New Roman" w:cs="Times New Roman" w:eastAsia="Times New Roman" w:hAnsi="Times New Roman"/>
+                <w:rFonts w:ascii="Barlow Semi Condensed" w:cs="Barlow Semi Condensed" w:eastAsia="Barlow Semi Condensed" w:hAnsi="Barlow Semi Condensed"/>
                 <w:b/>
                 <w:bCs/>
                 <w:sz w:val="20"/>
@@ -6657,7 +6657,7 @@
             </w:r>
             <w:r>
               <w:rPr>
-                <w:rFonts w:ascii="Times New Roman" w:cs="Times New Roman" w:eastAsia="Times New Roman" w:hAnsi="Times New Roman"/>
+                <w:rFonts w:ascii="Barlow Semi Condensed" w:cs="Barlow Semi Condensed" w:eastAsia="Barlow Semi Condensed" w:hAnsi="Barlow Semi Condensed"/>
                 <w:sz w:val="20"/>
                 <w:szCs w:val="20"/>
               </w:rPr>
@@ -6672,11 +6672,11 @@
           <w:p>
             <w:pPr>
               <w:spacing w:after="20" w:before="20"/>
-              <w:jc w:val="left"/>
-            </w:pPr>
-            <w:r>
-              <w:rPr>
-                <w:rFonts w:ascii="Times New Roman" w:cs="Times New Roman" w:eastAsia="Times New Roman" w:hAnsi="Times New Roman"/>
+              <w:jc w:val="both"/>
+            </w:pPr>
+            <w:r>
+              <w:rPr>
+                <w:rFonts w:ascii="Barlow Semi Condensed" w:cs="Barlow Semi Condensed" w:eastAsia="Barlow Semi Condensed" w:hAnsi="Barlow Semi Condensed"/>
                 <w:sz w:val="20"/>
                 <w:szCs w:val="20"/>
               </w:rPr>
@@ -6693,11 +6693,11 @@
           <w:p>
             <w:pPr>
               <w:spacing w:after="20" w:before="20"/>
-              <w:jc w:val="left"/>
-            </w:pPr>
-            <w:r>
-              <w:rPr>
-                <w:rFonts w:ascii="Times New Roman" w:cs="Times New Roman" w:eastAsia="Times New Roman" w:hAnsi="Times New Roman"/>
+              <w:jc w:val="both"/>
+            </w:pPr>
+            <w:r>
+              <w:rPr>
+                <w:rFonts w:ascii="Barlow Semi Condensed" w:cs="Barlow Semi Condensed" w:eastAsia="Barlow Semi Condensed" w:hAnsi="Barlow Semi Condensed"/>
                 <w:sz w:val="20"/>
                 <w:szCs w:val="20"/>
               </w:rPr>
@@ -6712,11 +6712,11 @@
           <w:p>
             <w:pPr>
               <w:spacing w:after="20" w:before="20"/>
-              <w:jc w:val="left"/>
-            </w:pPr>
-            <w:r>
-              <w:rPr>
-                <w:rFonts w:ascii="Times New Roman" w:cs="Times New Roman" w:eastAsia="Times New Roman" w:hAnsi="Times New Roman"/>
+              <w:jc w:val="both"/>
+            </w:pPr>
+            <w:r>
+              <w:rPr>
+                <w:rFonts w:ascii="Barlow Semi Condensed" w:cs="Barlow Semi Condensed" w:eastAsia="Barlow Semi Condensed" w:hAnsi="Barlow Semi Condensed"/>
                 <w:sz w:val="20"/>
                 <w:szCs w:val="20"/>
               </w:rPr>
@@ -6731,11 +6731,11 @@
           <w:p>
             <w:pPr>
               <w:spacing w:after="20" w:before="20"/>
-              <w:jc w:val="left"/>
-            </w:pPr>
-            <w:r>
-              <w:rPr>
-                <w:rFonts w:ascii="Times New Roman" w:cs="Times New Roman" w:eastAsia="Times New Roman" w:hAnsi="Times New Roman"/>
+              <w:jc w:val="both"/>
+            </w:pPr>
+            <w:r>
+              <w:rPr>
+                <w:rFonts w:ascii="Barlow Semi Condensed" w:cs="Barlow Semi Condensed" w:eastAsia="Barlow Semi Condensed" w:hAnsi="Barlow Semi Condensed"/>
                 <w:b/>
                 <w:bCs/>
                 <w:sz w:val="20"/>
@@ -6745,7 +6745,7 @@
             </w:r>
             <w:r>
               <w:rPr>
-                <w:rFonts w:ascii="Times New Roman" w:cs="Times New Roman" w:eastAsia="Times New Roman" w:hAnsi="Times New Roman"/>
+                <w:rFonts w:ascii="Barlow Semi Condensed" w:cs="Barlow Semi Condensed" w:eastAsia="Barlow Semi Condensed" w:hAnsi="Barlow Semi Condensed"/>
                 <w:sz w:val="20"/>
                 <w:szCs w:val="20"/>
               </w:rPr>
@@ -6753,7 +6753,7 @@
             </w:r>
             <w:r>
               <w:rPr>
-                <w:rFonts w:ascii="Times New Roman" w:cs="Times New Roman" w:eastAsia="Times New Roman" w:hAnsi="Times New Roman"/>
+                <w:rFonts w:ascii="Barlow Semi Condensed" w:cs="Barlow Semi Condensed" w:eastAsia="Barlow Semi Condensed" w:hAnsi="Barlow Semi Condensed"/>
                 <w:b/>
                 <w:bCs/>
                 <w:sz w:val="20"/>
@@ -6763,7 +6763,7 @@
             </w:r>
             <w:r>
               <w:rPr>
-                <w:rFonts w:ascii="Times New Roman" w:cs="Times New Roman" w:eastAsia="Times New Roman" w:hAnsi="Times New Roman"/>
+                <w:rFonts w:ascii="Barlow Semi Condensed" w:cs="Barlow Semi Condensed" w:eastAsia="Barlow Semi Condensed" w:hAnsi="Barlow Semi Condensed"/>
                 <w:sz w:val="20"/>
                 <w:szCs w:val="20"/>
               </w:rPr>
@@ -6778,11 +6778,11 @@
           <w:p>
             <w:pPr>
               <w:spacing w:after="20" w:before="20"/>
-              <w:jc w:val="left"/>
-            </w:pPr>
-            <w:r>
-              <w:rPr>
-                <w:rFonts w:ascii="Times New Roman" w:cs="Times New Roman" w:eastAsia="Times New Roman" w:hAnsi="Times New Roman"/>
+              <w:jc w:val="both"/>
+            </w:pPr>
+            <w:r>
+              <w:rPr>
+                <w:rFonts w:ascii="Barlow Semi Condensed" w:cs="Barlow Semi Condensed" w:eastAsia="Barlow Semi Condensed" w:hAnsi="Barlow Semi Condensed"/>
                 <w:sz w:val="20"/>
                 <w:szCs w:val="20"/>
               </w:rPr>
@@ -6799,11 +6799,11 @@
           <w:p>
             <w:pPr>
               <w:spacing w:after="20" w:before="20"/>
-              <w:jc w:val="left"/>
-            </w:pPr>
-            <w:r>
-              <w:rPr>
-                <w:rFonts w:ascii="Times New Roman" w:cs="Times New Roman" w:eastAsia="Times New Roman" w:hAnsi="Times New Roman"/>
+              <w:jc w:val="both"/>
+            </w:pPr>
+            <w:r>
+              <w:rPr>
+                <w:rFonts w:ascii="Barlow Semi Condensed" w:cs="Barlow Semi Condensed" w:eastAsia="Barlow Semi Condensed" w:hAnsi="Barlow Semi Condensed"/>
                 <w:sz w:val="20"/>
                 <w:szCs w:val="20"/>
               </w:rPr>
@@ -6818,11 +6818,11 @@
           <w:p>
             <w:pPr>
               <w:spacing w:after="20" w:before="20"/>
-              <w:jc w:val="left"/>
-            </w:pPr>
-            <w:r>
-              <w:rPr>
-                <w:rFonts w:ascii="Times New Roman" w:cs="Times New Roman" w:eastAsia="Times New Roman" w:hAnsi="Times New Roman"/>
+              <w:jc w:val="both"/>
+            </w:pPr>
+            <w:r>
+              <w:rPr>
+                <w:rFonts w:ascii="Barlow Semi Condensed" w:cs="Barlow Semi Condensed" w:eastAsia="Barlow Semi Condensed" w:hAnsi="Barlow Semi Condensed"/>
                 <w:sz w:val="20"/>
                 <w:szCs w:val="20"/>
               </w:rPr>
@@ -6837,11 +6837,11 @@
           <w:p>
             <w:pPr>
               <w:spacing w:after="20" w:before="20"/>
-              <w:jc w:val="left"/>
-            </w:pPr>
-            <w:r>
-              <w:rPr>
-                <w:rFonts w:ascii="Times New Roman" w:cs="Times New Roman" w:eastAsia="Times New Roman" w:hAnsi="Times New Roman"/>
+              <w:jc w:val="both"/>
+            </w:pPr>
+            <w:r>
+              <w:rPr>
+                <w:rFonts w:ascii="Barlow Semi Condensed" w:cs="Barlow Semi Condensed" w:eastAsia="Barlow Semi Condensed" w:hAnsi="Barlow Semi Condensed"/>
                 <w:b/>
                 <w:bCs/>
                 <w:sz w:val="20"/>
@@ -6851,7 +6851,7 @@
             </w:r>
             <w:r>
               <w:rPr>
-                <w:rFonts w:ascii="Times New Roman" w:cs="Times New Roman" w:eastAsia="Times New Roman" w:hAnsi="Times New Roman"/>
+                <w:rFonts w:ascii="Barlow Semi Condensed" w:cs="Barlow Semi Condensed" w:eastAsia="Barlow Semi Condensed" w:hAnsi="Barlow Semi Condensed"/>
                 <w:sz w:val="20"/>
                 <w:szCs w:val="20"/>
               </w:rPr>
@@ -6866,11 +6866,11 @@
           <w:p>
             <w:pPr>
               <w:spacing w:after="20" w:before="20"/>
-              <w:jc w:val="left"/>
-            </w:pPr>
-            <w:r>
-              <w:rPr>
-                <w:rFonts w:ascii="Times New Roman" w:cs="Times New Roman" w:eastAsia="Times New Roman" w:hAnsi="Times New Roman"/>
+              <w:jc w:val="both"/>
+            </w:pPr>
+            <w:r>
+              <w:rPr>
+                <w:rFonts w:ascii="Barlow Semi Condensed" w:cs="Barlow Semi Condensed" w:eastAsia="Barlow Semi Condensed" w:hAnsi="Barlow Semi Condensed"/>
                 <w:sz w:val="20"/>
                 <w:szCs w:val="20"/>
               </w:rPr>
@@ -6887,11 +6887,11 @@
           <w:p>
             <w:pPr>
               <w:spacing w:after="20" w:before="20"/>
-              <w:jc w:val="left"/>
-            </w:pPr>
-            <w:r>
-              <w:rPr>
-                <w:rFonts w:ascii="Times New Roman" w:cs="Times New Roman" w:eastAsia="Times New Roman" w:hAnsi="Times New Roman"/>
+              <w:jc w:val="both"/>
+            </w:pPr>
+            <w:r>
+              <w:rPr>
+                <w:rFonts w:ascii="Barlow Semi Condensed" w:cs="Barlow Semi Condensed" w:eastAsia="Barlow Semi Condensed" w:hAnsi="Barlow Semi Condensed"/>
                 <w:sz w:val="20"/>
                 <w:szCs w:val="20"/>
               </w:rPr>
@@ -6906,11 +6906,11 @@
           <w:p>
             <w:pPr>
               <w:spacing w:after="20" w:before="20"/>
-              <w:jc w:val="left"/>
-            </w:pPr>
-            <w:r>
-              <w:rPr>
-                <w:rFonts w:ascii="Times New Roman" w:cs="Times New Roman" w:eastAsia="Times New Roman" w:hAnsi="Times New Roman"/>
+              <w:jc w:val="both"/>
+            </w:pPr>
+            <w:r>
+              <w:rPr>
+                <w:rFonts w:ascii="Barlow Semi Condensed" w:cs="Barlow Semi Condensed" w:eastAsia="Barlow Semi Condensed" w:hAnsi="Barlow Semi Condensed"/>
                 <w:sz w:val="20"/>
                 <w:szCs w:val="20"/>
               </w:rPr>
@@ -6925,11 +6925,11 @@
           <w:p>
             <w:pPr>
               <w:spacing w:after="20" w:before="20"/>
-              <w:jc w:val="left"/>
-            </w:pPr>
-            <w:r>
-              <w:rPr>
-                <w:rFonts w:ascii="Times New Roman" w:cs="Times New Roman" w:eastAsia="Times New Roman" w:hAnsi="Times New Roman"/>
+              <w:jc w:val="both"/>
+            </w:pPr>
+            <w:r>
+              <w:rPr>
+                <w:rFonts w:ascii="Barlow Semi Condensed" w:cs="Barlow Semi Condensed" w:eastAsia="Barlow Semi Condensed" w:hAnsi="Barlow Semi Condensed"/>
                 <w:b/>
                 <w:bCs/>
                 <w:sz w:val="20"/>
@@ -6946,11 +6946,11 @@
           <w:p>
             <w:pPr>
               <w:spacing w:after="20" w:before="20"/>
-              <w:jc w:val="left"/>
-            </w:pPr>
-            <w:r>
-              <w:rPr>
-                <w:rFonts w:ascii="Times New Roman" w:cs="Times New Roman" w:eastAsia="Times New Roman" w:hAnsi="Times New Roman"/>
+              <w:jc w:val="both"/>
+            </w:pPr>
+            <w:r>
+              <w:rPr>
+                <w:rFonts w:ascii="Barlow Semi Condensed" w:cs="Barlow Semi Condensed" w:eastAsia="Barlow Semi Condensed" w:hAnsi="Barlow Semi Condensed"/>
                 <w:sz w:val="20"/>
                 <w:szCs w:val="20"/>
               </w:rPr>
@@ -6967,11 +6967,11 @@
           <w:p>
             <w:pPr>
               <w:spacing w:after="20" w:before="20"/>
-              <w:jc w:val="left"/>
-            </w:pPr>
-            <w:r>
-              <w:rPr>
-                <w:rFonts w:ascii="Times New Roman" w:cs="Times New Roman" w:eastAsia="Times New Roman" w:hAnsi="Times New Roman"/>
+              <w:jc w:val="both"/>
+            </w:pPr>
+            <w:r>
+              <w:rPr>
+                <w:rFonts w:ascii="Barlow Semi Condensed" w:cs="Barlow Semi Condensed" w:eastAsia="Barlow Semi Condensed" w:hAnsi="Barlow Semi Condensed"/>
                 <w:sz w:val="20"/>
                 <w:szCs w:val="20"/>
               </w:rPr>
@@ -6986,11 +6986,11 @@
           <w:p>
             <w:pPr>
               <w:spacing w:after="20" w:before="20"/>
-              <w:jc w:val="left"/>
-            </w:pPr>
-            <w:r>
-              <w:rPr>
-                <w:rFonts w:ascii="Times New Roman" w:cs="Times New Roman" w:eastAsia="Times New Roman" w:hAnsi="Times New Roman"/>
+              <w:jc w:val="both"/>
+            </w:pPr>
+            <w:r>
+              <w:rPr>
+                <w:rFonts w:ascii="Barlow Semi Condensed" w:cs="Barlow Semi Condensed" w:eastAsia="Barlow Semi Condensed" w:hAnsi="Barlow Semi Condensed"/>
                 <w:sz w:val="20"/>
                 <w:szCs w:val="20"/>
               </w:rPr>
@@ -7005,11 +7005,11 @@
           <w:p>
             <w:pPr>
               <w:spacing w:after="20" w:before="20"/>
-              <w:jc w:val="left"/>
-            </w:pPr>
-            <w:r>
-              <w:rPr>
-                <w:rFonts w:ascii="Times New Roman" w:cs="Times New Roman" w:eastAsia="Times New Roman" w:hAnsi="Times New Roman"/>
+              <w:jc w:val="both"/>
+            </w:pPr>
+            <w:r>
+              <w:rPr>
+                <w:rFonts w:ascii="Barlow Semi Condensed" w:cs="Barlow Semi Condensed" w:eastAsia="Barlow Semi Condensed" w:hAnsi="Barlow Semi Condensed"/>
                 <w:b/>
                 <w:bCs/>
                 <w:sz w:val="20"/>
@@ -7026,11 +7026,11 @@
           <w:p>
             <w:pPr>
               <w:spacing w:after="20" w:before="20"/>
-              <w:jc w:val="left"/>
-            </w:pPr>
-            <w:r>
-              <w:rPr>
-                <w:rFonts w:ascii="Times New Roman" w:cs="Times New Roman" w:eastAsia="Times New Roman" w:hAnsi="Times New Roman"/>
+              <w:jc w:val="both"/>
+            </w:pPr>
+            <w:r>
+              <w:rPr>
+                <w:rFonts w:ascii="Barlow Semi Condensed" w:cs="Barlow Semi Condensed" w:eastAsia="Barlow Semi Condensed" w:hAnsi="Barlow Semi Condensed"/>
                 <w:sz w:val="20"/>
                 <w:szCs w:val="20"/>
               </w:rPr>
@@ -7047,11 +7047,11 @@
           <w:p>
             <w:pPr>
               <w:spacing w:after="20" w:before="20"/>
-              <w:jc w:val="left"/>
-            </w:pPr>
-            <w:r>
-              <w:rPr>
-                <w:rFonts w:ascii="Times New Roman" w:cs="Times New Roman" w:eastAsia="Times New Roman" w:hAnsi="Times New Roman"/>
+              <w:jc w:val="both"/>
+            </w:pPr>
+            <w:r>
+              <w:rPr>
+                <w:rFonts w:ascii="Barlow Semi Condensed" w:cs="Barlow Semi Condensed" w:eastAsia="Barlow Semi Condensed" w:hAnsi="Barlow Semi Condensed"/>
                 <w:sz w:val="20"/>
                 <w:szCs w:val="20"/>
               </w:rPr>
@@ -7066,11 +7066,11 @@
           <w:p>
             <w:pPr>
               <w:spacing w:after="20" w:before="20"/>
-              <w:jc w:val="left"/>
-            </w:pPr>
-            <w:r>
-              <w:rPr>
-                <w:rFonts w:ascii="Times New Roman" w:cs="Times New Roman" w:eastAsia="Times New Roman" w:hAnsi="Times New Roman"/>
+              <w:jc w:val="both"/>
+            </w:pPr>
+            <w:r>
+              <w:rPr>
+                <w:rFonts w:ascii="Barlow Semi Condensed" w:cs="Barlow Semi Condensed" w:eastAsia="Barlow Semi Condensed" w:hAnsi="Barlow Semi Condensed"/>
                 <w:b/>
                 <w:bCs/>
                 <w:sz w:val="20"/>
@@ -7087,11 +7087,11 @@
           <w:p>
             <w:pPr>
               <w:spacing w:after="20" w:before="20"/>
-              <w:jc w:val="left"/>
-            </w:pPr>
-            <w:r>
-              <w:rPr>
-                <w:rFonts w:ascii="Times New Roman" w:cs="Times New Roman" w:eastAsia="Times New Roman" w:hAnsi="Times New Roman"/>
+              <w:jc w:val="both"/>
+            </w:pPr>
+            <w:r>
+              <w:rPr>
+                <w:rFonts w:ascii="Barlow Semi Condensed" w:cs="Barlow Semi Condensed" w:eastAsia="Barlow Semi Condensed" w:hAnsi="Barlow Semi Condensed"/>
                 <w:b/>
                 <w:bCs/>
                 <w:sz w:val="20"/>
@@ -7108,11 +7108,11 @@
           <w:p>
             <w:pPr>
               <w:spacing w:after="20" w:before="20"/>
-              <w:jc w:val="left"/>
-            </w:pPr>
-            <w:r>
-              <w:rPr>
-                <w:rFonts w:ascii="Times New Roman" w:cs="Times New Roman" w:eastAsia="Times New Roman" w:hAnsi="Times New Roman"/>
+              <w:jc w:val="both"/>
+            </w:pPr>
+            <w:r>
+              <w:rPr>
+                <w:rFonts w:ascii="Barlow Semi Condensed" w:cs="Barlow Semi Condensed" w:eastAsia="Barlow Semi Condensed" w:hAnsi="Barlow Semi Condensed"/>
                 <w:sz w:val="20"/>
                 <w:szCs w:val="20"/>
               </w:rPr>
@@ -7129,11 +7129,11 @@
           <w:p>
             <w:pPr>
               <w:spacing w:after="20" w:before="20"/>
-              <w:jc w:val="left"/>
-            </w:pPr>
-            <w:r>
-              <w:rPr>
-                <w:rFonts w:ascii="Times New Roman" w:cs="Times New Roman" w:eastAsia="Times New Roman" w:hAnsi="Times New Roman"/>
+              <w:jc w:val="both"/>
+            </w:pPr>
+            <w:r>
+              <w:rPr>
+                <w:rFonts w:ascii="Barlow Semi Condensed" w:cs="Barlow Semi Condensed" w:eastAsia="Barlow Semi Condensed" w:hAnsi="Barlow Semi Condensed"/>
                 <w:sz w:val="20"/>
                 <w:szCs w:val="20"/>
               </w:rPr>
@@ -7148,11 +7148,11 @@
           <w:p>
             <w:pPr>
               <w:spacing w:after="20" w:before="20"/>
-              <w:jc w:val="left"/>
-            </w:pPr>
-            <w:r>
-              <w:rPr>
-                <w:rFonts w:ascii="Times New Roman" w:cs="Times New Roman" w:eastAsia="Times New Roman" w:hAnsi="Times New Roman"/>
+              <w:jc w:val="both"/>
+            </w:pPr>
+            <w:r>
+              <w:rPr>
+                <w:rFonts w:ascii="Barlow Semi Condensed" w:cs="Barlow Semi Condensed" w:eastAsia="Barlow Semi Condensed" w:hAnsi="Barlow Semi Condensed"/>
                 <w:sz w:val="20"/>
                 <w:szCs w:val="20"/>
               </w:rPr>
@@ -7167,11 +7167,11 @@
           <w:p>
             <w:pPr>
               <w:spacing w:after="20" w:before="20"/>
-              <w:jc w:val="left"/>
-            </w:pPr>
-            <w:r>
-              <w:rPr>
-                <w:rFonts w:ascii="Times New Roman" w:cs="Times New Roman" w:eastAsia="Times New Roman" w:hAnsi="Times New Roman"/>
+              <w:jc w:val="both"/>
+            </w:pPr>
+            <w:r>
+              <w:rPr>
+                <w:rFonts w:ascii="Barlow Semi Condensed" w:cs="Barlow Semi Condensed" w:eastAsia="Barlow Semi Condensed" w:hAnsi="Barlow Semi Condensed"/>
                 <w:b/>
                 <w:bCs/>
                 <w:sz w:val="20"/>
@@ -7188,11 +7188,11 @@
           <w:p>
             <w:pPr>
               <w:spacing w:after="20" w:before="20"/>
-              <w:jc w:val="left"/>
-            </w:pPr>
-            <w:r>
-              <w:rPr>
-                <w:rFonts w:ascii="Times New Roman" w:cs="Times New Roman" w:eastAsia="Times New Roman" w:hAnsi="Times New Roman"/>
+              <w:jc w:val="both"/>
+            </w:pPr>
+            <w:r>
+              <w:rPr>
+                <w:rFonts w:ascii="Barlow Semi Condensed" w:cs="Barlow Semi Condensed" w:eastAsia="Barlow Semi Condensed" w:hAnsi="Barlow Semi Condensed"/>
                 <w:sz w:val="20"/>
                 <w:szCs w:val="20"/>
               </w:rPr>
@@ -7214,7 +7214,7 @@
       </w:pPr>
       <w:r>
         <w:rPr>
-          <w:rFonts w:ascii="Times New Roman" w:cs="Times New Roman" w:eastAsia="Times New Roman" w:hAnsi="Times New Roman"/>
+          <w:rFonts w:ascii="Barlow Semi Condensed" w:cs="Barlow Semi Condensed" w:eastAsia="Barlow Semi Condensed" w:hAnsi="Barlow Semi Condensed"/>
           <w:sz w:val="24"/>
           <w:szCs w:val="24"/>
         </w:rPr>
@@ -7232,7 +7232,7 @@
       </w:pPr>
       <w:r>
         <w:rPr>
-          <w:rFonts w:ascii="Times New Roman" w:cs="Times New Roman" w:eastAsia="Times New Roman" w:hAnsi="Times New Roman"/>
+          <w:rFonts w:ascii="Barlow Semi Condensed" w:cs="Barlow Semi Condensed" w:eastAsia="Barlow Semi Condensed" w:hAnsi="Barlow Semi Condensed"/>
           <w:b/>
           <w:bCs/>
           <w:i w:val="false"/>
@@ -7244,7 +7244,7 @@
       </w:r>
       <w:r>
         <w:rPr>
-          <w:rFonts w:ascii="Times New Roman" w:cs="Times New Roman" w:eastAsia="Times New Roman" w:hAnsi="Times New Roman"/>
+          <w:rFonts w:ascii="Barlow Semi Condensed" w:cs="Barlow Semi Condensed" w:eastAsia="Barlow Semi Condensed" w:hAnsi="Barlow Semi Condensed"/>
           <w:i w:val="false"/>
           <w:iCs w:val="false"/>
           <w:sz w:val="24"/>
@@ -7254,7 +7254,7 @@
       </w:r>
       <w:r>
         <w:rPr>
-          <w:rFonts w:ascii="Times New Roman" w:cs="Times New Roman" w:eastAsia="Times New Roman" w:hAnsi="Times New Roman"/>
+          <w:rFonts w:ascii="Barlow Semi Condensed" w:cs="Barlow Semi Condensed" w:eastAsia="Barlow Semi Condensed" w:hAnsi="Barlow Semi Condensed"/>
           <w:b/>
           <w:bCs/>
           <w:i w:val="false"/>
@@ -7266,7 +7266,7 @@
       </w:r>
       <w:r>
         <w:rPr>
-          <w:rFonts w:ascii="Times New Roman" w:cs="Times New Roman" w:eastAsia="Times New Roman" w:hAnsi="Times New Roman"/>
+          <w:rFonts w:ascii="Barlow Semi Condensed" w:cs="Barlow Semi Condensed" w:eastAsia="Barlow Semi Condensed" w:hAnsi="Barlow Semi Condensed"/>
           <w:i w:val="false"/>
           <w:iCs w:val="false"/>
           <w:sz w:val="24"/>
@@ -7276,7 +7276,7 @@
       </w:r>
       <w:r>
         <w:rPr>
-          <w:rFonts w:ascii="Times New Roman" w:cs="Times New Roman" w:eastAsia="Times New Roman" w:hAnsi="Times New Roman"/>
+          <w:rFonts w:ascii="Barlow Semi Condensed" w:cs="Barlow Semi Condensed" w:eastAsia="Barlow Semi Condensed" w:hAnsi="Barlow Semi Condensed"/>
           <w:b/>
           <w:bCs/>
           <w:i w:val="false"/>
@@ -7288,7 +7288,7 @@
       </w:r>
       <w:r>
         <w:rPr>
-          <w:rFonts w:ascii="Times New Roman" w:cs="Times New Roman" w:eastAsia="Times New Roman" w:hAnsi="Times New Roman"/>
+          <w:rFonts w:ascii="Barlow Semi Condensed" w:cs="Barlow Semi Condensed" w:eastAsia="Barlow Semi Condensed" w:hAnsi="Barlow Semi Condensed"/>
           <w:i w:val="false"/>
           <w:iCs w:val="false"/>
           <w:sz w:val="24"/>
@@ -7298,7 +7298,7 @@
       </w:r>
       <w:r>
         <w:rPr>
-          <w:rFonts w:ascii="Times New Roman" w:cs="Times New Roman" w:eastAsia="Times New Roman" w:hAnsi="Times New Roman"/>
+          <w:rFonts w:ascii="Barlow Semi Condensed" w:cs="Barlow Semi Condensed" w:eastAsia="Barlow Semi Condensed" w:hAnsi="Barlow Semi Condensed"/>
           <w:b/>
           <w:bCs/>
           <w:i w:val="false"/>
@@ -7310,7 +7310,7 @@
       </w:r>
       <w:r>
         <w:rPr>
-          <w:rFonts w:ascii="Times New Roman" w:cs="Times New Roman" w:eastAsia="Times New Roman" w:hAnsi="Times New Roman"/>
+          <w:rFonts w:ascii="Barlow Semi Condensed" w:cs="Barlow Semi Condensed" w:eastAsia="Barlow Semi Condensed" w:hAnsi="Barlow Semi Condensed"/>
           <w:i w:val="false"/>
           <w:iCs w:val="false"/>
           <w:sz w:val="24"/>
@@ -7320,7 +7320,7 @@
       </w:r>
       <w:r>
         <w:rPr>
-          <w:rFonts w:ascii="Times New Roman" w:cs="Times New Roman" w:eastAsia="Times New Roman" w:hAnsi="Times New Roman"/>
+          <w:rFonts w:ascii="Barlow Semi Condensed" w:cs="Barlow Semi Condensed" w:eastAsia="Barlow Semi Condensed" w:hAnsi="Barlow Semi Condensed"/>
           <w:b/>
           <w:bCs/>
           <w:i w:val="false"/>
@@ -7332,7 +7332,7 @@
       </w:r>
       <w:r>
         <w:rPr>
-          <w:rFonts w:ascii="Times New Roman" w:cs="Times New Roman" w:eastAsia="Times New Roman" w:hAnsi="Times New Roman"/>
+          <w:rFonts w:ascii="Barlow Semi Condensed" w:cs="Barlow Semi Condensed" w:eastAsia="Barlow Semi Condensed" w:hAnsi="Barlow Semi Condensed"/>
           <w:i w:val="false"/>
           <w:iCs w:val="false"/>
           <w:sz w:val="24"/>
@@ -7342,7 +7342,7 @@
       </w:r>
       <w:r>
         <w:rPr>
-          <w:rFonts w:ascii="Times New Roman" w:cs="Times New Roman" w:eastAsia="Times New Roman" w:hAnsi="Times New Roman"/>
+          <w:rFonts w:ascii="Barlow Semi Condensed" w:cs="Barlow Semi Condensed" w:eastAsia="Barlow Semi Condensed" w:hAnsi="Barlow Semi Condensed"/>
           <w:b/>
           <w:bCs/>
           <w:i w:val="false"/>
@@ -7354,7 +7354,7 @@
       </w:r>
       <w:r>
         <w:rPr>
-          <w:rFonts w:ascii="Times New Roman" w:cs="Times New Roman" w:eastAsia="Times New Roman" w:hAnsi="Times New Roman"/>
+          <w:rFonts w:ascii="Barlow Semi Condensed" w:cs="Barlow Semi Condensed" w:eastAsia="Barlow Semi Condensed" w:hAnsi="Barlow Semi Condensed"/>
           <w:i w:val="false"/>
           <w:iCs w:val="false"/>
           <w:sz w:val="24"/>
@@ -7390,11 +7390,11 @@
           <w:p>
             <w:pPr>
               <w:spacing w:after="20" w:before="20"/>
-              <w:jc w:val="left"/>
-            </w:pPr>
-            <w:r>
-              <w:rPr>
-                <w:rFonts w:ascii="Times New Roman" w:cs="Times New Roman" w:eastAsia="Times New Roman" w:hAnsi="Times New Roman"/>
+              <w:jc w:val="both"/>
+            </w:pPr>
+            <w:r>
+              <w:rPr>
+                <w:rFonts w:ascii="Barlow Semi Condensed" w:cs="Barlow Semi Condensed" w:eastAsia="Barlow Semi Condensed" w:hAnsi="Barlow Semi Condensed"/>
                 <w:b/>
                 <w:bCs/>
                 <w:color w:val="FFFFFF"/>
@@ -7413,11 +7413,11 @@
           <w:p>
             <w:pPr>
               <w:spacing w:after="20" w:before="20"/>
-              <w:jc w:val="left"/>
-            </w:pPr>
-            <w:r>
-              <w:rPr>
-                <w:rFonts w:ascii="Times New Roman" w:cs="Times New Roman" w:eastAsia="Times New Roman" w:hAnsi="Times New Roman"/>
+              <w:jc w:val="both"/>
+            </w:pPr>
+            <w:r>
+              <w:rPr>
+                <w:rFonts w:ascii="Barlow Semi Condensed" w:cs="Barlow Semi Condensed" w:eastAsia="Barlow Semi Condensed" w:hAnsi="Barlow Semi Condensed"/>
                 <w:b/>
                 <w:bCs/>
                 <w:color w:val="FFFFFF"/>
@@ -7436,11 +7436,11 @@
           <w:p>
             <w:pPr>
               <w:spacing w:after="20" w:before="20"/>
-              <w:jc w:val="left"/>
-            </w:pPr>
-            <w:r>
-              <w:rPr>
-                <w:rFonts w:ascii="Times New Roman" w:cs="Times New Roman" w:eastAsia="Times New Roman" w:hAnsi="Times New Roman"/>
+              <w:jc w:val="both"/>
+            </w:pPr>
+            <w:r>
+              <w:rPr>
+                <w:rFonts w:ascii="Barlow Semi Condensed" w:cs="Barlow Semi Condensed" w:eastAsia="Barlow Semi Condensed" w:hAnsi="Barlow Semi Condensed"/>
                 <w:b/>
                 <w:bCs/>
                 <w:color w:val="FFFFFF"/>
@@ -7459,11 +7459,11 @@
           <w:p>
             <w:pPr>
               <w:spacing w:after="20" w:before="20"/>
-              <w:jc w:val="left"/>
-            </w:pPr>
-            <w:r>
-              <w:rPr>
-                <w:rFonts w:ascii="Times New Roman" w:cs="Times New Roman" w:eastAsia="Times New Roman" w:hAnsi="Times New Roman"/>
+              <w:jc w:val="both"/>
+            </w:pPr>
+            <w:r>
+              <w:rPr>
+                <w:rFonts w:ascii="Barlow Semi Condensed" w:cs="Barlow Semi Condensed" w:eastAsia="Barlow Semi Condensed" w:hAnsi="Barlow Semi Condensed"/>
                 <w:b/>
                 <w:bCs/>
                 <w:color w:val="FFFFFF"/>
@@ -7483,11 +7483,11 @@
           <w:p>
             <w:pPr>
               <w:spacing w:after="20" w:before="20"/>
-              <w:jc w:val="left"/>
-            </w:pPr>
-            <w:r>
-              <w:rPr>
-                <w:rFonts w:ascii="Times New Roman" w:cs="Times New Roman" w:eastAsia="Times New Roman" w:hAnsi="Times New Roman"/>
+              <w:jc w:val="both"/>
+            </w:pPr>
+            <w:r>
+              <w:rPr>
+                <w:rFonts w:ascii="Barlow Semi Condensed" w:cs="Barlow Semi Condensed" w:eastAsia="Barlow Semi Condensed" w:hAnsi="Barlow Semi Condensed"/>
                 <w:sz w:val="20"/>
                 <w:szCs w:val="20"/>
               </w:rPr>
@@ -7502,11 +7502,11 @@
           <w:p>
             <w:pPr>
               <w:spacing w:after="20" w:before="20"/>
-              <w:jc w:val="left"/>
-            </w:pPr>
-            <w:r>
-              <w:rPr>
-                <w:rFonts w:ascii="Times New Roman" w:cs="Times New Roman" w:eastAsia="Times New Roman" w:hAnsi="Times New Roman"/>
+              <w:jc w:val="both"/>
+            </w:pPr>
+            <w:r>
+              <w:rPr>
+                <w:rFonts w:ascii="Barlow Semi Condensed" w:cs="Barlow Semi Condensed" w:eastAsia="Barlow Semi Condensed" w:hAnsi="Barlow Semi Condensed"/>
                 <w:sz w:val="20"/>
                 <w:szCs w:val="20"/>
               </w:rPr>
@@ -7521,11 +7521,11 @@
           <w:p>
             <w:pPr>
               <w:spacing w:after="20" w:before="20"/>
-              <w:jc w:val="left"/>
-            </w:pPr>
-            <w:r>
-              <w:rPr>
-                <w:rFonts w:ascii="Times New Roman" w:cs="Times New Roman" w:eastAsia="Times New Roman" w:hAnsi="Times New Roman"/>
+              <w:jc w:val="both"/>
+            </w:pPr>
+            <w:r>
+              <w:rPr>
+                <w:rFonts w:ascii="Barlow Semi Condensed" w:cs="Barlow Semi Condensed" w:eastAsia="Barlow Semi Condensed" w:hAnsi="Barlow Semi Condensed"/>
                 <w:b/>
                 <w:bCs/>
                 <w:sz w:val="20"/>
@@ -7535,7 +7535,7 @@
             </w:r>
             <w:r>
               <w:rPr>
-                <w:rFonts w:ascii="Times New Roman" w:cs="Times New Roman" w:eastAsia="Times New Roman" w:hAnsi="Times New Roman"/>
+                <w:rFonts w:ascii="Barlow Semi Condensed" w:cs="Barlow Semi Condensed" w:eastAsia="Barlow Semi Condensed" w:hAnsi="Barlow Semi Condensed"/>
                 <w:sz w:val="20"/>
                 <w:szCs w:val="20"/>
               </w:rPr>
@@ -7550,11 +7550,11 @@
           <w:p>
             <w:pPr>
               <w:spacing w:after="20" w:before="20"/>
-              <w:jc w:val="left"/>
-            </w:pPr>
-            <w:r>
-              <w:rPr>
-                <w:rFonts w:ascii="Times New Roman" w:cs="Times New Roman" w:eastAsia="Times New Roman" w:hAnsi="Times New Roman"/>
+              <w:jc w:val="both"/>
+            </w:pPr>
+            <w:r>
+              <w:rPr>
+                <w:rFonts w:ascii="Barlow Semi Condensed" w:cs="Barlow Semi Condensed" w:eastAsia="Barlow Semi Condensed" w:hAnsi="Barlow Semi Condensed"/>
                 <w:sz w:val="20"/>
                 <w:szCs w:val="20"/>
               </w:rPr>
@@ -7571,11 +7571,11 @@
           <w:p>
             <w:pPr>
               <w:spacing w:after="20" w:before="20"/>
-              <w:jc w:val="left"/>
-            </w:pPr>
-            <w:r>
-              <w:rPr>
-                <w:rFonts w:ascii="Times New Roman" w:cs="Times New Roman" w:eastAsia="Times New Roman" w:hAnsi="Times New Roman"/>
+              <w:jc w:val="both"/>
+            </w:pPr>
+            <w:r>
+              <w:rPr>
+                <w:rFonts w:ascii="Barlow Semi Condensed" w:cs="Barlow Semi Condensed" w:eastAsia="Barlow Semi Condensed" w:hAnsi="Barlow Semi Condensed"/>
                 <w:sz w:val="20"/>
                 <w:szCs w:val="20"/>
               </w:rPr>
@@ -7590,11 +7590,11 @@
           <w:p>
             <w:pPr>
               <w:spacing w:after="20" w:before="20"/>
-              <w:jc w:val="left"/>
-            </w:pPr>
-            <w:r>
-              <w:rPr>
-                <w:rFonts w:ascii="Times New Roman" w:cs="Times New Roman" w:eastAsia="Times New Roman" w:hAnsi="Times New Roman"/>
+              <w:jc w:val="both"/>
+            </w:pPr>
+            <w:r>
+              <w:rPr>
+                <w:rFonts w:ascii="Barlow Semi Condensed" w:cs="Barlow Semi Condensed" w:eastAsia="Barlow Semi Condensed" w:hAnsi="Barlow Semi Condensed"/>
                 <w:sz w:val="20"/>
                 <w:szCs w:val="20"/>
               </w:rPr>
@@ -7609,11 +7609,11 @@
           <w:p>
             <w:pPr>
               <w:spacing w:after="20" w:before="20"/>
-              <w:jc w:val="left"/>
-            </w:pPr>
-            <w:r>
-              <w:rPr>
-                <w:rFonts w:ascii="Times New Roman" w:cs="Times New Roman" w:eastAsia="Times New Roman" w:hAnsi="Times New Roman"/>
+              <w:jc w:val="both"/>
+            </w:pPr>
+            <w:r>
+              <w:rPr>
+                <w:rFonts w:ascii="Barlow Semi Condensed" w:cs="Barlow Semi Condensed" w:eastAsia="Barlow Semi Condensed" w:hAnsi="Barlow Semi Condensed"/>
                 <w:b/>
                 <w:bCs/>
                 <w:sz w:val="20"/>
@@ -7630,11 +7630,11 @@
           <w:p>
             <w:pPr>
               <w:spacing w:after="20" w:before="20"/>
-              <w:jc w:val="left"/>
-            </w:pPr>
-            <w:r>
-              <w:rPr>
-                <w:rFonts w:ascii="Times New Roman" w:cs="Times New Roman" w:eastAsia="Times New Roman" w:hAnsi="Times New Roman"/>
+              <w:jc w:val="both"/>
+            </w:pPr>
+            <w:r>
+              <w:rPr>
+                <w:rFonts w:ascii="Barlow Semi Condensed" w:cs="Barlow Semi Condensed" w:eastAsia="Barlow Semi Condensed" w:hAnsi="Barlow Semi Condensed"/>
                 <w:sz w:val="20"/>
                 <w:szCs w:val="20"/>
               </w:rPr>
@@ -7651,11 +7651,11 @@
           <w:p>
             <w:pPr>
               <w:spacing w:after="20" w:before="20"/>
-              <w:jc w:val="left"/>
-            </w:pPr>
-            <w:r>
-              <w:rPr>
-                <w:rFonts w:ascii="Times New Roman" w:cs="Times New Roman" w:eastAsia="Times New Roman" w:hAnsi="Times New Roman"/>
+              <w:jc w:val="both"/>
+            </w:pPr>
+            <w:r>
+              <w:rPr>
+                <w:rFonts w:ascii="Barlow Semi Condensed" w:cs="Barlow Semi Condensed" w:eastAsia="Barlow Semi Condensed" w:hAnsi="Barlow Semi Condensed"/>
                 <w:sz w:val="20"/>
                 <w:szCs w:val="20"/>
               </w:rPr>
@@ -7670,11 +7670,11 @@
           <w:p>
             <w:pPr>
               <w:spacing w:after="20" w:before="20"/>
-              <w:jc w:val="left"/>
-            </w:pPr>
-            <w:r>
-              <w:rPr>
-                <w:rFonts w:ascii="Times New Roman" w:cs="Times New Roman" w:eastAsia="Times New Roman" w:hAnsi="Times New Roman"/>
+              <w:jc w:val="both"/>
+            </w:pPr>
+            <w:r>
+              <w:rPr>
+                <w:rFonts w:ascii="Barlow Semi Condensed" w:cs="Barlow Semi Condensed" w:eastAsia="Barlow Semi Condensed" w:hAnsi="Barlow Semi Condensed"/>
                 <w:sz w:val="20"/>
                 <w:szCs w:val="20"/>
               </w:rPr>
@@ -7689,11 +7689,11 @@
           <w:p>
             <w:pPr>
               <w:spacing w:after="20" w:before="20"/>
-              <w:jc w:val="left"/>
-            </w:pPr>
-            <w:r>
-              <w:rPr>
-                <w:rFonts w:ascii="Times New Roman" w:cs="Times New Roman" w:eastAsia="Times New Roman" w:hAnsi="Times New Roman"/>
+              <w:jc w:val="both"/>
+            </w:pPr>
+            <w:r>
+              <w:rPr>
+                <w:rFonts w:ascii="Barlow Semi Condensed" w:cs="Barlow Semi Condensed" w:eastAsia="Barlow Semi Condensed" w:hAnsi="Barlow Semi Condensed"/>
                 <w:b/>
                 <w:bCs/>
                 <w:sz w:val="20"/>
@@ -7710,11 +7710,11 @@
           <w:p>
             <w:pPr>
               <w:spacing w:after="20" w:before="20"/>
-              <w:jc w:val="left"/>
-            </w:pPr>
-            <w:r>
-              <w:rPr>
-                <w:rFonts w:ascii="Times New Roman" w:cs="Times New Roman" w:eastAsia="Times New Roman" w:hAnsi="Times New Roman"/>
+              <w:jc w:val="both"/>
+            </w:pPr>
+            <w:r>
+              <w:rPr>
+                <w:rFonts w:ascii="Barlow Semi Condensed" w:cs="Barlow Semi Condensed" w:eastAsia="Barlow Semi Condensed" w:hAnsi="Barlow Semi Condensed"/>
                 <w:sz w:val="20"/>
                 <w:szCs w:val="20"/>
               </w:rPr>
@@ -7731,11 +7731,11 @@
           <w:p>
             <w:pPr>
               <w:spacing w:after="20" w:before="20"/>
-              <w:jc w:val="left"/>
-            </w:pPr>
-            <w:r>
-              <w:rPr>
-                <w:rFonts w:ascii="Times New Roman" w:cs="Times New Roman" w:eastAsia="Times New Roman" w:hAnsi="Times New Roman"/>
+              <w:jc w:val="both"/>
+            </w:pPr>
+            <w:r>
+              <w:rPr>
+                <w:rFonts w:ascii="Barlow Semi Condensed" w:cs="Barlow Semi Condensed" w:eastAsia="Barlow Semi Condensed" w:hAnsi="Barlow Semi Condensed"/>
                 <w:sz w:val="20"/>
                 <w:szCs w:val="20"/>
               </w:rPr>
@@ -7750,11 +7750,11 @@
           <w:p>
             <w:pPr>
               <w:spacing w:after="20" w:before="20"/>
-              <w:jc w:val="left"/>
-            </w:pPr>
-            <w:r>
-              <w:rPr>
-                <w:rFonts w:ascii="Times New Roman" w:cs="Times New Roman" w:eastAsia="Times New Roman" w:hAnsi="Times New Roman"/>
+              <w:jc w:val="both"/>
+            </w:pPr>
+            <w:r>
+              <w:rPr>
+                <w:rFonts w:ascii="Barlow Semi Condensed" w:cs="Barlow Semi Condensed" w:eastAsia="Barlow Semi Condensed" w:hAnsi="Barlow Semi Condensed"/>
                 <w:sz w:val="20"/>
                 <w:szCs w:val="20"/>
               </w:rPr>
@@ -7769,11 +7769,11 @@
           <w:p>
             <w:pPr>
               <w:spacing w:after="20" w:before="20"/>
-              <w:jc w:val="left"/>
-            </w:pPr>
-            <w:r>
-              <w:rPr>
-                <w:rFonts w:ascii="Times New Roman" w:cs="Times New Roman" w:eastAsia="Times New Roman" w:hAnsi="Times New Roman"/>
+              <w:jc w:val="both"/>
+            </w:pPr>
+            <w:r>
+              <w:rPr>
+                <w:rFonts w:ascii="Barlow Semi Condensed" w:cs="Barlow Semi Condensed" w:eastAsia="Barlow Semi Condensed" w:hAnsi="Barlow Semi Condensed"/>
                 <w:b/>
                 <w:bCs/>
                 <w:sz w:val="20"/>
@@ -7783,7 +7783,7 @@
             </w:r>
             <w:r>
               <w:rPr>
-                <w:rFonts w:ascii="Times New Roman" w:cs="Times New Roman" w:eastAsia="Times New Roman" w:hAnsi="Times New Roman"/>
+                <w:rFonts w:ascii="Barlow Semi Condensed" w:cs="Barlow Semi Condensed" w:eastAsia="Barlow Semi Condensed" w:hAnsi="Barlow Semi Condensed"/>
                 <w:sz w:val="20"/>
                 <w:szCs w:val="20"/>
               </w:rPr>
@@ -7791,7 +7791,7 @@
             </w:r>
             <w:r>
               <w:rPr>
-                <w:rFonts w:ascii="Times New Roman" w:cs="Times New Roman" w:eastAsia="Times New Roman" w:hAnsi="Times New Roman"/>
+                <w:rFonts w:ascii="Barlow Semi Condensed" w:cs="Barlow Semi Condensed" w:eastAsia="Barlow Semi Condensed" w:hAnsi="Barlow Semi Condensed"/>
                 <w:i/>
                 <w:iCs/>
                 <w:sz w:val="20"/>
@@ -7801,7 +7801,7 @@
             </w:r>
             <w:r>
               <w:rPr>
-                <w:rFonts w:ascii="Times New Roman" w:cs="Times New Roman" w:eastAsia="Times New Roman" w:hAnsi="Times New Roman"/>
+                <w:rFonts w:ascii="Barlow Semi Condensed" w:cs="Barlow Semi Condensed" w:eastAsia="Barlow Semi Condensed" w:hAnsi="Barlow Semi Condensed"/>
                 <w:sz w:val="20"/>
                 <w:szCs w:val="20"/>
               </w:rPr>
@@ -7809,7 +7809,7 @@
             </w:r>
             <w:r>
               <w:rPr>
-                <w:rFonts w:ascii="Times New Roman" w:cs="Times New Roman" w:eastAsia="Times New Roman" w:hAnsi="Times New Roman"/>
+                <w:rFonts w:ascii="Barlow Semi Condensed" w:cs="Barlow Semi Condensed" w:eastAsia="Barlow Semi Condensed" w:hAnsi="Barlow Semi Condensed"/>
                 <w:b/>
                 <w:bCs/>
                 <w:sz w:val="20"/>
@@ -7826,11 +7826,11 @@
           <w:p>
             <w:pPr>
               <w:spacing w:after="20" w:before="20"/>
-              <w:jc w:val="left"/>
-            </w:pPr>
-            <w:r>
-              <w:rPr>
-                <w:rFonts w:ascii="Times New Roman" w:cs="Times New Roman" w:eastAsia="Times New Roman" w:hAnsi="Times New Roman"/>
+              <w:jc w:val="both"/>
+            </w:pPr>
+            <w:r>
+              <w:rPr>
+                <w:rFonts w:ascii="Barlow Semi Condensed" w:cs="Barlow Semi Condensed" w:eastAsia="Barlow Semi Condensed" w:hAnsi="Barlow Semi Condensed"/>
                 <w:sz w:val="20"/>
                 <w:szCs w:val="20"/>
               </w:rPr>
@@ -7847,11 +7847,11 @@
           <w:p>
             <w:pPr>
               <w:spacing w:after="20" w:before="20"/>
-              <w:jc w:val="left"/>
-            </w:pPr>
-            <w:r>
-              <w:rPr>
-                <w:rFonts w:ascii="Times New Roman" w:cs="Times New Roman" w:eastAsia="Times New Roman" w:hAnsi="Times New Roman"/>
+              <w:jc w:val="both"/>
+            </w:pPr>
+            <w:r>
+              <w:rPr>
+                <w:rFonts w:ascii="Barlow Semi Condensed" w:cs="Barlow Semi Condensed" w:eastAsia="Barlow Semi Condensed" w:hAnsi="Barlow Semi Condensed"/>
                 <w:sz w:val="20"/>
                 <w:szCs w:val="20"/>
               </w:rPr>
@@ -7866,11 +7866,11 @@
           <w:p>
             <w:pPr>
               <w:spacing w:after="20" w:before="20"/>
-              <w:jc w:val="left"/>
-            </w:pPr>
-            <w:r>
-              <w:rPr>
-                <w:rFonts w:ascii="Times New Roman" w:cs="Times New Roman" w:eastAsia="Times New Roman" w:hAnsi="Times New Roman"/>
+              <w:jc w:val="both"/>
+            </w:pPr>
+            <w:r>
+              <w:rPr>
+                <w:rFonts w:ascii="Barlow Semi Condensed" w:cs="Barlow Semi Condensed" w:eastAsia="Barlow Semi Condensed" w:hAnsi="Barlow Semi Condensed"/>
                 <w:sz w:val="20"/>
                 <w:szCs w:val="20"/>
               </w:rPr>
@@ -7885,11 +7885,11 @@
           <w:p>
             <w:pPr>
               <w:spacing w:after="20" w:before="20"/>
-              <w:jc w:val="left"/>
-            </w:pPr>
-            <w:r>
-              <w:rPr>
-                <w:rFonts w:ascii="Times New Roman" w:cs="Times New Roman" w:eastAsia="Times New Roman" w:hAnsi="Times New Roman"/>
+              <w:jc w:val="both"/>
+            </w:pPr>
+            <w:r>
+              <w:rPr>
+                <w:rFonts w:ascii="Barlow Semi Condensed" w:cs="Barlow Semi Condensed" w:eastAsia="Barlow Semi Condensed" w:hAnsi="Barlow Semi Condensed"/>
                 <w:b/>
                 <w:bCs/>
                 <w:sz w:val="20"/>
@@ -7899,7 +7899,7 @@
             </w:r>
             <w:r>
               <w:rPr>
-                <w:rFonts w:ascii="Times New Roman" w:cs="Times New Roman" w:eastAsia="Times New Roman" w:hAnsi="Times New Roman"/>
+                <w:rFonts w:ascii="Barlow Semi Condensed" w:cs="Barlow Semi Condensed" w:eastAsia="Barlow Semi Condensed" w:hAnsi="Barlow Semi Condensed"/>
                 <w:sz w:val="20"/>
                 <w:szCs w:val="20"/>
               </w:rPr>
@@ -7907,7 +7907,7 @@
             </w:r>
             <w:r>
               <w:rPr>
-                <w:rFonts w:ascii="Times New Roman" w:cs="Times New Roman" w:eastAsia="Times New Roman" w:hAnsi="Times New Roman"/>
+                <w:rFonts w:ascii="Barlow Semi Condensed" w:cs="Barlow Semi Condensed" w:eastAsia="Barlow Semi Condensed" w:hAnsi="Barlow Semi Condensed"/>
                 <w:i/>
                 <w:iCs/>
                 <w:sz w:val="20"/>
@@ -7917,7 +7917,7 @@
             </w:r>
             <w:r>
               <w:rPr>
-                <w:rFonts w:ascii="Times New Roman" w:cs="Times New Roman" w:eastAsia="Times New Roman" w:hAnsi="Times New Roman"/>
+                <w:rFonts w:ascii="Barlow Semi Condensed" w:cs="Barlow Semi Condensed" w:eastAsia="Barlow Semi Condensed" w:hAnsi="Barlow Semi Condensed"/>
                 <w:sz w:val="20"/>
                 <w:szCs w:val="20"/>
               </w:rPr>
@@ -7925,7 +7925,7 @@
             </w:r>
             <w:r>
               <w:rPr>
-                <w:rFonts w:ascii="Times New Roman" w:cs="Times New Roman" w:eastAsia="Times New Roman" w:hAnsi="Times New Roman"/>
+                <w:rFonts w:ascii="Barlow Semi Condensed" w:cs="Barlow Semi Condensed" w:eastAsia="Barlow Semi Condensed" w:hAnsi="Barlow Semi Condensed"/>
                 <w:b/>
                 <w:bCs/>
                 <w:sz w:val="20"/>
@@ -7942,11 +7942,11 @@
           <w:p>
             <w:pPr>
               <w:spacing w:after="20" w:before="20"/>
-              <w:jc w:val="left"/>
-            </w:pPr>
-            <w:r>
-              <w:rPr>
-                <w:rFonts w:ascii="Times New Roman" w:cs="Times New Roman" w:eastAsia="Times New Roman" w:hAnsi="Times New Roman"/>
+              <w:jc w:val="both"/>
+            </w:pPr>
+            <w:r>
+              <w:rPr>
+                <w:rFonts w:ascii="Barlow Semi Condensed" w:cs="Barlow Semi Condensed" w:eastAsia="Barlow Semi Condensed" w:hAnsi="Barlow Semi Condensed"/>
                 <w:sz w:val="20"/>
                 <w:szCs w:val="20"/>
               </w:rPr>
@@ -7963,11 +7963,11 @@
           <w:p>
             <w:pPr>
               <w:spacing w:after="20" w:before="20"/>
-              <w:jc w:val="left"/>
-            </w:pPr>
-            <w:r>
-              <w:rPr>
-                <w:rFonts w:ascii="Times New Roman" w:cs="Times New Roman" w:eastAsia="Times New Roman" w:hAnsi="Times New Roman"/>
+              <w:jc w:val="both"/>
+            </w:pPr>
+            <w:r>
+              <w:rPr>
+                <w:rFonts w:ascii="Barlow Semi Condensed" w:cs="Barlow Semi Condensed" w:eastAsia="Barlow Semi Condensed" w:hAnsi="Barlow Semi Condensed"/>
                 <w:sz w:val="20"/>
                 <w:szCs w:val="20"/>
               </w:rPr>
@@ -7982,11 +7982,11 @@
           <w:p>
             <w:pPr>
               <w:spacing w:after="20" w:before="20"/>
-              <w:jc w:val="left"/>
-            </w:pPr>
-            <w:r>
-              <w:rPr>
-                <w:rFonts w:ascii="Times New Roman" w:cs="Times New Roman" w:eastAsia="Times New Roman" w:hAnsi="Times New Roman"/>
+              <w:jc w:val="both"/>
+            </w:pPr>
+            <w:r>
+              <w:rPr>
+                <w:rFonts w:ascii="Barlow Semi Condensed" w:cs="Barlow Semi Condensed" w:eastAsia="Barlow Semi Condensed" w:hAnsi="Barlow Semi Condensed"/>
                 <w:sz w:val="20"/>
                 <w:szCs w:val="20"/>
               </w:rPr>
@@ -8001,11 +8001,11 @@
           <w:p>
             <w:pPr>
               <w:spacing w:after="20" w:before="20"/>
-              <w:jc w:val="left"/>
-            </w:pPr>
-            <w:r>
-              <w:rPr>
-                <w:rFonts w:ascii="Times New Roman" w:cs="Times New Roman" w:eastAsia="Times New Roman" w:hAnsi="Times New Roman"/>
+              <w:jc w:val="both"/>
+            </w:pPr>
+            <w:r>
+              <w:rPr>
+                <w:rFonts w:ascii="Barlow Semi Condensed" w:cs="Barlow Semi Condensed" w:eastAsia="Barlow Semi Condensed" w:hAnsi="Barlow Semi Condensed"/>
                 <w:b/>
                 <w:bCs/>
                 <w:sz w:val="20"/>
@@ -8015,7 +8015,7 @@
             </w:r>
             <w:r>
               <w:rPr>
-                <w:rFonts w:ascii="Times New Roman" w:cs="Times New Roman" w:eastAsia="Times New Roman" w:hAnsi="Times New Roman"/>
+                <w:rFonts w:ascii="Barlow Semi Condensed" w:cs="Barlow Semi Condensed" w:eastAsia="Barlow Semi Condensed" w:hAnsi="Barlow Semi Condensed"/>
                 <w:sz w:val="20"/>
                 <w:szCs w:val="20"/>
               </w:rPr>
@@ -8023,7 +8023,7 @@
             </w:r>
             <w:r>
               <w:rPr>
-                <w:rFonts w:ascii="Times New Roman" w:cs="Times New Roman" w:eastAsia="Times New Roman" w:hAnsi="Times New Roman"/>
+                <w:rFonts w:ascii="Barlow Semi Condensed" w:cs="Barlow Semi Condensed" w:eastAsia="Barlow Semi Condensed" w:hAnsi="Barlow Semi Condensed"/>
                 <w:b/>
                 <w:bCs/>
                 <w:sz w:val="20"/>
@@ -8033,7 +8033,7 @@
             </w:r>
             <w:r>
               <w:rPr>
-                <w:rFonts w:ascii="Times New Roman" w:cs="Times New Roman" w:eastAsia="Times New Roman" w:hAnsi="Times New Roman"/>
+                <w:rFonts w:ascii="Barlow Semi Condensed" w:cs="Barlow Semi Condensed" w:eastAsia="Barlow Semi Condensed" w:hAnsi="Barlow Semi Condensed"/>
                 <w:sz w:val="20"/>
                 <w:szCs w:val="20"/>
               </w:rPr>
@@ -8048,11 +8048,11 @@
           <w:p>
             <w:pPr>
               <w:spacing w:after="20" w:before="20"/>
-              <w:jc w:val="left"/>
-            </w:pPr>
-            <w:r>
-              <w:rPr>
-                <w:rFonts w:ascii="Times New Roman" w:cs="Times New Roman" w:eastAsia="Times New Roman" w:hAnsi="Times New Roman"/>
+              <w:jc w:val="both"/>
+            </w:pPr>
+            <w:r>
+              <w:rPr>
+                <w:rFonts w:ascii="Barlow Semi Condensed" w:cs="Barlow Semi Condensed" w:eastAsia="Barlow Semi Condensed" w:hAnsi="Barlow Semi Condensed"/>
                 <w:sz w:val="20"/>
                 <w:szCs w:val="20"/>
               </w:rPr>
@@ -8069,11 +8069,11 @@
           <w:p>
             <w:pPr>
               <w:spacing w:after="20" w:before="20"/>
-              <w:jc w:val="left"/>
-            </w:pPr>
-            <w:r>
-              <w:rPr>
-                <w:rFonts w:ascii="Times New Roman" w:cs="Times New Roman" w:eastAsia="Times New Roman" w:hAnsi="Times New Roman"/>
+              <w:jc w:val="both"/>
+            </w:pPr>
+            <w:r>
+              <w:rPr>
+                <w:rFonts w:ascii="Barlow Semi Condensed" w:cs="Barlow Semi Condensed" w:eastAsia="Barlow Semi Condensed" w:hAnsi="Barlow Semi Condensed"/>
                 <w:sz w:val="20"/>
                 <w:szCs w:val="20"/>
               </w:rPr>
@@ -8088,11 +8088,11 @@
           <w:p>
             <w:pPr>
               <w:spacing w:after="20" w:before="20"/>
-              <w:jc w:val="left"/>
-            </w:pPr>
-            <w:r>
-              <w:rPr>
-                <w:rFonts w:ascii="Times New Roman" w:cs="Times New Roman" w:eastAsia="Times New Roman" w:hAnsi="Times New Roman"/>
+              <w:jc w:val="both"/>
+            </w:pPr>
+            <w:r>
+              <w:rPr>
+                <w:rFonts w:ascii="Barlow Semi Condensed" w:cs="Barlow Semi Condensed" w:eastAsia="Barlow Semi Condensed" w:hAnsi="Barlow Semi Condensed"/>
                 <w:sz w:val="20"/>
                 <w:szCs w:val="20"/>
               </w:rPr>
@@ -8107,11 +8107,11 @@
           <w:p>
             <w:pPr>
               <w:spacing w:after="20" w:before="20"/>
-              <w:jc w:val="left"/>
-            </w:pPr>
-            <w:r>
-              <w:rPr>
-                <w:rFonts w:ascii="Times New Roman" w:cs="Times New Roman" w:eastAsia="Times New Roman" w:hAnsi="Times New Roman"/>
+              <w:jc w:val="both"/>
+            </w:pPr>
+            <w:r>
+              <w:rPr>
+                <w:rFonts w:ascii="Barlow Semi Condensed" w:cs="Barlow Semi Condensed" w:eastAsia="Barlow Semi Condensed" w:hAnsi="Barlow Semi Condensed"/>
                 <w:b/>
                 <w:bCs/>
                 <w:sz w:val="20"/>
@@ -8121,7 +8121,7 @@
             </w:r>
             <w:r>
               <w:rPr>
-                <w:rFonts w:ascii="Times New Roman" w:cs="Times New Roman" w:eastAsia="Times New Roman" w:hAnsi="Times New Roman"/>
+                <w:rFonts w:ascii="Barlow Semi Condensed" w:cs="Barlow Semi Condensed" w:eastAsia="Barlow Semi Condensed" w:hAnsi="Barlow Semi Condensed"/>
                 <w:sz w:val="20"/>
                 <w:szCs w:val="20"/>
               </w:rPr>
@@ -8129,7 +8129,7 @@
             </w:r>
             <w:r>
               <w:rPr>
-                <w:rFonts w:ascii="Times New Roman" w:cs="Times New Roman" w:eastAsia="Times New Roman" w:hAnsi="Times New Roman"/>
+                <w:rFonts w:ascii="Barlow Semi Condensed" w:cs="Barlow Semi Condensed" w:eastAsia="Barlow Semi Condensed" w:hAnsi="Barlow Semi Condensed"/>
                 <w:b/>
                 <w:bCs/>
                 <w:sz w:val="20"/>
@@ -8139,7 +8139,7 @@
             </w:r>
             <w:r>
               <w:rPr>
-                <w:rFonts w:ascii="Times New Roman" w:cs="Times New Roman" w:eastAsia="Times New Roman" w:hAnsi="Times New Roman"/>
+                <w:rFonts w:ascii="Barlow Semi Condensed" w:cs="Barlow Semi Condensed" w:eastAsia="Barlow Semi Condensed" w:hAnsi="Barlow Semi Condensed"/>
                 <w:sz w:val="20"/>
                 <w:szCs w:val="20"/>
               </w:rPr>
@@ -8154,11 +8154,11 @@
           <w:p>
             <w:pPr>
               <w:spacing w:after="20" w:before="20"/>
-              <w:jc w:val="left"/>
-            </w:pPr>
-            <w:r>
-              <w:rPr>
-                <w:rFonts w:ascii="Times New Roman" w:cs="Times New Roman" w:eastAsia="Times New Roman" w:hAnsi="Times New Roman"/>
+              <w:jc w:val="both"/>
+            </w:pPr>
+            <w:r>
+              <w:rPr>
+                <w:rFonts w:ascii="Barlow Semi Condensed" w:cs="Barlow Semi Condensed" w:eastAsia="Barlow Semi Condensed" w:hAnsi="Barlow Semi Condensed"/>
                 <w:sz w:val="20"/>
                 <w:szCs w:val="20"/>
               </w:rPr>
@@ -8175,11 +8175,11 @@
           <w:p>
             <w:pPr>
               <w:spacing w:after="20" w:before="20"/>
-              <w:jc w:val="left"/>
-            </w:pPr>
-            <w:r>
-              <w:rPr>
-                <w:rFonts w:ascii="Times New Roman" w:cs="Times New Roman" w:eastAsia="Times New Roman" w:hAnsi="Times New Roman"/>
+              <w:jc w:val="both"/>
+            </w:pPr>
+            <w:r>
+              <w:rPr>
+                <w:rFonts w:ascii="Barlow Semi Condensed" w:cs="Barlow Semi Condensed" w:eastAsia="Barlow Semi Condensed" w:hAnsi="Barlow Semi Condensed"/>
                 <w:sz w:val="20"/>
                 <w:szCs w:val="20"/>
               </w:rPr>
@@ -8194,11 +8194,11 @@
           <w:p>
             <w:pPr>
               <w:spacing w:after="20" w:before="20"/>
-              <w:jc w:val="left"/>
-            </w:pPr>
-            <w:r>
-              <w:rPr>
-                <w:rFonts w:ascii="Times New Roman" w:cs="Times New Roman" w:eastAsia="Times New Roman" w:hAnsi="Times New Roman"/>
+              <w:jc w:val="both"/>
+            </w:pPr>
+            <w:r>
+              <w:rPr>
+                <w:rFonts w:ascii="Barlow Semi Condensed" w:cs="Barlow Semi Condensed" w:eastAsia="Barlow Semi Condensed" w:hAnsi="Barlow Semi Condensed"/>
                 <w:sz w:val="20"/>
                 <w:szCs w:val="20"/>
               </w:rPr>
@@ -8213,11 +8213,11 @@
           <w:p>
             <w:pPr>
               <w:spacing w:after="20" w:before="20"/>
-              <w:jc w:val="left"/>
-            </w:pPr>
-            <w:r>
-              <w:rPr>
-                <w:rFonts w:ascii="Times New Roman" w:cs="Times New Roman" w:eastAsia="Times New Roman" w:hAnsi="Times New Roman"/>
+              <w:jc w:val="both"/>
+            </w:pPr>
+            <w:r>
+              <w:rPr>
+                <w:rFonts w:ascii="Barlow Semi Condensed" w:cs="Barlow Semi Condensed" w:eastAsia="Barlow Semi Condensed" w:hAnsi="Barlow Semi Condensed"/>
                 <w:b/>
                 <w:bCs/>
                 <w:sz w:val="20"/>
@@ -8227,7 +8227,7 @@
             </w:r>
             <w:r>
               <w:rPr>
-                <w:rFonts w:ascii="Times New Roman" w:cs="Times New Roman" w:eastAsia="Times New Roman" w:hAnsi="Times New Roman"/>
+                <w:rFonts w:ascii="Barlow Semi Condensed" w:cs="Barlow Semi Condensed" w:eastAsia="Barlow Semi Condensed" w:hAnsi="Barlow Semi Condensed"/>
                 <w:sz w:val="20"/>
                 <w:szCs w:val="20"/>
               </w:rPr>
@@ -8242,11 +8242,11 @@
           <w:p>
             <w:pPr>
               <w:spacing w:after="20" w:before="20"/>
-              <w:jc w:val="left"/>
-            </w:pPr>
-            <w:r>
-              <w:rPr>
-                <w:rFonts w:ascii="Times New Roman" w:cs="Times New Roman" w:eastAsia="Times New Roman" w:hAnsi="Times New Roman"/>
+              <w:jc w:val="both"/>
+            </w:pPr>
+            <w:r>
+              <w:rPr>
+                <w:rFonts w:ascii="Barlow Semi Condensed" w:cs="Barlow Semi Condensed" w:eastAsia="Barlow Semi Condensed" w:hAnsi="Barlow Semi Condensed"/>
                 <w:sz w:val="20"/>
                 <w:szCs w:val="20"/>
               </w:rPr>
@@ -8263,11 +8263,11 @@
           <w:p>
             <w:pPr>
               <w:spacing w:after="20" w:before="20"/>
-              <w:jc w:val="left"/>
-            </w:pPr>
-            <w:r>
-              <w:rPr>
-                <w:rFonts w:ascii="Times New Roman" w:cs="Times New Roman" w:eastAsia="Times New Roman" w:hAnsi="Times New Roman"/>
+              <w:jc w:val="both"/>
+            </w:pPr>
+            <w:r>
+              <w:rPr>
+                <w:rFonts w:ascii="Barlow Semi Condensed" w:cs="Barlow Semi Condensed" w:eastAsia="Barlow Semi Condensed" w:hAnsi="Barlow Semi Condensed"/>
                 <w:sz w:val="20"/>
                 <w:szCs w:val="20"/>
               </w:rPr>
@@ -8282,11 +8282,11 @@
           <w:p>
             <w:pPr>
               <w:spacing w:after="20" w:before="20"/>
-              <w:jc w:val="left"/>
-            </w:pPr>
-            <w:r>
-              <w:rPr>
-                <w:rFonts w:ascii="Times New Roman" w:cs="Times New Roman" w:eastAsia="Times New Roman" w:hAnsi="Times New Roman"/>
+              <w:jc w:val="both"/>
+            </w:pPr>
+            <w:r>
+              <w:rPr>
+                <w:rFonts w:ascii="Barlow Semi Condensed" w:cs="Barlow Semi Condensed" w:eastAsia="Barlow Semi Condensed" w:hAnsi="Barlow Semi Condensed"/>
                 <w:sz w:val="20"/>
                 <w:szCs w:val="20"/>
               </w:rPr>
@@ -8301,11 +8301,11 @@
           <w:p>
             <w:pPr>
               <w:spacing w:after="20" w:before="20"/>
-              <w:jc w:val="left"/>
-            </w:pPr>
-            <w:r>
-              <w:rPr>
-                <w:rFonts w:ascii="Times New Roman" w:cs="Times New Roman" w:eastAsia="Times New Roman" w:hAnsi="Times New Roman"/>
+              <w:jc w:val="both"/>
+            </w:pPr>
+            <w:r>
+              <w:rPr>
+                <w:rFonts w:ascii="Barlow Semi Condensed" w:cs="Barlow Semi Condensed" w:eastAsia="Barlow Semi Condensed" w:hAnsi="Barlow Semi Condensed"/>
                 <w:b/>
                 <w:bCs/>
                 <w:sz w:val="20"/>
@@ -8322,11 +8322,11 @@
           <w:p>
             <w:pPr>
               <w:spacing w:after="20" w:before="20"/>
-              <w:jc w:val="left"/>
-            </w:pPr>
-            <w:r>
-              <w:rPr>
-                <w:rFonts w:ascii="Times New Roman" w:cs="Times New Roman" w:eastAsia="Times New Roman" w:hAnsi="Times New Roman"/>
+              <w:jc w:val="both"/>
+            </w:pPr>
+            <w:r>
+              <w:rPr>
+                <w:rFonts w:ascii="Barlow Semi Condensed" w:cs="Barlow Semi Condensed" w:eastAsia="Barlow Semi Condensed" w:hAnsi="Barlow Semi Condensed"/>
                 <w:sz w:val="20"/>
                 <w:szCs w:val="20"/>
               </w:rPr>
@@ -8343,11 +8343,11 @@
           <w:p>
             <w:pPr>
               <w:spacing w:after="20" w:before="20"/>
-              <w:jc w:val="left"/>
-            </w:pPr>
-            <w:r>
-              <w:rPr>
-                <w:rFonts w:ascii="Times New Roman" w:cs="Times New Roman" w:eastAsia="Times New Roman" w:hAnsi="Times New Roman"/>
+              <w:jc w:val="both"/>
+            </w:pPr>
+            <w:r>
+              <w:rPr>
+                <w:rFonts w:ascii="Barlow Semi Condensed" w:cs="Barlow Semi Condensed" w:eastAsia="Barlow Semi Condensed" w:hAnsi="Barlow Semi Condensed"/>
                 <w:sz w:val="20"/>
                 <w:szCs w:val="20"/>
               </w:rPr>
@@ -8362,11 +8362,11 @@
           <w:p>
             <w:pPr>
               <w:spacing w:after="20" w:before="20"/>
-              <w:jc w:val="left"/>
-            </w:pPr>
-            <w:r>
-              <w:rPr>
-                <w:rFonts w:ascii="Times New Roman" w:cs="Times New Roman" w:eastAsia="Times New Roman" w:hAnsi="Times New Roman"/>
+              <w:jc w:val="both"/>
+            </w:pPr>
+            <w:r>
+              <w:rPr>
+                <w:rFonts w:ascii="Barlow Semi Condensed" w:cs="Barlow Semi Condensed" w:eastAsia="Barlow Semi Condensed" w:hAnsi="Barlow Semi Condensed"/>
                 <w:sz w:val="20"/>
                 <w:szCs w:val="20"/>
               </w:rPr>
@@ -8381,11 +8381,11 @@
           <w:p>
             <w:pPr>
               <w:spacing w:after="20" w:before="20"/>
-              <w:jc w:val="left"/>
-            </w:pPr>
-            <w:r>
-              <w:rPr>
-                <w:rFonts w:ascii="Times New Roman" w:cs="Times New Roman" w:eastAsia="Times New Roman" w:hAnsi="Times New Roman"/>
+              <w:jc w:val="both"/>
+            </w:pPr>
+            <w:r>
+              <w:rPr>
+                <w:rFonts w:ascii="Barlow Semi Condensed" w:cs="Barlow Semi Condensed" w:eastAsia="Barlow Semi Condensed" w:hAnsi="Barlow Semi Condensed"/>
                 <w:b/>
                 <w:bCs/>
                 <w:sz w:val="20"/>
@@ -8402,11 +8402,11 @@
           <w:p>
             <w:pPr>
               <w:spacing w:after="20" w:before="20"/>
-              <w:jc w:val="left"/>
-            </w:pPr>
-            <w:r>
-              <w:rPr>
-                <w:rFonts w:ascii="Times New Roman" w:cs="Times New Roman" w:eastAsia="Times New Roman" w:hAnsi="Times New Roman"/>
+              <w:jc w:val="both"/>
+            </w:pPr>
+            <w:r>
+              <w:rPr>
+                <w:rFonts w:ascii="Barlow Semi Condensed" w:cs="Barlow Semi Condensed" w:eastAsia="Barlow Semi Condensed" w:hAnsi="Barlow Semi Condensed"/>
                 <w:sz w:val="20"/>
                 <w:szCs w:val="20"/>
               </w:rPr>
@@ -8436,7 +8436,7 @@
       </w:pPr>
       <w:r>
         <w:rPr>
-          <w:rFonts w:ascii="Times New Roman" w:cs="Times New Roman" w:eastAsia="Times New Roman" w:hAnsi="Times New Roman"/>
+          <w:rFonts w:ascii="Barlow Semi Condensed" w:cs="Barlow Semi Condensed" w:eastAsia="Barlow Semi Condensed" w:hAnsi="Barlow Semi Condensed"/>
           <w:sz w:val="24"/>
           <w:szCs w:val="24"/>
         </w:rPr>
@@ -8450,7 +8450,7 @@
       </w:pPr>
       <w:r>
         <w:rPr>
-          <w:rFonts w:ascii="Times New Roman" w:cs="Times New Roman" w:eastAsia="Times New Roman" w:hAnsi="Times New Roman"/>
+          <w:rFonts w:ascii="Barlow Semi Condensed" w:cs="Barlow Semi Condensed" w:eastAsia="Barlow Semi Condensed" w:hAnsi="Barlow Semi Condensed"/>
           <w:sz w:val="24"/>
           <w:szCs w:val="24"/>
         </w:rPr>
@@ -8469,7 +8469,7 @@
       </w:pPr>
       <w:r>
         <w:rPr>
-          <w:rFonts w:ascii="Times New Roman" w:cs="Times New Roman" w:eastAsia="Times New Roman" w:hAnsi="Times New Roman"/>
+          <w:rFonts w:ascii="Barlow Semi Condensed" w:cs="Barlow Semi Condensed" w:eastAsia="Barlow Semi Condensed" w:hAnsi="Barlow Semi Condensed"/>
           <w:b/>
           <w:bCs/>
           <w:sz w:val="24"/>
@@ -8479,7 +8479,7 @@
       </w:r>
       <w:r>
         <w:rPr>
-          <w:rFonts w:ascii="Times New Roman" w:cs="Times New Roman" w:eastAsia="Times New Roman" w:hAnsi="Times New Roman"/>
+          <w:rFonts w:ascii="Barlow Semi Condensed" w:cs="Barlow Semi Condensed" w:eastAsia="Barlow Semi Condensed" w:hAnsi="Barlow Semi Condensed"/>
           <w:sz w:val="24"/>
           <w:szCs w:val="24"/>
         </w:rPr>
@@ -8487,7 +8487,7 @@
       </w:r>
       <w:r>
         <w:rPr>
-          <w:rFonts w:ascii="Times New Roman" w:cs="Times New Roman" w:eastAsia="Times New Roman" w:hAnsi="Times New Roman"/>
+          <w:rFonts w:ascii="Barlow Semi Condensed" w:cs="Barlow Semi Condensed" w:eastAsia="Barlow Semi Condensed" w:hAnsi="Barlow Semi Condensed"/>
           <w:i/>
           <w:iCs/>
           <w:sz w:val="24"/>
@@ -8497,7 +8497,7 @@
       </w:r>
       <w:r>
         <w:rPr>
-          <w:rFonts w:ascii="Times New Roman" w:cs="Times New Roman" w:eastAsia="Times New Roman" w:hAnsi="Times New Roman"/>
+          <w:rFonts w:ascii="Barlow Semi Condensed" w:cs="Barlow Semi Condensed" w:eastAsia="Barlow Semi Condensed" w:hAnsi="Barlow Semi Condensed"/>
           <w:sz w:val="24"/>
           <w:szCs w:val="24"/>
         </w:rPr>
@@ -8516,7 +8516,7 @@
       </w:pPr>
       <w:r>
         <w:rPr>
-          <w:rFonts w:ascii="Times New Roman" w:cs="Times New Roman" w:eastAsia="Times New Roman" w:hAnsi="Times New Roman"/>
+          <w:rFonts w:ascii="Barlow Semi Condensed" w:cs="Barlow Semi Condensed" w:eastAsia="Barlow Semi Condensed" w:hAnsi="Barlow Semi Condensed"/>
           <w:b/>
           <w:bCs/>
           <w:sz w:val="24"/>
@@ -8526,7 +8526,7 @@
       </w:r>
       <w:r>
         <w:rPr>
-          <w:rFonts w:ascii="Times New Roman" w:cs="Times New Roman" w:eastAsia="Times New Roman" w:hAnsi="Times New Roman"/>
+          <w:rFonts w:ascii="Barlow Semi Condensed" w:cs="Barlow Semi Condensed" w:eastAsia="Barlow Semi Condensed" w:hAnsi="Barlow Semi Condensed"/>
           <w:sz w:val="24"/>
           <w:szCs w:val="24"/>
         </w:rPr>
@@ -8545,7 +8545,7 @@
       </w:pPr>
       <w:r>
         <w:rPr>
-          <w:rFonts w:ascii="Times New Roman" w:cs="Times New Roman" w:eastAsia="Times New Roman" w:hAnsi="Times New Roman"/>
+          <w:rFonts w:ascii="Barlow Semi Condensed" w:cs="Barlow Semi Condensed" w:eastAsia="Barlow Semi Condensed" w:hAnsi="Barlow Semi Condensed"/>
           <w:b/>
           <w:bCs/>
           <w:sz w:val="24"/>
@@ -8555,7 +8555,7 @@
       </w:r>
       <w:r>
         <w:rPr>
-          <w:rFonts w:ascii="Times New Roman" w:cs="Times New Roman" w:eastAsia="Times New Roman" w:hAnsi="Times New Roman"/>
+          <w:rFonts w:ascii="Barlow Semi Condensed" w:cs="Barlow Semi Condensed" w:eastAsia="Barlow Semi Condensed" w:hAnsi="Barlow Semi Condensed"/>
           <w:sz w:val="24"/>
           <w:szCs w:val="24"/>
         </w:rPr>
@@ -8574,7 +8574,7 @@
       </w:pPr>
       <w:r>
         <w:rPr>
-          <w:rFonts w:ascii="Times New Roman" w:cs="Times New Roman" w:eastAsia="Times New Roman" w:hAnsi="Times New Roman"/>
+          <w:rFonts w:ascii="Barlow Semi Condensed" w:cs="Barlow Semi Condensed" w:eastAsia="Barlow Semi Condensed" w:hAnsi="Barlow Semi Condensed"/>
           <w:b/>
           <w:bCs/>
           <w:sz w:val="24"/>
@@ -8584,7 +8584,7 @@
       </w:r>
       <w:r>
         <w:rPr>
-          <w:rFonts w:ascii="Times New Roman" w:cs="Times New Roman" w:eastAsia="Times New Roman" w:hAnsi="Times New Roman"/>
+          <w:rFonts w:ascii="Barlow Semi Condensed" w:cs="Barlow Semi Condensed" w:eastAsia="Barlow Semi Condensed" w:hAnsi="Barlow Semi Condensed"/>
           <w:sz w:val="24"/>
           <w:szCs w:val="24"/>
         </w:rPr>
@@ -8603,7 +8603,7 @@
       </w:pPr>
       <w:r>
         <w:rPr>
-          <w:rFonts w:ascii="Times New Roman" w:cs="Times New Roman" w:eastAsia="Times New Roman" w:hAnsi="Times New Roman"/>
+          <w:rFonts w:ascii="Barlow Semi Condensed" w:cs="Barlow Semi Condensed" w:eastAsia="Barlow Semi Condensed" w:hAnsi="Barlow Semi Condensed"/>
           <w:b/>
           <w:bCs/>
           <w:sz w:val="24"/>
@@ -8613,7 +8613,7 @@
       </w:r>
       <w:r>
         <w:rPr>
-          <w:rFonts w:ascii="Times New Roman" w:cs="Times New Roman" w:eastAsia="Times New Roman" w:hAnsi="Times New Roman"/>
+          <w:rFonts w:ascii="Barlow Semi Condensed" w:cs="Barlow Semi Condensed" w:eastAsia="Barlow Semi Condensed" w:hAnsi="Barlow Semi Condensed"/>
           <w:sz w:val="24"/>
           <w:szCs w:val="24"/>
         </w:rPr>
@@ -8627,7 +8627,7 @@
       </w:pPr>
       <w:r>
         <w:rPr>
-          <w:rFonts w:ascii="Times New Roman" w:cs="Times New Roman" w:eastAsia="Times New Roman" w:hAnsi="Times New Roman"/>
+          <w:rFonts w:ascii="Barlow Semi Condensed" w:cs="Barlow Semi Condensed" w:eastAsia="Barlow Semi Condensed" w:hAnsi="Barlow Semi Condensed"/>
           <w:sz w:val="24"/>
           <w:szCs w:val="24"/>
         </w:rPr>
@@ -8649,7 +8649,7 @@
       </w:pPr>
       <w:r>
         <w:rPr>
-          <w:rFonts w:ascii="Times New Roman" w:cs="Times New Roman" w:eastAsia="Times New Roman" w:hAnsi="Times New Roman"/>
+          <w:rFonts w:ascii="Barlow Semi Condensed" w:cs="Barlow Semi Condensed" w:eastAsia="Barlow Semi Condensed" w:hAnsi="Barlow Semi Condensed"/>
           <w:i/>
           <w:iCs/>
           <w:sz w:val="24"/>
@@ -8846,7 +8846,7 @@
   <w:docDefaults>
     <w:rPrDefault>
       <w:rPr>
-        <w:rFonts w:ascii="Times New Roman" w:cs="Times New Roman" w:eastAsia="Times New Roman" w:hAnsi="Times New Roman"/>
+        <w:rFonts w:ascii="Barlow Semi Condensed" w:cs="Barlow Semi Condensed" w:eastAsia="Barlow Semi Condensed" w:hAnsi="Barlow Semi Condensed"/>
         <w:sz w:val="24"/>
         <w:szCs w:val="24"/>
       </w:rPr>
@@ -9033,7 +9033,7 @@
       <w:spacing w:after="120" w:before="240"/>
     </w:pPr>
     <w:rPr>
-      <w:rFonts w:ascii="Times New Roman" w:cs="Times New Roman" w:eastAsia="Times New Roman" w:hAnsi="Times New Roman"/>
+      <w:rFonts w:ascii="Barlow Semi Condensed" w:cs="Barlow Semi Condensed" w:eastAsia="Barlow Semi Condensed" w:hAnsi="Barlow Semi Condensed"/>
       <w:b/>
       <w:bCs/>
       <w:color w:val="1F3864"/>
@@ -9050,7 +9050,7 @@
       <w:spacing w:after="100" w:before="200"/>
     </w:pPr>
     <w:rPr>
-      <w:rFonts w:ascii="Times New Roman" w:cs="Times New Roman" w:eastAsia="Times New Roman" w:hAnsi="Times New Roman"/>
+      <w:rFonts w:ascii="Barlow Semi Condensed" w:cs="Barlow Semi Condensed" w:eastAsia="Barlow Semi Condensed" w:hAnsi="Barlow Semi Condensed"/>
       <w:b/>
       <w:bCs/>
       <w:color w:val="1F3864"/>
@@ -9067,7 +9067,7 @@
       <w:spacing w:after="80" w:before="160"/>
     </w:pPr>
     <w:rPr>
-      <w:rFonts w:ascii="Times New Roman" w:cs="Times New Roman" w:eastAsia="Times New Roman" w:hAnsi="Times New Roman"/>
+      <w:rFonts w:ascii="Barlow Semi Condensed" w:cs="Barlow Semi Condensed" w:eastAsia="Barlow Semi Condensed" w:hAnsi="Barlow Semi Condensed"/>
       <w:b/>
       <w:bCs/>
       <w:i/>
